--- a/downloads/workbook/ai-3-week-34.docx
+++ b/downloads/workbook/ai-3-week-34.docx
@@ -1302,6 +1302,178 @@
         <w:t>Project connection: For your Verified Study Buddy, save the input, procedure, observed result and limitation of this check. Label this worked example as practice; use a different, previously unreviewed case when checking independent understanding.</w:t>
       </w:r>
     </w:p>
+    <w:p>
+      <w:pPr>
+        <w:pStyle w:val="Heading1"/>
+      </w:pPr>
+      <w:r>
+        <w:t>19. Project portfolio milestone</w:t>
+      </w:r>
+    </w:p>
+    <w:p>
+      <w:r>
+        <w:t>Project: Verified Study Buddy</w:t>
+      </w:r>
+    </w:p>
+    <w:p>
+      <w:r>
+        <w:t>Current milestone: Present and defend. Demonstrate the system, explain one failure and justify the next improvement with evidence.</w:t>
+      </w:r>
+    </w:p>
+    <w:p>
+      <w:r>
+        <w:t>For your Verified Study Buddy, save the input, procedure, observed result and limitation of this check. Label this worked example as practice; use a different, previously unreviewed case when checking independent understanding.</w:t>
+      </w:r>
+    </w:p>
+    <w:tbl>
+      <w:tblPr>
+        <w:tblStyle w:val="LightShading-Accent1"/>
+        <w:tblW w:type="auto" w:w="0"/>
+        <w:tblLook w:firstColumn="1" w:firstRow="1" w:lastColumn="0" w:lastRow="0" w:noHBand="0" w:noVBand="1" w:val="04A0"/>
+      </w:tblPr>
+      <w:tblGrid>
+        <w:gridCol w:w="5112"/>
+        <w:gridCol w:w="5112"/>
+      </w:tblGrid>
+      <w:tr>
+        <w:trPr>
+          <w:tblHeader/>
+        </w:trPr>
+        <w:tc>
+          <w:tcPr>
+            <w:tcW w:type="dxa" w:w="5112"/>
+          </w:tcPr>
+          <w:p>
+            <w:r>
+              <w:t>Evidence to keep</w:t>
+            </w:r>
+          </w:p>
+        </w:tc>
+        <w:tc>
+          <w:tcPr>
+            <w:tcW w:type="dxa" w:w="5112"/>
+          </w:tcPr>
+          <w:p>
+            <w:r>
+              <w:t>My record</w:t>
+            </w:r>
+          </w:p>
+        </w:tc>
+      </w:tr>
+      <w:tr>
+        <w:tc>
+          <w:tcPr>
+            <w:tcW w:type="dxa" w:w="5112"/>
+          </w:tcPr>
+          <w:p>
+            <w:r>
+              <w:t>This week’s input and deciding step</w:t>
+            </w:r>
+          </w:p>
+        </w:tc>
+        <w:tc>
+          <w:tcPr>
+            <w:tcW w:type="dxa" w:w="5112"/>
+          </w:tcPr>
+          <w:p>
+            <w:r/>
+          </w:p>
+        </w:tc>
+      </w:tr>
+      <w:tr>
+        <w:tc>
+          <w:tcPr>
+            <w:tcW w:type="dxa" w:w="5112"/>
+          </w:tcPr>
+          <w:p>
+            <w:r>
+              <w:t>Prediction and actual result (or labelled paper trace)</w:t>
+            </w:r>
+          </w:p>
+        </w:tc>
+        <w:tc>
+          <w:tcPr>
+            <w:tcW w:type="dxa" w:w="5112"/>
+          </w:tcPr>
+          <w:p>
+            <w:r/>
+          </w:p>
+        </w:tc>
+      </w:tr>
+      <w:tr>
+        <w:tc>
+          <w:tcPr>
+            <w:tcW w:type="dxa" w:w="5112"/>
+          </w:tcPr>
+          <w:p>
+            <w:r>
+              <w:t>One change since the previous checkpoint and why</w:t>
+            </w:r>
+          </w:p>
+        </w:tc>
+        <w:tc>
+          <w:tcPr>
+            <w:tcW w:type="dxa" w:w="5112"/>
+          </w:tcPr>
+          <w:p>
+            <w:r/>
+          </w:p>
+        </w:tc>
+      </w:tr>
+      <w:tr>
+        <w:tc>
+          <w:tcPr>
+            <w:tcW w:type="dxa" w:w="5112"/>
+          </w:tcPr>
+          <w:p>
+            <w:r>
+              <w:t>One error or limit and the next test</w:t>
+            </w:r>
+          </w:p>
+        </w:tc>
+        <w:tc>
+          <w:tcPr>
+            <w:tcW w:type="dxa" w:w="5112"/>
+          </w:tcPr>
+          <w:p>
+            <w:r/>
+          </w:p>
+        </w:tc>
+      </w:tr>
+    </w:tbl>
+    <w:p>
+      <w:pPr>
+        <w:pStyle w:val="Heading3"/>
+      </w:pPr>
+      <w:r>
+        <w:t>Explain what this week adds to your project. Reuse last week’s record rather than starting again.</w:t>
+      </w:r>
+    </w:p>
+    <w:p>
+      <w:r>
+        <w:t>________________________________________________________________</w:t>
+      </w:r>
+    </w:p>
+    <w:p>
+      <w:r>
+        <w:t>________________________________________________________________</w:t>
+      </w:r>
+    </w:p>
+    <w:p>
+      <w:r>
+        <w:t>________________________________________________________________</w:t>
+      </w:r>
+    </w:p>
+    <w:p>
+      <w:r>
+        <w:t>________________________________________________________________</w:t>
+      </w:r>
+    </w:p>
+    <w:p>
+      <w:r>
+        <w:t>________________________________________________________________</w:t>
+      </w:r>
+    </w:p>
     <w:sectPr>
       <w:pgSz w:w="12240" w:h="15840"/>
       <w:pgMar w:top="936" w:right="1008" w:bottom="936" w:left="1008" w:header="720" w:footer="720" w:gutter="0"/>

--- a/downloads/workbook/ai-3-week-34.docx
+++ b/downloads/workbook/ai-3-week-34.docx
@@ -1474,6 +1474,235 @@
         <w:t>________________________________________________________________</w:t>
       </w:r>
     </w:p>
+    <w:p>
+      <w:pPr>
+        <w:pStyle w:val="Heading1"/>
+      </w:pPr>
+      <w:r>
+        <w:t>20. Supported practice and learning evidence</w:t>
+      </w:r>
+    </w:p>
+    <w:p>
+      <w:r>
+        <w:t>Use this supported practice once, in the browser or on paper. Keep the reserved independent assessment for a separate first attempt before teacher feedback.</w:t>
+      </w:r>
+    </w:p>
+    <w:p>
+      <w:r>
+        <w:t>Build a claim checker for a draft summary of a fictional class investigation.</w:t>
+      </w:r>
+    </w:p>
+    <w:p>
+      <w:pPr>
+        <w:pStyle w:val="Heading3"/>
+      </w:pPr>
+      <w:r>
+        <w:t>Practice 1: explain the deciding evidence</w:t>
+      </w:r>
+    </w:p>
+    <w:p>
+      <w:r>
+        <w:t>Which labelled step matches this detail? Retain the supported procedure facts; state that water-loss results were not supplied.</w:t>
+      </w:r>
+    </w:p>
+    <w:p>
+      <w:r>
+        <w:t>1. Extract claims</w:t>
+      </w:r>
+    </w:p>
+    <w:p>
+      <w:r>
+        <w:t>2. Match evidence</w:t>
+      </w:r>
+    </w:p>
+    <w:p>
+      <w:r>
+        <w:t>3. Repair draft</w:t>
+      </w:r>
+    </w:p>
+    <w:p>
+      <w:pPr>
+        <w:pStyle w:val="Heading3"/>
+      </w:pPr>
+      <w:r>
+        <w:t>My selected conclusion, deciding fact and explanation</w:t>
+      </w:r>
+    </w:p>
+    <w:p>
+      <w:r>
+        <w:t>________________________________________________________________</w:t>
+      </w:r>
+    </w:p>
+    <w:p>
+      <w:r>
+        <w:t>________________________________________________________________</w:t>
+      </w:r>
+    </w:p>
+    <w:p>
+      <w:r>
+        <w:t>________________________________________________________________</w:t>
+      </w:r>
+    </w:p>
+    <w:p>
+      <w:r>
+        <w:t>________________________________________________________________</w:t>
+      </w:r>
+    </w:p>
+    <w:p>
+      <w:r>
+        <w:t>________________________________________________________________</w:t>
+      </w:r>
+    </w:p>
+    <w:p>
+      <w:r>
+        <w:t>Hint if needed: Read the steps in the pictorial case. Match the supplied detail to the stage that performs or records it.</w:t>
+      </w:r>
+    </w:p>
+    <w:p>
+      <w:r>
+        <w:t>After your attempt, compare with the supported explanation: Repair draft Retain the supported procedure facts; state that water-loss results were not supplied. Read the picture in order. Retain the supported procedure facts; state that water-loss results were not supplied. The arrows show which recorded input or intermediate result each decision uses. Explain the deciding step aloud before checking the changed case; pointing to the final answer alone does not show how it follows.</w:t>
+      </w:r>
+    </w:p>
+    <w:p>
+      <w:pPr>
+        <w:pStyle w:val="Heading3"/>
+      </w:pPr>
+      <w:r>
+        <w:t>Practice 2: explain the deciding evidence</w:t>
+      </w:r>
+    </w:p>
+    <w:p>
+      <w:r>
+        <w:t>Changed-case practice: E3 supplies losses of 1, 2 and 3 mL. Which conclusion is supported by the supplied facts?</w:t>
+      </w:r>
+    </w:p>
+    <w:p>
+      <w:r>
+        <w:t>1. We can decide the result without examining the changed input or the procedure.</w:t>
+      </w:r>
+    </w:p>
+    <w:p>
+      <w:r>
+        <w:t>2. Report those individual losses, not “half” unless starting volumes are also available.</w:t>
+      </w:r>
+    </w:p>
+    <w:p>
+      <w:r>
+        <w:t>3. This one example guarantees correct results for every future input.</w:t>
+      </w:r>
+    </w:p>
+    <w:p>
+      <w:pPr>
+        <w:pStyle w:val="Heading3"/>
+      </w:pPr>
+      <w:r>
+        <w:t>My selected conclusion, deciding fact and explanation</w:t>
+      </w:r>
+    </w:p>
+    <w:p>
+      <w:r>
+        <w:t>________________________________________________________________</w:t>
+      </w:r>
+    </w:p>
+    <w:p>
+      <w:r>
+        <w:t>________________________________________________________________</w:t>
+      </w:r>
+    </w:p>
+    <w:p>
+      <w:r>
+        <w:t>________________________________________________________________</w:t>
+      </w:r>
+    </w:p>
+    <w:p>
+      <w:r>
+        <w:t>________________________________________________________________</w:t>
+      </w:r>
+    </w:p>
+    <w:p>
+      <w:r>
+        <w:t>________________________________________________________________</w:t>
+      </w:r>
+    </w:p>
+    <w:p>
+      <w:r>
+        <w:t>Hint if needed: Use the changed condition and the deciding step in the pictorial trace. The answer must say what follows from those facts.</w:t>
+      </w:r>
+    </w:p>
+    <w:p>
+      <w:r>
+        <w:t>After your attempt, compare with the supported explanation: Report those individual losses, not “half” unless starting volumes are also available. Absolute losses alone do not establish each cup’s fractional loss.</w:t>
+      </w:r>
+    </w:p>
+    <w:p>
+      <w:pPr>
+        <w:pStyle w:val="Heading3"/>
+      </w:pPr>
+      <w:r>
+        <w:t>Repair a missing building block</w:t>
+      </w:r>
+    </w:p>
+    <w:p>
+      <w:r>
+        <w:t>Review Capstone Design (ai-3/33). Goal: Explain the mechanism and terminology of capstone requirements and corpus. Short practice: What should the project plan record before the new flower test? Point to the relevant step in the picture, then write the changed result and the rule or evidence that supports it.. Return to this week and explain what you changed.</w:t>
+      </w:r>
+    </w:p>
+    <w:p>
+      <w:r>
+        <w:t>Review Safety Boundaries (ai-3/31). Goal: Explain the mechanism and terminology of untrusted input boundaries. Short practice: If AB7 passes the pattern, may it access teacher-only material? Point to the relevant step in the picture, then write the changed result and the rule or evidence that supports it.. Return to this week and explain what you changed.</w:t>
+      </w:r>
+    </w:p>
+    <w:p>
+      <w:r>
+        <w:t>Review Privacy by Design (ai-3/28). Goal: Explain the mechanism and terminology of data retention and deletion. Short practice: Which IDs and locations must appear in the deletion evidence? Point to the relevant step in the picture, then write the changed result and the rule or evidence that supports it.. Return to this week and explain what you changed.</w:t>
+      </w:r>
+    </w:p>
+    <w:p>
+      <w:pPr>
+        <w:pStyle w:val="Heading3"/>
+      </w:pPr>
+      <w:r>
+        <w:t>Keep your completed work</w:t>
+      </w:r>
+    </w:p>
+    <w:p>
+      <w:r>
+        <w:t>Use Download completed work in the hosted lesson to export your answers, reflections, practice feedback and code-run evidence. Open the HTML copy to read or print it. Drafts stay in this browser when storage is available; clear drafts on a shared device.</w:t>
+      </w:r>
+    </w:p>
+    <w:p>
+      <w:pPr>
+        <w:pStyle w:val="Heading3"/>
+      </w:pPr>
+      <w:r>
+        <w:t>What I repaired, the evidence I kept and the next test</w:t>
+      </w:r>
+    </w:p>
+    <w:p>
+      <w:r>
+        <w:t>________________________________________________________________</w:t>
+      </w:r>
+    </w:p>
+    <w:p>
+      <w:r>
+        <w:t>________________________________________________________________</w:t>
+      </w:r>
+    </w:p>
+    <w:p>
+      <w:r>
+        <w:t>________________________________________________________________</w:t>
+      </w:r>
+    </w:p>
+    <w:p>
+      <w:r>
+        <w:t>________________________________________________________________</w:t>
+      </w:r>
+    </w:p>
+    <w:p>
+      <w:r>
+        <w:t>________________________________________________________________</w:t>
+      </w:r>
+    </w:p>
     <w:sectPr>
       <w:pgSz w:w="12240" w:h="15840"/>
       <w:pgMar w:top="936" w:right="1008" w:bottom="936" w:left="1008" w:header="720" w:footer="720" w:gutter="0"/>

--- a/downloads/workbook/ai-3-week-34.docx
+++ b/downloads/workbook/ai-3-week-34.docx
@@ -30,6 +30,17 @@
     </w:p>
     <w:p>
       <w:r>
+        <w:t>Record your starting explanation for Capstone Build before opening notes. Show any later correction separately.</w:t>
+      </w:r>
+    </w:p>
+    <w:p>
+      <w:pPr>
+        <w:spacing w:line="336" w:lineRule="auto" w:after="180"/>
+      </w:pPr>
+      <w:r>
+        <w:rPr>
+          <w:b w:val="0"/>
+        </w:rPr>
         <w:t>Try the recall before opening notes. Then use a different colour or a labelled second line to correct your explanation.</w:t>
       </w:r>
     </w:p>
@@ -42,7 +53,13 @@
       </w:r>
     </w:p>
     <w:p>
-      <w:r>
+      <w:pPr>
+        <w:spacing w:line="336" w:lineRule="auto" w:after="180"/>
+      </w:pPr>
+      <w:r>
+        <w:rPr>
+          <w:b w:val="0"/>
+        </w:rPr>
         <w:t>Without opening the old lesson, explain one key idea from Capstone Design. Give an example and a mistake that the idea helps you avoid.</w:t>
       </w:r>
     </w:p>
@@ -78,7 +95,13 @@
       </w:r>
     </w:p>
     <w:p>
-      <w:r>
+      <w:pPr>
+        <w:spacing w:line="336" w:lineRule="auto" w:after="180"/>
+      </w:pPr>
+      <w:r>
+        <w:rPr>
+          <w:b w:val="0"/>
+        </w:rPr>
         <w:t>Without opening the old lesson, explain one key idea from Safety Boundaries. Give an example and a mistake that the idea helps you avoid.</w:t>
       </w:r>
     </w:p>
@@ -114,7 +137,13 @@
       </w:r>
     </w:p>
     <w:p>
-      <w:r>
+      <w:pPr>
+        <w:spacing w:line="336" w:lineRule="auto" w:after="180"/>
+      </w:pPr>
+      <w:r>
+        <w:rPr>
+          <w:b w:val="0"/>
+        </w:rPr>
         <w:t>Without opening the old lesson, explain one key idea from Privacy by Design. Give an example and a mistake that the idea helps you avoid.</w:t>
       </w:r>
     </w:p>
@@ -151,6 +180,17 @@
     </w:p>
     <w:p>
       <w:r>
+        <w:t>Complete the supported Capstone Build trace and record the first step you can explain without help.</w:t>
+      </w:r>
+    </w:p>
+    <w:p>
+      <w:pPr>
+        <w:spacing w:line="336" w:lineRule="auto" w:after="180"/>
+      </w:pPr>
+      <w:r>
+        <w:rPr>
+          <w:b w:val="0"/>
+        </w:rPr>
         <w:t>Use W2: Trace the worked case for Capstone grounded assistant. Record the answer once; the lesson and workbook refer to the same attempt.</w:t>
       </w:r>
     </w:p>
@@ -279,7 +319,29 @@
     </w:p>
     <w:p>
       <w:r>
-        <w:t>Use the worked case for Capstone grounded assistant. Proposed explanation: “The worked result establishes every future case”. Decide whether this explanation is supported. Point to the step or supplied fact that decides; explain your repair if needed.</w:t>
+        <w:t>Check the proposed Capstone Build explanation against the supplied facts before discussing it.</w:t>
+      </w:r>
+    </w:p>
+    <w:p>
+      <w:pPr>
+        <w:spacing w:line="336" w:lineRule="auto" w:after="180"/>
+      </w:pPr>
+      <w:r>
+        <w:rPr>
+          <w:b w:val="0"/>
+        </w:rPr>
+        <w:t>Use the worked case for Capstone grounded assistant. Proposed explanation: “The worked result establishes every future case”. Decide whether this explanation is supported.</w:t>
+      </w:r>
+    </w:p>
+    <w:p>
+      <w:pPr>
+        <w:spacing w:line="336" w:lineRule="auto" w:after="180"/>
+      </w:pPr>
+      <w:r>
+        <w:rPr>
+          <w:b w:val="0"/>
+        </w:rPr>
+        <w:t>Point to the step or supplied fact that decides; explain your repair if needed.</w:t>
       </w:r>
     </w:p>
     <w:p>
@@ -319,6 +381,11 @@
       </w:r>
     </w:p>
     <w:p>
+      <w:r>
+        <w:t>Write one first attempt at the reserved independent case before feedback. Repeated copies of that case refer to the same recorded attempt.</w:t>
+      </w:r>
+    </w:p>
+    <w:p>
       <w:pPr>
         <w:pStyle w:val="Heading3"/>
       </w:pPr>
@@ -327,7 +394,13 @@
       </w:r>
     </w:p>
     <w:p>
-      <w:r>
+      <w:pPr>
+        <w:spacing w:line="336" w:lineRule="auto" w:after="180"/>
+      </w:pPr>
+      <w:r>
+        <w:rPr>
+          <w:b w:val="0"/>
+        </w:rPr>
         <w:t>An experiment note records four fictional seeds observed for six days but supplies no growth results. A generated draft says all four sprouted and the method always works in any soil. Repair it.</w:t>
       </w:r>
     </w:p>
@@ -375,7 +448,13 @@
       </w:r>
     </w:p>
     <w:p>
-      <w:r>
+      <w:pPr>
+        <w:spacing w:line="336" w:lineRule="auto" w:after="180"/>
+      </w:pPr>
+      <w:r>
+        <w:rPr>
+          <w:b w:val="0"/>
+        </w:rPr>
         <w:t>Attempt this case before feedback. Record any help. Earlier examples below are further practice; a case already practised with feedback cannot establish fresh transfer.</w:t>
       </w:r>
     </w:p>
@@ -389,6 +468,18 @@
     </w:p>
     <w:p>
       <w:r>
+        <w:t>Connect the Capstone Build target to a trace and a justified conclusion.</w:t>
+      </w:r>
+    </w:p>
+    <w:p>
+      <w:pPr>
+        <w:spacing w:line="336" w:lineRule="auto" w:after="180"/>
+        <w:shd w:fill="F5F1FB"/>
+      </w:pPr>
+      <w:r>
+        <w:rPr>
+          <w:b w:val="0"/>
+        </w:rPr>
         <w:t>A prototype cites note A but its answer adds a detail found nowhere in A. What should the final validation stage check and do?</w:t>
       </w:r>
     </w:p>
@@ -402,17 +493,47 @@
     </w:p>
     <w:p>
       <w:r>
+        <w:t>Solve the supplied Capstone Build case and show the deciding evidence.</w:t>
+      </w:r>
+    </w:p>
+    <w:p>
+      <w:pPr>
+        <w:spacing w:line="336" w:lineRule="auto" w:after="180"/>
+      </w:pPr>
+      <w:r>
+        <w:rPr>
+          <w:b w:val="0"/>
+        </w:rPr>
         <w:t>A pipeline retrieves passages, drafts and displays without checking citations.</w:t>
       </w:r>
     </w:p>
     <w:p>
-      <w:r>
+      <w:pPr>
+        <w:spacing w:line="336" w:lineRule="auto" w:after="180"/>
+        <w:shd w:fill="F5F1FB"/>
+      </w:pPr>
+      <w:r>
+        <w:rPr>
+          <w:b w:val="0"/>
+        </w:rPr>
         <w:t>What step is missing?</w:t>
       </w:r>
     </w:p>
     <w:p>
-      <w:r>
-        <w:t>Show your trace, calculation or evidence</w:t>
+      <w:pPr>
+        <w:spacing w:line="336" w:lineRule="auto" w:after="180"/>
+      </w:pPr>
+      <w:r>
+        <w:rPr>
+          <w:b w:val="0"/>
+        </w:rPr>
+        <w:t xml:space="preserve">Show your trace, calculation or </w:t>
+      </w:r>
+      <w:r>
+        <w:rPr>
+          <w:b/>
+        </w:rPr>
+        <w:t>evidence</w:t>
       </w:r>
     </w:p>
     <w:p>
@@ -458,11 +579,29 @@
     </w:p>
     <w:p>
       <w:r>
+        <w:t>Apply the procedure to the changed case and record why the conclusion follows.</w:t>
+      </w:r>
+    </w:p>
+    <w:p>
+      <w:pPr>
+        <w:spacing w:line="336" w:lineRule="auto" w:after="180"/>
+        <w:shd w:fill="F5F1FB"/>
+      </w:pPr>
+      <w:r>
+        <w:rPr>
+          <w:b w:val="0"/>
+        </w:rPr>
         <w:t>The interface looks complete, but its answer button returns the same saved sentence for every question. What capability is still missing, and how can you expose it?</w:t>
       </w:r>
     </w:p>
     <w:p>
-      <w:r>
+      <w:pPr>
+        <w:spacing w:line="336" w:lineRule="auto" w:after="180"/>
+      </w:pPr>
+      <w:r>
+        <w:rPr>
+          <w:b w:val="0"/>
+        </w:rPr>
         <w:t>My independent answer and reason</w:t>
       </w:r>
     </w:p>
@@ -517,7 +656,30 @@
     </w:p>
     <w:p>
       <w:r>
-        <w:t>Create a changed input, boundary case or missing-information case. Write the expected answer or safe response before testing.</w:t>
+        <w:t>Specify a changed input, expected result and observation separately.</w:t>
+      </w:r>
+    </w:p>
+    <w:p>
+      <w:pPr>
+        <w:spacing w:line="336" w:lineRule="auto" w:after="180"/>
+      </w:pPr>
+      <w:r>
+        <w:rPr>
+          <w:b w:val="0"/>
+        </w:rPr>
+        <w:t xml:space="preserve">Create a changed </w:t>
+      </w:r>
+      <w:r>
+        <w:rPr>
+          <w:b/>
+        </w:rPr>
+        <w:t>input</w:t>
+      </w:r>
+      <w:r>
+        <w:rPr>
+          <w:b w:val="0"/>
+        </w:rPr>
+        <w:t>, boundary case or missing-information case. Write the expected answer or safe response before testing.</w:t>
       </w:r>
     </w:p>
     <w:tbl>
@@ -646,12 +808,53 @@
     </w:p>
     <w:p>
       <w:r>
-        <w:t>Assemble interface, retrieval, prompt, model/tool, validation, evidence display, and fallback.</w:t>
-      </w:r>
-    </w:p>
-    <w:p>
-      <w:r>
-        <w:t>The project change and evidence I will keep</w:t>
+        <w:t>Justify what Capstone Build adds to Verified Study Buddy and keep the evidence.</w:t>
+      </w:r>
+    </w:p>
+    <w:p>
+      <w:pPr>
+        <w:spacing w:line="336" w:lineRule="auto" w:after="180"/>
+      </w:pPr>
+      <w:r>
+        <w:rPr>
+          <w:b w:val="0"/>
+        </w:rPr>
+        <w:t xml:space="preserve">Assemble interface, retrieval, prompt, model/tool, validation, </w:t>
+      </w:r>
+      <w:r>
+        <w:rPr>
+          <w:b/>
+        </w:rPr>
+        <w:t>evidence</w:t>
+      </w:r>
+      <w:r>
+        <w:rPr>
+          <w:b w:val="0"/>
+        </w:rPr>
+        <w:t xml:space="preserve"> display, and fallback.</w:t>
+      </w:r>
+    </w:p>
+    <w:p>
+      <w:pPr>
+        <w:spacing w:line="336" w:lineRule="auto" w:after="180"/>
+      </w:pPr>
+      <w:r>
+        <w:rPr>
+          <w:b w:val="0"/>
+        </w:rPr>
+        <w:t xml:space="preserve">The project change and </w:t>
+      </w:r>
+      <w:r>
+        <w:rPr>
+          <w:b/>
+        </w:rPr>
+        <w:t>evidence</w:t>
+      </w:r>
+      <w:r>
+        <w:rPr>
+          <w:b w:val="0"/>
+        </w:rPr>
+        <w:t xml:space="preserve"> I will keep</w:t>
       </w:r>
     </w:p>
     <w:p>
@@ -697,11 +900,54 @@
     </w:p>
     <w:p>
       <w:r>
-        <w:t>I can explain the mechanism. I can show evidence. I can handle a changed case. I can name a limit. Mark each as not yet, with help or independently, and attach supporting work.</w:t>
-      </w:r>
-    </w:p>
-    <w:p>
-      <w:r>
+        <w:t>Judge explanation, evidence, transfer and limits separately; attach the work behind your judgement.</w:t>
+      </w:r>
+    </w:p>
+    <w:p>
+      <w:pPr>
+        <w:pStyle w:val="ListBullet"/>
+      </w:pPr>
+      <w:r>
+        <w:t>I can explain the mechanism.</w:t>
+      </w:r>
+    </w:p>
+    <w:p>
+      <w:pPr>
+        <w:pStyle w:val="ListBullet"/>
+      </w:pPr>
+      <w:r>
+        <w:t>I can show evidence.</w:t>
+      </w:r>
+    </w:p>
+    <w:p>
+      <w:pPr>
+        <w:pStyle w:val="ListBullet"/>
+      </w:pPr>
+      <w:r>
+        <w:t>I can handle a changed case.</w:t>
+      </w:r>
+    </w:p>
+    <w:p>
+      <w:pPr>
+        <w:pStyle w:val="ListBullet"/>
+      </w:pPr>
+      <w:r>
+        <w:t>I can name a limit.</w:t>
+      </w:r>
+    </w:p>
+    <w:p>
+      <w:r>
+        <w:t>Mark each as not yet, with help or independently, and attach supporting work.</w:t>
+      </w:r>
+    </w:p>
+    <w:p>
+      <w:pPr>
+        <w:spacing w:line="336" w:lineRule="auto" w:after="180"/>
+      </w:pPr>
+      <w:r>
+        <w:rPr>
+          <w:b w:val="0"/>
+        </w:rPr>
         <w:t>Teacher review ____________________  Next step ____________________</w:t>
       </w:r>
     </w:p>
@@ -715,6 +961,18 @@
     </w:p>
     <w:p>
       <w:r>
+        <w:t>Use this earlier case as transfer practice. A case already discussed with feedback is not fresh assessment evidence.</w:t>
+      </w:r>
+    </w:p>
+    <w:p>
+      <w:pPr>
+        <w:spacing w:line="336" w:lineRule="auto" w:after="180"/>
+        <w:shd w:fill="F5F1FB"/>
+      </w:pPr>
+      <w:r>
+        <w:rPr>
+          <w:b w:val="0"/>
+        </w:rPr>
         <w:t>A prototype cites note A but its answer adds a detail found nowhere in A. What should the final validation stage check and do?</w:t>
       </w:r>
     </w:p>
@@ -762,7 +1020,13 @@
       </w:r>
     </w:p>
     <w:p>
-      <w:r>
+      <w:pPr>
+        <w:spacing w:line="336" w:lineRule="auto" w:after="180"/>
+      </w:pPr>
+      <w:r>
+        <w:rPr>
+          <w:b w:val="0"/>
+        </w:rPr>
         <w:t>Record support used: none, hint or teacher explanation.</w:t>
       </w:r>
     </w:p>
@@ -776,7 +1040,54 @@
     </w:p>
     <w:p>
       <w:r>
-        <w:t>Explain the weekly mechanism in your own words. Use the worked scenario to name its input, decision rule and output.</w:t>
+        <w:t>Explain the mechanism. Apply the supplied Capstone Build facts and keep your reasoning.</w:t>
+      </w:r>
+    </w:p>
+    <w:p>
+      <w:pPr>
+        <w:spacing w:line="336" w:lineRule="auto" w:after="180"/>
+      </w:pPr>
+      <w:r>
+        <w:rPr>
+          <w:b w:val="0"/>
+        </w:rPr>
+        <w:t xml:space="preserve">Explain the weekly </w:t>
+      </w:r>
+      <w:r>
+        <w:rPr>
+          <w:b/>
+        </w:rPr>
+        <w:t>mechanism</w:t>
+      </w:r>
+      <w:r>
+        <w:rPr>
+          <w:b w:val="0"/>
+        </w:rPr>
+        <w:t xml:space="preserve"> in your own words. Use the worked scenario to name its </w:t>
+      </w:r>
+      <w:r>
+        <w:rPr>
+          <w:b/>
+        </w:rPr>
+        <w:t>input</w:t>
+      </w:r>
+      <w:r>
+        <w:rPr>
+          <w:b w:val="0"/>
+        </w:rPr>
+        <w:t xml:space="preserve">, decision rule and </w:t>
+      </w:r>
+      <w:r>
+        <w:rPr>
+          <w:b/>
+        </w:rPr>
+        <w:t>output</w:t>
+      </w:r>
+      <w:r>
+        <w:rPr>
+          <w:b w:val="0"/>
+        </w:rPr>
+        <w:t>.</w:t>
       </w:r>
     </w:p>
     <w:p>
@@ -827,6 +1138,17 @@
     </w:p>
     <w:p>
       <w:r>
+        <w:t>Trace the worked case. Apply the supplied Capstone Build facts and keep your reasoning.</w:t>
+      </w:r>
+    </w:p>
+    <w:p>
+      <w:pPr>
+        <w:spacing w:line="336" w:lineRule="auto" w:after="180"/>
+      </w:pPr>
+      <w:r>
+        <w:rPr>
+          <w:b w:val="0"/>
+        </w:rPr>
         <w:t>Request room B; retrieved approval names B but register names C. Draft gives capacity 10 from C. Show the intermediate steps and give the conclusion with its scope.</w:t>
       </w:r>
     </w:p>
@@ -883,6 +1205,17 @@
     </w:p>
     <w:p>
       <w:r>
+        <w:t>Audit the limit. Apply the supplied Capstone Build facts and keep your reasoning.</w:t>
+      </w:r>
+    </w:p>
+    <w:p>
+      <w:pPr>
+        <w:spacing w:line="336" w:lineRule="auto" w:after="180"/>
+      </w:pPr>
+      <w:r>
+        <w:rPr>
+          <w:b w:val="0"/>
+        </w:rPr>
         <w:t>A report omits this qualification: A correct happy path does not establish fallback, access control or side-effect safety. Explain how omitting it could change a reader's interpretation, and write an accurate replacement.</w:t>
       </w:r>
     </w:p>
@@ -934,6 +1267,17 @@
     </w:p>
     <w:p>
       <w:r>
+        <w:t>Attempt before feedback. If this repeats the selected independent case, reuse that first attempt; otherwise keep a separate record. Apply a new case independently. Apply the supplied Capstone Build facts and keep your reasoning.</w:t>
+      </w:r>
+    </w:p>
+    <w:p>
+      <w:pPr>
+        <w:spacing w:line="336" w:lineRule="auto" w:after="180"/>
+      </w:pPr>
+      <w:r>
+        <w:rPr>
+          <w:b w:val="0"/>
+        </w:rPr>
         <w:t>Request room J; approval and register both J capacity 0. Draft is well-formed with J/0 and correct sources. Trace stages and distinguish zero from missing.</w:t>
       </w:r>
     </w:p>
@@ -995,7 +1339,29 @@
     </w:p>
     <w:p>
       <w:r>
-        <w:t>For the worked scenario, propose one additional case that could reveal a failure, describe its expected outcome before running it, and explain what would need to remain fixed for a fair comparison. Do not reuse W4 as a new final test after receiving feedback.</w:t>
+        <w:t>Design a revealing follow-up. Apply the supplied Capstone Build facts and keep your reasoning.</w:t>
+      </w:r>
+    </w:p>
+    <w:p>
+      <w:pPr>
+        <w:spacing w:line="336" w:lineRule="auto" w:after="180"/>
+      </w:pPr>
+      <w:r>
+        <w:rPr>
+          <w:b w:val="0"/>
+        </w:rPr>
+        <w:t>For the worked scenario, propose one additional case that could reveal a failure, describe its expected outcome before running it, and explain what would need to remain fixed for a fair comparison.</w:t>
+      </w:r>
+    </w:p>
+    <w:p>
+      <w:pPr>
+        <w:spacing w:line="336" w:lineRule="auto" w:after="180"/>
+      </w:pPr>
+      <w:r>
+        <w:rPr>
+          <w:b w:val="0"/>
+        </w:rPr>
+        <w:t>Do not reuse W4 as a new final test after receiving feedback.</w:t>
       </w:r>
     </w:p>
     <w:p>
@@ -1047,6 +1413,11 @@
       </w:pPr>
       <w:r>
         <w:t>17. Feedback, return check and learning record</w:t>
+      </w:r>
+    </w:p>
+    <w:p>
+      <w:r>
+        <w:t>Record the first repaired step and a different case to revisit after a delay.</w:t>
       </w:r>
     </w:p>
     <w:tbl>
@@ -1186,7 +1557,13 @@
       </w:tr>
     </w:tbl>
     <w:p>
-      <w:r>
+      <w:pPr>
+        <w:spacing w:line="336" w:lineRule="auto" w:after="180"/>
+      </w:pPr>
+      <w:r>
+        <w:rPr>
+          <w:b w:val="0"/>
+        </w:rPr>
         <w:t>Revisit this idea with your teacher after a delay. Familiarity is different from explaining and using it on a changed case.</w:t>
       </w:r>
     </w:p>
@@ -1200,17 +1577,52 @@
     </w:p>
     <w:p>
       <w:r>
+        <w:t>Build a claim checker for a draft summary of a fictional class investigation. Explain the labelled step before checking the changed condition.</w:t>
+      </w:r>
+    </w:p>
+    <w:p>
+      <w:pPr>
+        <w:spacing w:line="336" w:lineRule="auto" w:after="180"/>
+      </w:pPr>
+      <w:r>
+        <w:rPr>
+          <w:b w:val="0"/>
+        </w:rPr>
         <w:t>Build a claim checker for a draft summary of a fictional class investigation.</w:t>
       </w:r>
     </w:p>
     <w:p>
-      <w:r>
+      <w:pPr>
+        <w:spacing w:line="336" w:lineRule="auto" w:after="180"/>
+      </w:pPr>
+      <w:r>
+        <w:rPr>
+          <w:b w:val="0"/>
+        </w:rPr>
         <w:t>Approved record E2: three cups were observed for four days. No measured water loss is provided. Draft says “three cups were observed for four days and all lost half their water”.</w:t>
       </w:r>
     </w:p>
     <w:p>
-      <w:r>
-        <w:t>All inputs and outcomes in this worked example are invented classroom data; no real model run is claimed.</w:t>
+      <w:pPr>
+        <w:spacing w:line="336" w:lineRule="auto" w:after="180"/>
+      </w:pPr>
+      <w:r>
+        <w:rPr>
+          <w:b w:val="0"/>
+        </w:rPr>
+        <w:t xml:space="preserve">All </w:t>
+      </w:r>
+      <w:r>
+        <w:rPr>
+          <w:b/>
+        </w:rPr>
+        <w:t>input</w:t>
+      </w:r>
+      <w:r>
+        <w:rPr>
+          <w:b w:val="0"/>
+        </w:rPr>
+        <w:t>s and outcomes in this worked example are invented classroom data; no real model run is claimed.</w:t>
       </w:r>
     </w:p>
     <w:p>
@@ -1250,8 +1662,26 @@
       </w:r>
     </w:p>
     <w:p>
-      <w:r>
-        <w:t>What additional numbers would a half-water claim require? Point to the relevant step in the picture, then write the changed result and the rule or evidence that supports it.</w:t>
+      <w:pPr>
+        <w:spacing w:line="336" w:lineRule="auto" w:after="180"/>
+      </w:pPr>
+      <w:r>
+        <w:rPr>
+          <w:b w:val="0"/>
+        </w:rPr>
+        <w:t xml:space="preserve">What additional numbers would a half-water claim require? Point to the relevant step in the picture, then write the changed result and the rule or </w:t>
+      </w:r>
+      <w:r>
+        <w:rPr>
+          <w:b/>
+        </w:rPr>
+        <w:t>evidence</w:t>
+      </w:r>
+      <w:r>
+        <w:rPr>
+          <w:b w:val="0"/>
+        </w:rPr>
+        <w:t xml:space="preserve"> that supports it.</w:t>
       </w:r>
     </w:p>
     <w:p>
@@ -1293,13 +1723,69 @@
       </w:r>
     </w:p>
     <w:p>
-      <w:r>
-        <w:t>Support used: alone / hint / worked example. This record is practice evidence.</w:t>
-      </w:r>
-    </w:p>
-    <w:p>
-      <w:r>
-        <w:t>Project connection: For your Verified Study Buddy, save the input, procedure, observed result and limitation of this check. Label this worked example as practice; use a different, previously unreviewed case when checking independent understanding.</w:t>
+      <w:pPr>
+        <w:pStyle w:val="Heading3"/>
+      </w:pPr>
+      <w:r>
+        <w:t>Record the help used</w:t>
+      </w:r>
+    </w:p>
+    <w:p>
+      <w:pPr>
+        <w:spacing w:line="336" w:lineRule="auto" w:after="180"/>
+        <w:shd w:fill="F1F6F8"/>
+      </w:pPr>
+      <w:r>
+        <w:rPr>
+          <w:b w:val="0"/>
+        </w:rPr>
+        <w:t xml:space="preserve">Support used: alone / hint / worked example. This record is practice </w:t>
+      </w:r>
+      <w:r>
+        <w:rPr>
+          <w:b/>
+        </w:rPr>
+        <w:t>evidence</w:t>
+      </w:r>
+      <w:r>
+        <w:rPr>
+          <w:b w:val="0"/>
+        </w:rPr>
+        <w:t>.</w:t>
+      </w:r>
+    </w:p>
+    <w:p>
+      <w:pPr>
+        <w:spacing w:line="336" w:lineRule="auto" w:after="180"/>
+      </w:pPr>
+      <w:r>
+        <w:rPr>
+          <w:b w:val="0"/>
+        </w:rPr>
+        <w:t xml:space="preserve">Project connection: For your Verified Study Buddy, save the </w:t>
+      </w:r>
+      <w:r>
+        <w:rPr>
+          <w:b/>
+        </w:rPr>
+        <w:t>input</w:t>
+      </w:r>
+      <w:r>
+        <w:rPr>
+          <w:b w:val="0"/>
+        </w:rPr>
+        <w:t>, procedure, observed result and limitation of this check.</w:t>
+      </w:r>
+    </w:p>
+    <w:p>
+      <w:pPr>
+        <w:spacing w:line="336" w:lineRule="auto" w:after="180"/>
+      </w:pPr>
+      <w:r>
+        <w:rPr>
+          <w:b w:val="0"/>
+        </w:rPr>
+        <w:t>Label this worked example as practice; use a different, previously unreviewed case when checking independent understanding.</w:t>
       </w:r>
     </w:p>
     <w:p>
@@ -1312,17 +1798,75 @@
     </w:p>
     <w:p>
       <w:r>
+        <w:t>Keep this week’s input, deciding step, result and limit together in the Verified Study Buddy record.</w:t>
+      </w:r>
+    </w:p>
+    <w:p>
+      <w:pPr>
+        <w:spacing w:line="336" w:lineRule="auto" w:after="180"/>
+      </w:pPr>
+      <w:r>
+        <w:rPr>
+          <w:b w:val="0"/>
+        </w:rPr>
         <w:t>Project: Verified Study Buddy</w:t>
       </w:r>
     </w:p>
     <w:p>
-      <w:r>
-        <w:t>Current milestone: Present and defend. Demonstrate the system, explain one failure and justify the next improvement with evidence.</w:t>
-      </w:r>
-    </w:p>
-    <w:p>
-      <w:r>
-        <w:t>For your Verified Study Buddy, save the input, procedure, observed result and limitation of this check. Label this worked example as practice; use a different, previously unreviewed case when checking independent understanding.</w:t>
+      <w:pPr>
+        <w:spacing w:line="336" w:lineRule="auto" w:after="180"/>
+      </w:pPr>
+      <w:r>
+        <w:rPr>
+          <w:b w:val="0"/>
+        </w:rPr>
+        <w:t xml:space="preserve">Current milestone: Present and defend. Demonstrate the system, explain one failure and justify the next improvement with </w:t>
+      </w:r>
+      <w:r>
+        <w:rPr>
+          <w:b/>
+        </w:rPr>
+        <w:t>evidence</w:t>
+      </w:r>
+      <w:r>
+        <w:rPr>
+          <w:b w:val="0"/>
+        </w:rPr>
+        <w:t>.</w:t>
+      </w:r>
+    </w:p>
+    <w:p>
+      <w:pPr>
+        <w:spacing w:line="336" w:lineRule="auto" w:after="180"/>
+      </w:pPr>
+      <w:r>
+        <w:rPr>
+          <w:b w:val="0"/>
+        </w:rPr>
+        <w:t xml:space="preserve">For your Verified Study Buddy, save the </w:t>
+      </w:r>
+      <w:r>
+        <w:rPr>
+          <w:b/>
+        </w:rPr>
+        <w:t>input</w:t>
+      </w:r>
+      <w:r>
+        <w:rPr>
+          <w:b w:val="0"/>
+        </w:rPr>
+        <w:t>, procedure, observed result and limitation of this check.</w:t>
+      </w:r>
+    </w:p>
+    <w:p>
+      <w:pPr>
+        <w:spacing w:line="336" w:lineRule="auto" w:after="180"/>
+      </w:pPr>
+      <w:r>
+        <w:rPr>
+          <w:b w:val="0"/>
+        </w:rPr>
+        <w:t>Label this worked example as practice; use a different, previously unreviewed case when checking independent understanding.</w:t>
       </w:r>
     </w:p>
     <w:tbl>
@@ -1484,11 +2028,28 @@
     </w:p>
     <w:p>
       <w:r>
+        <w:t>Try the supported questions before comparing with hints and feedback. Record what you repaired and the evidence you retained.</w:t>
+      </w:r>
+    </w:p>
+    <w:p>
+      <w:pPr>
+        <w:spacing w:line="336" w:lineRule="auto" w:after="180"/>
+      </w:pPr>
+      <w:r>
+        <w:rPr>
+          <w:b w:val="0"/>
+        </w:rPr>
         <w:t>Use this supported practice once, in the browser or on paper. Keep the reserved independent assessment for a separate first attempt before teacher feedback.</w:t>
       </w:r>
     </w:p>
     <w:p>
-      <w:r>
+      <w:pPr>
+        <w:spacing w:line="336" w:lineRule="auto" w:after="180"/>
+      </w:pPr>
+      <w:r>
+        <w:rPr>
+          <w:b w:val="0"/>
+        </w:rPr>
         <w:t>Build a claim checker for a draft summary of a fictional class investigation.</w:t>
       </w:r>
     </w:p>
@@ -1501,22 +2062,55 @@
       </w:r>
     </w:p>
     <w:p>
-      <w:r>
+      <w:pPr>
+        <w:spacing w:line="336" w:lineRule="auto" w:after="180"/>
+      </w:pPr>
+      <w:r>
+        <w:rPr>
+          <w:b w:val="0"/>
+        </w:rPr>
         <w:t>Which labelled step matches this detail? Retain the supported procedure facts; state that water-loss results were not supplied.</w:t>
       </w:r>
     </w:p>
     <w:p>
-      <w:r>
+      <w:pPr>
+        <w:spacing w:line="336" w:lineRule="auto" w:after="180"/>
+        <w:shd w:fill="F4F9FC"/>
+      </w:pPr>
+      <w:r>
+        <w:rPr>
+          <w:b w:val="0"/>
+        </w:rPr>
         <w:t>1. Extract claims</w:t>
       </w:r>
     </w:p>
     <w:p>
-      <w:r>
-        <w:t>2. Match evidence</w:t>
-      </w:r>
-    </w:p>
-    <w:p>
-      <w:r>
+      <w:pPr>
+        <w:spacing w:line="336" w:lineRule="auto" w:after="180"/>
+        <w:shd w:fill="F4F9FC"/>
+      </w:pPr>
+      <w:r>
+        <w:rPr>
+          <w:b w:val="0"/>
+        </w:rPr>
+        <w:t xml:space="preserve">2. Match </w:t>
+      </w:r>
+      <w:r>
+        <w:rPr>
+          <w:b/>
+        </w:rPr>
+        <w:t>evidence</w:t>
+      </w:r>
+    </w:p>
+    <w:p>
+      <w:pPr>
+        <w:spacing w:line="336" w:lineRule="auto" w:after="180"/>
+        <w:shd w:fill="F4F9FC"/>
+      </w:pPr>
+      <w:r>
+        <w:rPr>
+          <w:b w:val="0"/>
+        </w:rPr>
         <w:t>3. Repair draft</w:t>
       </w:r>
     </w:p>
@@ -1554,41 +2148,167 @@
       </w:r>
     </w:p>
     <w:p>
-      <w:r>
+      <w:pPr>
+        <w:pStyle w:val="Heading3"/>
+      </w:pPr>
+      <w:r>
+        <w:t>Hint · try first</w:t>
+      </w:r>
+    </w:p>
+    <w:p>
+      <w:pPr>
+        <w:spacing w:line="336" w:lineRule="auto" w:after="180"/>
+        <w:shd w:fill="F1F6F8"/>
+      </w:pPr>
+      <w:r>
+        <w:rPr>
+          <w:b w:val="0"/>
+        </w:rPr>
         <w:t>Hint if needed: Read the steps in the pictorial case. Match the supplied detail to the stage that performs or records it.</w:t>
       </w:r>
     </w:p>
     <w:p>
-      <w:r>
-        <w:t>After your attempt, compare with the supported explanation: Repair draft Retain the supported procedure facts; state that water-loss results were not supplied. Read the picture in order. Retain the supported procedure facts; state that water-loss results were not supplied. The arrows show which recorded input or intermediate result each decision uses. Explain the deciding step aloud before checking the changed case; pointing to the final answer alone does not show how it follows.</w:t>
-      </w:r>
-    </w:p>
-    <w:p>
       <w:pPr>
         <w:pStyle w:val="Heading3"/>
       </w:pPr>
       <w:r>
+        <w:t>Feedback · compare after trying</w:t>
+      </w:r>
+    </w:p>
+    <w:p>
+      <w:pPr>
+        <w:spacing w:line="336" w:lineRule="auto" w:after="180"/>
+        <w:shd w:fill="F1F6FC"/>
+      </w:pPr>
+      <w:r>
+        <w:rPr>
+          <w:b w:val="0"/>
+        </w:rPr>
+        <w:t>After your attempt, compare with the supported explanation: Repair draft Retain the supported procedure facts; state that water-loss results were not supplied. Read the picture in order.</w:t>
+      </w:r>
+    </w:p>
+    <w:p>
+      <w:pPr>
+        <w:spacing w:line="336" w:lineRule="auto" w:after="180"/>
+        <w:shd w:fill="F1F6FC"/>
+      </w:pPr>
+      <w:r>
+        <w:rPr>
+          <w:b w:val="0"/>
+        </w:rPr>
+        <w:t xml:space="preserve">Retain the supported procedure facts; state that water-loss results were not supplied. The arrows show which recorded </w:t>
+      </w:r>
+      <w:r>
+        <w:rPr>
+          <w:b/>
+        </w:rPr>
+        <w:t>input</w:t>
+      </w:r>
+      <w:r>
+        <w:rPr>
+          <w:b w:val="0"/>
+        </w:rPr>
+        <w:t xml:space="preserve"> or intermediate result each decision uses.</w:t>
+      </w:r>
+    </w:p>
+    <w:p>
+      <w:pPr>
+        <w:spacing w:line="336" w:lineRule="auto" w:after="180"/>
+        <w:shd w:fill="F1F6FC"/>
+      </w:pPr>
+      <w:r>
+        <w:rPr>
+          <w:b w:val="0"/>
+        </w:rPr>
+        <w:t>Explain the deciding step aloud before checking the changed case; pointing to the final answer alone does not show how it follows.</w:t>
+      </w:r>
+    </w:p>
+    <w:p>
+      <w:pPr>
+        <w:pStyle w:val="Heading3"/>
+      </w:pPr>
+      <w:r>
         <w:t>Practice 2: explain the deciding evidence</w:t>
       </w:r>
     </w:p>
     <w:p>
-      <w:r>
+      <w:pPr>
+        <w:pStyle w:val="Heading3"/>
+      </w:pPr>
+      <w:r>
+        <w:t>Changed case · predict first</w:t>
+      </w:r>
+    </w:p>
+    <w:p>
+      <w:pPr>
+        <w:spacing w:line="336" w:lineRule="auto" w:after="180"/>
+        <w:shd w:fill="F5F1FB"/>
+      </w:pPr>
+      <w:r>
+        <w:rPr>
+          <w:b w:val="0"/>
+        </w:rPr>
         <w:t>Changed-case practice: E3 supplies losses of 1, 2 and 3 mL. Which conclusion is supported by the supplied facts?</w:t>
       </w:r>
     </w:p>
     <w:p>
-      <w:r>
-        <w:t>1. We can decide the result without examining the changed input or the procedure.</w:t>
-      </w:r>
-    </w:p>
-    <w:p>
-      <w:r>
+      <w:pPr>
+        <w:spacing w:line="336" w:lineRule="auto" w:after="180"/>
+        <w:shd w:fill="F4F9FC"/>
+      </w:pPr>
+      <w:r>
+        <w:rPr>
+          <w:b w:val="0"/>
+        </w:rPr>
+        <w:t xml:space="preserve">1. We can decide the result without examining the changed </w:t>
+      </w:r>
+      <w:r>
+        <w:rPr>
+          <w:b/>
+        </w:rPr>
+        <w:t>input</w:t>
+      </w:r>
+      <w:r>
+        <w:rPr>
+          <w:b w:val="0"/>
+        </w:rPr>
+        <w:t xml:space="preserve"> or the procedure.</w:t>
+      </w:r>
+    </w:p>
+    <w:p>
+      <w:pPr>
+        <w:spacing w:line="336" w:lineRule="auto" w:after="180"/>
+        <w:shd w:fill="F4F9FC"/>
+      </w:pPr>
+      <w:r>
+        <w:rPr>
+          <w:b w:val="0"/>
+        </w:rPr>
         <w:t>2. Report those individual losses, not “half” unless starting volumes are also available.</w:t>
       </w:r>
     </w:p>
     <w:p>
-      <w:r>
-        <w:t>3. This one example guarantees correct results for every future input.</w:t>
+      <w:pPr>
+        <w:spacing w:line="336" w:lineRule="auto" w:after="180"/>
+        <w:shd w:fill="F4F9FC"/>
+      </w:pPr>
+      <w:r>
+        <w:rPr>
+          <w:b w:val="0"/>
+        </w:rPr>
+        <w:t xml:space="preserve">3. This one example guarantees correct results for every future </w:t>
+      </w:r>
+      <w:r>
+        <w:rPr>
+          <w:b/>
+        </w:rPr>
+        <w:t>input</w:t>
+      </w:r>
+      <w:r>
+        <w:rPr>
+          <w:b w:val="0"/>
+        </w:rPr>
+        <w:t>.</w:t>
       </w:r>
     </w:p>
     <w:p>
@@ -1625,12 +2345,42 @@
       </w:r>
     </w:p>
     <w:p>
-      <w:r>
+      <w:pPr>
+        <w:pStyle w:val="Heading3"/>
+      </w:pPr>
+      <w:r>
+        <w:t>Hint · try first</w:t>
+      </w:r>
+    </w:p>
+    <w:p>
+      <w:pPr>
+        <w:spacing w:line="336" w:lineRule="auto" w:after="180"/>
+        <w:shd w:fill="F1F6F8"/>
+      </w:pPr>
+      <w:r>
+        <w:rPr>
+          <w:b w:val="0"/>
+        </w:rPr>
         <w:t>Hint if needed: Use the changed condition and the deciding step in the pictorial trace. The answer must say what follows from those facts.</w:t>
       </w:r>
     </w:p>
     <w:p>
-      <w:r>
+      <w:pPr>
+        <w:pStyle w:val="Heading3"/>
+      </w:pPr>
+      <w:r>
+        <w:t>Feedback · compare after trying</w:t>
+      </w:r>
+    </w:p>
+    <w:p>
+      <w:pPr>
+        <w:spacing w:line="336" w:lineRule="auto" w:after="180"/>
+        <w:shd w:fill="F1F6FC"/>
+      </w:pPr>
+      <w:r>
+        <w:rPr>
+          <w:b w:val="0"/>
+        </w:rPr>
         <w:t>After your attempt, compare with the supported explanation: Report those individual losses, not “half” unless starting volumes are also available. Absolute losses alone do not establish each cup’s fractional loss.</w:t>
       </w:r>
     </w:p>
@@ -1643,18 +2393,165 @@
       </w:r>
     </w:p>
     <w:p>
-      <w:r>
-        <w:t>Review Capstone Design (ai-3/33). Goal: Explain the mechanism and terminology of capstone requirements and corpus. Short practice: What should the project plan record before the new flower test? Point to the relevant step in the picture, then write the changed result and the rule or evidence that supports it.. Return to this week and explain what you changed.</w:t>
-      </w:r>
-    </w:p>
-    <w:p>
-      <w:r>
-        <w:t>Review Safety Boundaries (ai-3/31). Goal: Explain the mechanism and terminology of untrusted input boundaries. Short practice: If AB7 passes the pattern, may it access teacher-only material? Point to the relevant step in the picture, then write the changed result and the rule or evidence that supports it.. Return to this week and explain what you changed.</w:t>
-      </w:r>
-    </w:p>
-    <w:p>
-      <w:r>
-        <w:t>Review Privacy by Design (ai-3/28). Goal: Explain the mechanism and terminology of data retention and deletion. Short practice: Which IDs and locations must appear in the deletion evidence? Point to the relevant step in the picture, then write the changed result and the rule or evidence that supports it.. Return to this week and explain what you changed.</w:t>
+      <w:pPr>
+        <w:spacing w:line="336" w:lineRule="auto" w:after="180"/>
+      </w:pPr>
+      <w:r>
+        <w:rPr>
+          <w:b w:val="0"/>
+        </w:rPr>
+        <w:t xml:space="preserve">Review Capstone Design (ai-3/33). Goal: Explain the </w:t>
+      </w:r>
+      <w:r>
+        <w:rPr>
+          <w:b/>
+        </w:rPr>
+        <w:t>mechanism</w:t>
+      </w:r>
+      <w:r>
+        <w:rPr>
+          <w:b w:val="0"/>
+        </w:rPr>
+        <w:t xml:space="preserve"> and terminology of capstone requirements and corpus. Short practice: What should the project plan record before the new flower test?</w:t>
+      </w:r>
+    </w:p>
+    <w:p>
+      <w:pPr>
+        <w:spacing w:line="336" w:lineRule="auto" w:after="180"/>
+      </w:pPr>
+      <w:r>
+        <w:rPr>
+          <w:b w:val="0"/>
+        </w:rPr>
+        <w:t xml:space="preserve">Point to the relevant step in the picture, then write the changed result and the rule or </w:t>
+      </w:r>
+      <w:r>
+        <w:rPr>
+          <w:b/>
+        </w:rPr>
+        <w:t>evidence</w:t>
+      </w:r>
+      <w:r>
+        <w:rPr>
+          <w:b w:val="0"/>
+        </w:rPr>
+        <w:t xml:space="preserve"> that supports it.. Return to this week and explain what you changed.</w:t>
+      </w:r>
+    </w:p>
+    <w:p>
+      <w:pPr>
+        <w:spacing w:line="336" w:lineRule="auto" w:after="180"/>
+      </w:pPr>
+      <w:r>
+        <w:rPr>
+          <w:b w:val="0"/>
+        </w:rPr>
+        <w:t xml:space="preserve">Review Safety Boundaries (ai-3/31). Goal: Explain the </w:t>
+      </w:r>
+      <w:r>
+        <w:rPr>
+          <w:b/>
+        </w:rPr>
+        <w:t>mechanism</w:t>
+      </w:r>
+      <w:r>
+        <w:rPr>
+          <w:b w:val="0"/>
+        </w:rPr>
+        <w:t xml:space="preserve"> and terminology of untrusted </w:t>
+      </w:r>
+      <w:r>
+        <w:rPr>
+          <w:b/>
+        </w:rPr>
+        <w:t>input</w:t>
+      </w:r>
+      <w:r>
+        <w:rPr>
+          <w:b w:val="0"/>
+        </w:rPr>
+        <w:t xml:space="preserve"> boundaries. Short practice: If AB7 passes the pattern, may it access teacher-only material?</w:t>
+      </w:r>
+    </w:p>
+    <w:p>
+      <w:pPr>
+        <w:spacing w:line="336" w:lineRule="auto" w:after="180"/>
+      </w:pPr>
+      <w:r>
+        <w:rPr>
+          <w:b w:val="0"/>
+        </w:rPr>
+        <w:t xml:space="preserve">Point to the relevant step in the picture, then write the changed result and the rule or </w:t>
+      </w:r>
+      <w:r>
+        <w:rPr>
+          <w:b/>
+        </w:rPr>
+        <w:t>evidence</w:t>
+      </w:r>
+      <w:r>
+        <w:rPr>
+          <w:b w:val="0"/>
+        </w:rPr>
+        <w:t xml:space="preserve"> that supports it.. Return to this week and explain what you changed.</w:t>
+      </w:r>
+    </w:p>
+    <w:p>
+      <w:pPr>
+        <w:spacing w:line="336" w:lineRule="auto" w:after="180"/>
+      </w:pPr>
+      <w:r>
+        <w:rPr>
+          <w:b w:val="0"/>
+        </w:rPr>
+        <w:t xml:space="preserve">Review Privacy by Design (ai-3/28). Goal: Explain the </w:t>
+      </w:r>
+      <w:r>
+        <w:rPr>
+          <w:b/>
+        </w:rPr>
+        <w:t>mechanism</w:t>
+      </w:r>
+      <w:r>
+        <w:rPr>
+          <w:b w:val="0"/>
+        </w:rPr>
+        <w:t xml:space="preserve"> and terminology of data retention and deletion. Short practice: Which IDs and locations must appear in the deletion </w:t>
+      </w:r>
+      <w:r>
+        <w:rPr>
+          <w:b/>
+        </w:rPr>
+        <w:t>evidence</w:t>
+      </w:r>
+      <w:r>
+        <w:rPr>
+          <w:b w:val="0"/>
+        </w:rPr>
+        <w:t>?</w:t>
+      </w:r>
+    </w:p>
+    <w:p>
+      <w:pPr>
+        <w:spacing w:line="336" w:lineRule="auto" w:after="180"/>
+      </w:pPr>
+      <w:r>
+        <w:rPr>
+          <w:b w:val="0"/>
+        </w:rPr>
+        <w:t xml:space="preserve">Point to the relevant step in the picture, then write the changed result and the rule or </w:t>
+      </w:r>
+      <w:r>
+        <w:rPr>
+          <w:b/>
+        </w:rPr>
+        <w:t>evidence</w:t>
+      </w:r>
+      <w:r>
+        <w:rPr>
+          <w:b w:val="0"/>
+        </w:rPr>
+        <w:t xml:space="preserve"> that supports it.. Return to this week and explain what you changed.</w:t>
       </w:r>
     </w:p>
     <w:p>
@@ -1666,8 +2563,37 @@
       </w:r>
     </w:p>
     <w:p>
-      <w:r>
-        <w:t>Use Download completed work in the hosted lesson to export your answers, reflections, practice feedback and code-run evidence. Open the HTML copy to read or print it. Drafts stay in this browser when storage is available; clear drafts on a shared device.</w:t>
+      <w:pPr>
+        <w:spacing w:line="336" w:lineRule="auto" w:after="180"/>
+      </w:pPr>
+      <w:r>
+        <w:rPr>
+          <w:b w:val="0"/>
+        </w:rPr>
+        <w:t xml:space="preserve">Use Download completed work in the hosted lesson to export your answers, reflections, practice feedback and code-run </w:t>
+      </w:r>
+      <w:r>
+        <w:rPr>
+          <w:b/>
+        </w:rPr>
+        <w:t>evidence</w:t>
+      </w:r>
+      <w:r>
+        <w:rPr>
+          <w:b w:val="0"/>
+        </w:rPr>
+        <w:t>. Open the HTML copy to read or print it.</w:t>
+      </w:r>
+    </w:p>
+    <w:p>
+      <w:pPr>
+        <w:spacing w:line="336" w:lineRule="auto" w:after="180"/>
+      </w:pPr>
+      <w:r>
+        <w:rPr>
+          <w:b w:val="0"/>
+        </w:rPr>
+        <w:t>Drafts stay in this browser when storage is available; clear drafts on a shared device.</w:t>
       </w:r>
     </w:p>
     <w:p>
@@ -1681,6 +2607,809 @@
     <w:p>
       <w:r>
         <w:t>________________________________________________________________</w:t>
+      </w:r>
+    </w:p>
+    <w:p>
+      <w:r>
+        <w:t>________________________________________________________________</w:t>
+      </w:r>
+    </w:p>
+    <w:p>
+      <w:r>
+        <w:t>________________________________________________________________</w:t>
+      </w:r>
+    </w:p>
+    <w:p>
+      <w:r>
+        <w:t>________________________________________________________________</w:t>
+      </w:r>
+    </w:p>
+    <w:p>
+      <w:r>
+        <w:t>________________________________________________________________</w:t>
+      </w:r>
+    </w:p>
+    <w:p>
+      <w:pPr>
+        <w:pStyle w:val="Heading1"/>
+      </w:pPr>
+      <w:r>
+        <w:t>21. Visual concept journey</w:t>
+      </w:r>
+    </w:p>
+    <w:p>
+      <w:r>
+        <w:t>Explain each Capstone Build picture from its labels, then record a relevant limit.</w:t>
+      </w:r>
+    </w:p>
+    <w:p>
+      <w:pPr>
+        <w:pStyle w:val="Heading3"/>
+      </w:pPr>
+      <w:r>
+        <w:t>01. Capstone Build: the case</w:t>
+      </w:r>
+    </w:p>
+    <w:p>
+      <w:r>
+        <w:drawing>
+          <wp:inline xmlns:a="http://schemas.openxmlformats.org/drawingml/2006/main" xmlns:pic="http://schemas.openxmlformats.org/drawingml/2006/picture">
+            <wp:extent cx="5486400" cy="3288792"/>
+            <wp:docPr id="2" name="Picture 2" descr="Build a claim checker for a draft summary of a fictional class investigation. Supplied facts: Approved record E2: three cups were observed for four days. No measured water loss is provided. Draft says “three cups were observed for four days and all lost half their water”. All inputs and outcomes in this worked example are invented classroom data; no real model run is claimed."/>
+            <wp:cNvGraphicFramePr>
+              <a:graphicFrameLocks noChangeAspect="1"/>
+            </wp:cNvGraphicFramePr>
+            <a:graphic>
+              <a:graphicData uri="http://schemas.openxmlformats.org/drawingml/2006/picture">
+                <pic:pic>
+                  <pic:nvPicPr>
+                    <pic:cNvPr id="0" name="academy-story-ai-3-34-01.png"/>
+                    <pic:cNvPicPr/>
+                  </pic:nvPicPr>
+                  <pic:blipFill>
+                    <a:blip r:embed="rId10"/>
+                    <a:stretch>
+                      <a:fillRect/>
+                    </a:stretch>
+                  </pic:blipFill>
+                  <pic:spPr>
+                    <a:xfrm>
+                      <a:off x="0" y="0"/>
+                      <a:ext cx="5486400" cy="3288792"/>
+                    </a:xfrm>
+                    <a:prstGeom prst="rect"/>
+                  </pic:spPr>
+                </pic:pic>
+              </a:graphicData>
+            </a:graphic>
+          </wp:inline>
+        </w:drawing>
+      </w:r>
+    </w:p>
+    <w:p>
+      <w:pPr>
+        <w:spacing w:line="336" w:lineRule="auto" w:after="180"/>
+      </w:pPr>
+      <w:r>
+        <w:rPr>
+          <w:b w:val="0"/>
+        </w:rPr>
+        <w:t>Build a claim checker for a draft summary of a fictional class investigation. Supplied facts: Approved record E2: three cups were observed for four days. No measured water loss is provided.</w:t>
+      </w:r>
+    </w:p>
+    <w:p>
+      <w:pPr>
+        <w:spacing w:line="336" w:lineRule="auto" w:after="180"/>
+      </w:pPr>
+      <w:r>
+        <w:rPr>
+          <w:b w:val="0"/>
+        </w:rPr>
+        <w:t xml:space="preserve">Draft says “three cups were observed for four days and all lost half their water”. All </w:t>
+      </w:r>
+      <w:r>
+        <w:rPr>
+          <w:b/>
+        </w:rPr>
+        <w:t>input</w:t>
+      </w:r>
+      <w:r>
+        <w:rPr>
+          <w:b w:val="0"/>
+        </w:rPr>
+        <w:t>s and outcomes in this worked example are invented classroom data; no real model run is claimed.</w:t>
+      </w:r>
+    </w:p>
+    <w:p>
+      <w:pPr>
+        <w:spacing w:line="336" w:lineRule="auto" w:after="180"/>
+        <w:shd w:fill="F5F1FB"/>
+      </w:pPr>
+      <w:r>
+        <w:rPr>
+          <w:b w:val="0"/>
+        </w:rPr>
+        <w:t>Point to the given fact that matters most. Explain why it matters.</w:t>
+      </w:r>
+    </w:p>
+    <w:p>
+      <w:pPr>
+        <w:pStyle w:val="Heading3"/>
+      </w:pPr>
+      <w:r>
+        <w:t>My picture explanation, deciding evidence and one limit</w:t>
+      </w:r>
+    </w:p>
+    <w:p>
+      <w:r>
+        <w:t>________________________________________________________________</w:t>
+      </w:r>
+    </w:p>
+    <w:p>
+      <w:r>
+        <w:t>________________________________________________________________</w:t>
+      </w:r>
+    </w:p>
+    <w:p>
+      <w:r>
+        <w:t>________________________________________________________________</w:t>
+      </w:r>
+    </w:p>
+    <w:p>
+      <w:r>
+        <w:t>________________________________________________________________</w:t>
+      </w:r>
+    </w:p>
+    <w:p>
+      <w:pPr>
+        <w:pStyle w:val="Heading3"/>
+      </w:pPr>
+      <w:r>
+        <w:t>02. Follow the deciding steps</w:t>
+      </w:r>
+    </w:p>
+    <w:p>
+      <w:r>
+        <w:drawing>
+          <wp:inline xmlns:a="http://schemas.openxmlformats.org/drawingml/2006/main" xmlns:pic="http://schemas.openxmlformats.org/drawingml/2006/picture">
+            <wp:extent cx="5486400" cy="3337560"/>
+            <wp:docPr id="3" name="Picture 3" descr="Extract claims: Separate cup count, observation duration and the claimed water loss. → Match evidence: E2 supports three cups and four days; it supplies no water-loss result. → Repair draft: Retain the supported procedure facts; state that water-loss results were not supplied."/>
+            <wp:cNvGraphicFramePr>
+              <a:graphicFrameLocks noChangeAspect="1"/>
+            </wp:cNvGraphicFramePr>
+            <a:graphic>
+              <a:graphicData uri="http://schemas.openxmlformats.org/drawingml/2006/picture">
+                <pic:pic>
+                  <pic:nvPicPr>
+                    <pic:cNvPr id="0" name="academy-story-ai-3-34-02.png"/>
+                    <pic:cNvPicPr/>
+                  </pic:nvPicPr>
+                  <pic:blipFill>
+                    <a:blip r:embed="rId11"/>
+                    <a:stretch>
+                      <a:fillRect/>
+                    </a:stretch>
+                  </pic:blipFill>
+                  <pic:spPr>
+                    <a:xfrm>
+                      <a:off x="0" y="0"/>
+                      <a:ext cx="5486400" cy="3337560"/>
+                    </a:xfrm>
+                    <a:prstGeom prst="rect"/>
+                  </pic:spPr>
+                </pic:pic>
+              </a:graphicData>
+            </a:graphic>
+          </wp:inline>
+        </w:drawing>
+      </w:r>
+    </w:p>
+    <w:p>
+      <w:pPr>
+        <w:spacing w:line="336" w:lineRule="auto" w:after="180"/>
+      </w:pPr>
+      <w:r>
+        <w:rPr>
+          <w:b w:val="0"/>
+        </w:rPr>
+        <w:t xml:space="preserve">Extract claims: Separate cup count, </w:t>
+      </w:r>
+      <w:r>
+        <w:rPr>
+          <w:b/>
+        </w:rPr>
+        <w:t>observation</w:t>
+      </w:r>
+      <w:r>
+        <w:rPr>
+          <w:b w:val="0"/>
+        </w:rPr>
+        <w:t xml:space="preserve"> duration and the claimed water loss. → Match </w:t>
+      </w:r>
+      <w:r>
+        <w:rPr>
+          <w:b/>
+        </w:rPr>
+        <w:t>evidence</w:t>
+      </w:r>
+      <w:r>
+        <w:rPr>
+          <w:b w:val="0"/>
+        </w:rPr>
+        <w:t>: E2 supports three cups and four days; it supplies no water-loss result. → Repair draft: Retain the supported procedure facts; state that water-loss results were not supplied.</w:t>
+      </w:r>
+    </w:p>
+    <w:p>
+      <w:pPr>
+        <w:spacing w:line="336" w:lineRule="auto" w:after="180"/>
+        <w:shd w:fill="F5F1FB"/>
+      </w:pPr>
+      <w:r>
+        <w:rPr>
+          <w:b w:val="0"/>
+        </w:rPr>
+        <w:t xml:space="preserve">Point to each numbered stage and explain which recorded </w:t>
+      </w:r>
+      <w:r>
+        <w:rPr>
+          <w:b/>
+        </w:rPr>
+        <w:t>input</w:t>
+      </w:r>
+      <w:r>
+        <w:rPr>
+          <w:b w:val="0"/>
+        </w:rPr>
+        <w:t xml:space="preserve"> it uses.</w:t>
+      </w:r>
+    </w:p>
+    <w:p>
+      <w:pPr>
+        <w:pStyle w:val="Heading3"/>
+      </w:pPr>
+      <w:r>
+        <w:t>My picture explanation, deciding evidence and one limit</w:t>
+      </w:r>
+    </w:p>
+    <w:p>
+      <w:r>
+        <w:t>________________________________________________________________</w:t>
+      </w:r>
+    </w:p>
+    <w:p>
+      <w:r>
+        <w:t>________________________________________________________________</w:t>
+      </w:r>
+    </w:p>
+    <w:p>
+      <w:r>
+        <w:t>________________________________________________________________</w:t>
+      </w:r>
+    </w:p>
+    <w:p>
+      <w:r>
+        <w:t>________________________________________________________________</w:t>
+      </w:r>
+    </w:p>
+    <w:p>
+      <w:pPr>
+        <w:pStyle w:val="Heading3"/>
+      </w:pPr>
+      <w:r>
+        <w:t>03. Capstone grounded assistant — evidence trace</w:t>
+      </w:r>
+    </w:p>
+    <w:p>
+      <w:r>
+        <w:drawing>
+          <wp:inline xmlns:a="http://schemas.openxmlformats.org/drawingml/2006/main" xmlns:pic="http://schemas.openxmlformats.org/drawingml/2006/picture">
+            <wp:extent cx="5486400" cy="3145536"/>
+            <wp:docPr id="4" name="Picture 4" descr="Capstone grounded assistant — evidence trace. Request room B; retrieved approval names B but register names C. Draft gives capacity 10 from C. | A supported response requires current matching approval and register records. Any retrieval or validation failure gives needs_review with null claims. The classroom implementation performs no booking or external action. | Same-room support fails before or during semantic validation. Return needs_review with null claims; the draft capacity is unsupported for B."/>
+            <wp:cNvGraphicFramePr>
+              <a:graphicFrameLocks noChangeAspect="1"/>
+            </wp:cNvGraphicFramePr>
+            <a:graphic>
+              <a:graphicData uri="http://schemas.openxmlformats.org/drawingml/2006/picture">
+                <pic:pic>
+                  <pic:nvPicPr>
+                    <pic:cNvPr id="0" name="academy-story-ai-3-34-03.png"/>
+                    <pic:cNvPicPr/>
+                  </pic:nvPicPr>
+                  <pic:blipFill>
+                    <a:blip r:embed="rId12"/>
+                    <a:stretch>
+                      <a:fillRect/>
+                    </a:stretch>
+                  </pic:blipFill>
+                  <pic:spPr>
+                    <a:xfrm>
+                      <a:off x="0" y="0"/>
+                      <a:ext cx="5486400" cy="3145536"/>
+                    </a:xfrm>
+                    <a:prstGeom prst="rect"/>
+                  </pic:spPr>
+                </pic:pic>
+              </a:graphicData>
+            </a:graphic>
+          </wp:inline>
+        </w:drawing>
+      </w:r>
+    </w:p>
+    <w:p>
+      <w:pPr>
+        <w:spacing w:line="336" w:lineRule="auto" w:after="180"/>
+      </w:pPr>
+      <w:r>
+        <w:rPr>
+          <w:b w:val="0"/>
+        </w:rPr>
+        <w:t xml:space="preserve">Capstone grounded assistant — </w:t>
+      </w:r>
+      <w:r>
+        <w:rPr>
+          <w:b/>
+        </w:rPr>
+        <w:t>evidence</w:t>
+      </w:r>
+      <w:r>
+        <w:rPr>
+          <w:b w:val="0"/>
+        </w:rPr>
+        <w:t xml:space="preserve"> trace. Request room B; retrieved approval names B but register names C. Draft gives capacity 10 from C. | A supported response requires current matching approval and register records.</w:t>
+      </w:r>
+    </w:p>
+    <w:p>
+      <w:pPr>
+        <w:spacing w:line="336" w:lineRule="auto" w:after="180"/>
+      </w:pPr>
+      <w:r>
+        <w:rPr>
+          <w:b w:val="0"/>
+        </w:rPr>
+        <w:t>Any retrieval or validation failure gives needs_review with null claims. The classroom implementation performs no booking or external action. | Same-room support fails before or during semantic validation.</w:t>
+      </w:r>
+    </w:p>
+    <w:p>
+      <w:pPr>
+        <w:spacing w:line="336" w:lineRule="auto" w:after="180"/>
+      </w:pPr>
+      <w:r>
+        <w:rPr>
+          <w:b w:val="0"/>
+        </w:rPr>
+        <w:t>Return needs_review with null claims; the draft capacity is unsupported for B.</w:t>
+      </w:r>
+    </w:p>
+    <w:p>
+      <w:pPr>
+        <w:spacing w:line="336" w:lineRule="auto" w:after="180"/>
+        <w:shd w:fill="F5F1FB"/>
+      </w:pPr>
+      <w:r>
+        <w:rPr>
+          <w:b w:val="0"/>
+        </w:rPr>
+        <w:t>Read the labels and values. Explain the relationship the model shows.</w:t>
+      </w:r>
+    </w:p>
+    <w:p>
+      <w:pPr>
+        <w:pStyle w:val="Heading3"/>
+      </w:pPr>
+      <w:r>
+        <w:t>My picture explanation, deciding evidence and one limit</w:t>
+      </w:r>
+    </w:p>
+    <w:p>
+      <w:r>
+        <w:t>________________________________________________________________</w:t>
+      </w:r>
+    </w:p>
+    <w:p>
+      <w:r>
+        <w:t>________________________________________________________________</w:t>
+      </w:r>
+    </w:p>
+    <w:p>
+      <w:r>
+        <w:t>________________________________________________________________</w:t>
+      </w:r>
+    </w:p>
+    <w:p>
+      <w:r>
+        <w:t>________________________________________________________________</w:t>
+      </w:r>
+    </w:p>
+    <w:p>
+      <w:pPr>
+        <w:pStyle w:val="Heading3"/>
+      </w:pPr>
+      <w:r>
+        <w:t>04. Change one thing. Trace what follows.</w:t>
+      </w:r>
+    </w:p>
+    <w:p>
+      <w:r>
+        <w:drawing>
+          <wp:inline xmlns:a="http://schemas.openxmlformats.org/drawingml/2006/main" xmlns:pic="http://schemas.openxmlformats.org/drawingml/2006/picture">
+            <wp:extent cx="5486400" cy="3026664"/>
+            <wp:docPr id="5" name="Picture 5" descr="Original case: Retain the supported procedure facts; state that water-loss results were not supplied. Changed condition: E3 supplies losses of 1, 2 and 3 mL. Expected result: Report those individual losses, not “half” unless starting volumes are also available. Reason: Absolute losses alone do not establish each cup’s fractional loss."/>
+            <wp:cNvGraphicFramePr>
+              <a:graphicFrameLocks noChangeAspect="1"/>
+            </wp:cNvGraphicFramePr>
+            <a:graphic>
+              <a:graphicData uri="http://schemas.openxmlformats.org/drawingml/2006/picture">
+                <pic:pic>
+                  <pic:nvPicPr>
+                    <pic:cNvPr id="0" name="academy-story-ai-3-34-04.png"/>
+                    <pic:cNvPicPr/>
+                  </pic:nvPicPr>
+                  <pic:blipFill>
+                    <a:blip r:embed="rId13"/>
+                    <a:stretch>
+                      <a:fillRect/>
+                    </a:stretch>
+                  </pic:blipFill>
+                  <pic:spPr>
+                    <a:xfrm>
+                      <a:off x="0" y="0"/>
+                      <a:ext cx="5486400" cy="3026664"/>
+                    </a:xfrm>
+                    <a:prstGeom prst="rect"/>
+                  </pic:spPr>
+                </pic:pic>
+              </a:graphicData>
+            </a:graphic>
+          </wp:inline>
+        </w:drawing>
+      </w:r>
+    </w:p>
+    <w:p>
+      <w:pPr>
+        <w:spacing w:line="336" w:lineRule="auto" w:after="180"/>
+      </w:pPr>
+      <w:r>
+        <w:rPr>
+          <w:b w:val="0"/>
+        </w:rPr>
+        <w:t>Original case: Retain the supported procedure facts; state that water-loss results were not supplied. Changed condition: E3 supplies losses of 1, 2 and 3 mL.</w:t>
+      </w:r>
+    </w:p>
+    <w:p>
+      <w:pPr>
+        <w:spacing w:line="336" w:lineRule="auto" w:after="180"/>
+      </w:pPr>
+      <w:r>
+        <w:rPr>
+          <w:b w:val="0"/>
+        </w:rPr>
+        <w:t>Expected result: Report those individual losses, not “half” unless starting volumes are also available. Reason: Absolute losses alone do not establish each cup’s fractional loss.</w:t>
+      </w:r>
+    </w:p>
+    <w:p>
+      <w:pPr>
+        <w:spacing w:line="336" w:lineRule="auto" w:after="180"/>
+        <w:shd w:fill="F5F1FB"/>
+      </w:pPr>
+      <w:r>
+        <w:rPr>
+          <w:b w:val="0"/>
+        </w:rPr>
+        <w:t>Predict before checking the worked changed-case result. Name what changed and what the supplied facts allow you to conclude.</w:t>
+      </w:r>
+    </w:p>
+    <w:p>
+      <w:pPr>
+        <w:pStyle w:val="Heading3"/>
+      </w:pPr>
+      <w:r>
+        <w:t>My picture explanation, deciding evidence and one limit</w:t>
+      </w:r>
+    </w:p>
+    <w:p>
+      <w:r>
+        <w:t>________________________________________________________________</w:t>
+      </w:r>
+    </w:p>
+    <w:p>
+      <w:r>
+        <w:t>________________________________________________________________</w:t>
+      </w:r>
+    </w:p>
+    <w:p>
+      <w:r>
+        <w:t>________________________________________________________________</w:t>
+      </w:r>
+    </w:p>
+    <w:p>
+      <w:r>
+        <w:t>________________________________________________________________</w:t>
+      </w:r>
+    </w:p>
+    <w:p>
+      <w:pPr>
+        <w:pStyle w:val="Heading3"/>
+      </w:pPr>
+      <w:r>
+        <w:t>05. Connect the explanation to its limit</w:t>
+      </w:r>
+    </w:p>
+    <w:p>
+      <w:r>
+        <w:drawing>
+          <wp:inline xmlns:a="http://schemas.openxmlformats.org/drawingml/2006/main" xmlns:pic="http://schemas.openxmlformats.org/drawingml/2006/picture">
+            <wp:extent cx="5486400" cy="2834640"/>
+            <wp:docPr id="6" name="Picture 6" descr="Read the picture in order. Retain the supported procedure facts; state that water-loss results were not supplied. The arrows show which recorded input or intermediate result each decision uses. Explain the deciding step aloud before checking the changed case; pointing to the final answer alone does not show how it follows. Limit: The examples are invented observations; no real classroom investigation or model run is claimed."/>
+            <wp:cNvGraphicFramePr>
+              <a:graphicFrameLocks noChangeAspect="1"/>
+            </wp:cNvGraphicFramePr>
+            <a:graphic>
+              <a:graphicData uri="http://schemas.openxmlformats.org/drawingml/2006/picture">
+                <pic:pic>
+                  <pic:nvPicPr>
+                    <pic:cNvPr id="0" name="academy-story-ai-3-34-05.png"/>
+                    <pic:cNvPicPr/>
+                  </pic:nvPicPr>
+                  <pic:blipFill>
+                    <a:blip r:embed="rId14"/>
+                    <a:stretch>
+                      <a:fillRect/>
+                    </a:stretch>
+                  </pic:blipFill>
+                  <pic:spPr>
+                    <a:xfrm>
+                      <a:off x="0" y="0"/>
+                      <a:ext cx="5486400" cy="2834640"/>
+                    </a:xfrm>
+                    <a:prstGeom prst="rect"/>
+                  </pic:spPr>
+                </pic:pic>
+              </a:graphicData>
+            </a:graphic>
+          </wp:inline>
+        </w:drawing>
+      </w:r>
+    </w:p>
+    <w:p>
+      <w:pPr>
+        <w:spacing w:line="336" w:lineRule="auto" w:after="180"/>
+      </w:pPr>
+      <w:r>
+        <w:rPr>
+          <w:b w:val="0"/>
+        </w:rPr>
+        <w:t xml:space="preserve">Read the picture in order. Retain the supported procedure facts; state that water-loss results were not supplied. The arrows show which recorded </w:t>
+      </w:r>
+      <w:r>
+        <w:rPr>
+          <w:b/>
+        </w:rPr>
+        <w:t>input</w:t>
+      </w:r>
+      <w:r>
+        <w:rPr>
+          <w:b w:val="0"/>
+        </w:rPr>
+        <w:t xml:space="preserve"> or intermediate result each decision uses.</w:t>
+      </w:r>
+    </w:p>
+    <w:p>
+      <w:pPr>
+        <w:spacing w:line="336" w:lineRule="auto" w:after="180"/>
+      </w:pPr>
+      <w:r>
+        <w:rPr>
+          <w:b w:val="0"/>
+        </w:rPr>
+        <w:t>Explain the deciding step aloud before checking the changed case; pointing to the final answer alone does not show how it follows.</w:t>
+      </w:r>
+    </w:p>
+    <w:p>
+      <w:pPr>
+        <w:spacing w:line="336" w:lineRule="auto" w:after="180"/>
+      </w:pPr>
+      <w:r>
+        <w:rPr>
+          <w:b w:val="0"/>
+        </w:rPr>
+        <w:t xml:space="preserve">Limit: The examples are invented </w:t>
+      </w:r>
+      <w:r>
+        <w:rPr>
+          <w:b/>
+        </w:rPr>
+        <w:t>observation</w:t>
+      </w:r>
+      <w:r>
+        <w:rPr>
+          <w:b w:val="0"/>
+        </w:rPr>
+        <w:t>s; no real classroom investigation or model run is claimed.</w:t>
+      </w:r>
+    </w:p>
+    <w:p>
+      <w:pPr>
+        <w:spacing w:line="336" w:lineRule="auto" w:after="180"/>
+        <w:shd w:fill="F5F1FB"/>
+      </w:pPr>
+      <w:r>
+        <w:rPr>
+          <w:b w:val="0"/>
+        </w:rPr>
+        <w:t>Explain the case, then point to a limit on the claim.</w:t>
+      </w:r>
+    </w:p>
+    <w:p>
+      <w:pPr>
+        <w:pStyle w:val="Heading3"/>
+      </w:pPr>
+      <w:r>
+        <w:t>My picture explanation, deciding evidence and one limit</w:t>
+      </w:r>
+    </w:p>
+    <w:p>
+      <w:r>
+        <w:t>________________________________________________________________</w:t>
+      </w:r>
+    </w:p>
+    <w:p>
+      <w:r>
+        <w:t>________________________________________________________________</w:t>
+      </w:r>
+    </w:p>
+    <w:p>
+      <w:r>
+        <w:t>________________________________________________________________</w:t>
+      </w:r>
+    </w:p>
+    <w:p>
+      <w:r>
+        <w:t>________________________________________________________________</w:t>
+      </w:r>
+    </w:p>
+    <w:p>
+      <w:pPr>
+        <w:pStyle w:val="Heading3"/>
+      </w:pPr>
+      <w:r>
+        <w:t>06. Make the idea visible in your project</w:t>
+      </w:r>
+    </w:p>
+    <w:p>
+      <w:r>
+        <w:drawing>
+          <wp:inline xmlns:a="http://schemas.openxmlformats.org/drawingml/2006/main" xmlns:pic="http://schemas.openxmlformats.org/drawingml/2006/picture">
+            <wp:extent cx="5486400" cy="3681984"/>
+            <wp:docPr id="7" name="Picture 7" descr="For your Verified Study Buddy, save the input, procedure, observed result and limitation of this check. Label this worked example as practice; use a different, previously unreviewed case when checking independent understanding. Draw your input, deciding step, result and limit. Supported question: What additional numbers would a half-water claim require? Point to the relevant step in the picture, then write the changed result and the rule or evidence that supports it."/>
+            <wp:cNvGraphicFramePr>
+              <a:graphicFrameLocks noChangeAspect="1"/>
+            </wp:cNvGraphicFramePr>
+            <a:graphic>
+              <a:graphicData uri="http://schemas.openxmlformats.org/drawingml/2006/picture">
+                <pic:pic>
+                  <pic:nvPicPr>
+                    <pic:cNvPr id="0" name="academy-story-ai-3-34-06.png"/>
+                    <pic:cNvPicPr/>
+                  </pic:nvPicPr>
+                  <pic:blipFill>
+                    <a:blip r:embed="rId15"/>
+                    <a:stretch>
+                      <a:fillRect/>
+                    </a:stretch>
+                  </pic:blipFill>
+                  <pic:spPr>
+                    <a:xfrm>
+                      <a:off x="0" y="0"/>
+                      <a:ext cx="5486400" cy="3681984"/>
+                    </a:xfrm>
+                    <a:prstGeom prst="rect"/>
+                  </pic:spPr>
+                </pic:pic>
+              </a:graphicData>
+            </a:graphic>
+          </wp:inline>
+        </w:drawing>
+      </w:r>
+    </w:p>
+    <w:p>
+      <w:pPr>
+        <w:spacing w:line="336" w:lineRule="auto" w:after="180"/>
+      </w:pPr>
+      <w:r>
+        <w:rPr>
+          <w:b w:val="0"/>
+        </w:rPr>
+        <w:t xml:space="preserve">For your Verified Study Buddy, save the </w:t>
+      </w:r>
+      <w:r>
+        <w:rPr>
+          <w:b/>
+        </w:rPr>
+        <w:t>input</w:t>
+      </w:r>
+      <w:r>
+        <w:rPr>
+          <w:b w:val="0"/>
+        </w:rPr>
+        <w:t>, procedure, observed result and limitation of this check.</w:t>
+      </w:r>
+    </w:p>
+    <w:p>
+      <w:pPr>
+        <w:spacing w:line="336" w:lineRule="auto" w:after="180"/>
+      </w:pPr>
+      <w:r>
+        <w:rPr>
+          <w:b w:val="0"/>
+        </w:rPr>
+        <w:t xml:space="preserve">Label this worked example as practice; use a different, previously unreviewed case when checking independent understanding. Draw your </w:t>
+      </w:r>
+      <w:r>
+        <w:rPr>
+          <w:b/>
+        </w:rPr>
+        <w:t>input</w:t>
+      </w:r>
+      <w:r>
+        <w:rPr>
+          <w:b w:val="0"/>
+        </w:rPr>
+        <w:t>, deciding step, result and limit.</w:t>
+      </w:r>
+    </w:p>
+    <w:p>
+      <w:pPr>
+        <w:spacing w:line="336" w:lineRule="auto" w:after="180"/>
+      </w:pPr>
+      <w:r>
+        <w:rPr>
+          <w:b w:val="0"/>
+        </w:rPr>
+        <w:t xml:space="preserve">Supported question: What additional numbers would a half-water claim require? Point to the relevant step in the picture, then write the changed result and the rule or </w:t>
+      </w:r>
+      <w:r>
+        <w:rPr>
+          <w:b/>
+        </w:rPr>
+        <w:t>evidence</w:t>
+      </w:r>
+      <w:r>
+        <w:rPr>
+          <w:b w:val="0"/>
+        </w:rPr>
+        <w:t xml:space="preserve"> that supports it.</w:t>
+      </w:r>
+    </w:p>
+    <w:p>
+      <w:pPr>
+        <w:spacing w:line="336" w:lineRule="auto" w:after="180"/>
+        <w:shd w:fill="F5F1FB"/>
+      </w:pPr>
+      <w:r>
+        <w:rPr>
+          <w:b w:val="0"/>
+        </w:rPr>
+        <w:t xml:space="preserve">Draw your project trace and justify the deciding step using </w:t>
+      </w:r>
+      <w:r>
+        <w:rPr>
+          <w:b/>
+        </w:rPr>
+        <w:t>evidence</w:t>
+      </w:r>
+      <w:r>
+        <w:rPr>
+          <w:b w:val="0"/>
+        </w:rPr>
+        <w:t>.</w:t>
+      </w:r>
+    </w:p>
+    <w:p>
+      <w:pPr>
+        <w:pStyle w:val="Heading3"/>
+      </w:pPr>
+      <w:r>
+        <w:t>My picture explanation, deciding evidence and one limit</w:t>
       </w:r>
     </w:p>
     <w:p>

--- a/downloads/workbook/ai-3-week-34.docx
+++ b/downloads/workbook/ai-3-week-34.docx
@@ -1045,6 +1045,26 @@
     </w:p>
     <w:p>
       <w:pPr>
+        <w:pStyle w:val="Heading3"/>
+      </w:pPr>
+      <w:r>
+        <w:t>Where to find the supplied example</w:t>
+      </w:r>
+    </w:p>
+    <w:p>
+      <w:pPr>
+        <w:spacing w:line="336" w:lineRule="auto" w:after="180"/>
+        <w:shd w:fill="F1F6F8"/>
+      </w:pPr>
+      <w:r>
+        <w:rPr>
+          <w:b w:val="0"/>
+        </w:rPr>
+        <w:t>Reference for this exercise: open this week’s student lesson, “Capstone Build”, at “See how it works” and “Follow a worked example”. Use the original worked values or code named in the question; the later pictorial case is a separate example. Keep this reference beside your workbook while practising.</w:t>
+      </w:r>
+    </w:p>
+    <w:p>
+      <w:pPr>
         <w:spacing w:line="336" w:lineRule="auto" w:after="180"/>
       </w:pPr>
       <w:r>
@@ -1340,6 +1360,26 @@
     <w:p>
       <w:r>
         <w:t>Design a revealing follow-up. Apply the supplied Capstone Build facts and keep your reasoning.</w:t>
+      </w:r>
+    </w:p>
+    <w:p>
+      <w:pPr>
+        <w:pStyle w:val="Heading3"/>
+      </w:pPr>
+      <w:r>
+        <w:t>Where to find the supplied example</w:t>
+      </w:r>
+    </w:p>
+    <w:p>
+      <w:pPr>
+        <w:spacing w:line="336" w:lineRule="auto" w:after="180"/>
+        <w:shd w:fill="F1F6F8"/>
+      </w:pPr>
+      <w:r>
+        <w:rPr>
+          <w:b w:val="0"/>
+        </w:rPr>
+        <w:t>Reference for this exercise: open this week’s student lesson, “Capstone Build”, at “See how it works” and “Follow a worked example”. Use the original worked values or code named in the question; the later pictorial case is a separate example. Keep this reference beside your workbook while practising.</w:t>
       </w:r>
     </w:p>
     <w:p>

--- a/downloads/workbook/ai-3-week-34.docx
+++ b/downloads/workbook/ai-3-week-34.docx
@@ -25,12 +25,518 @@
         <w:pStyle w:val="Heading1"/>
       </w:pPr>
       <w:r>
-        <w:t>01. Recall and choose your starting point</w:t>
-      </w:r>
-    </w:p>
-    <w:p>
-      <w:r>
-        <w:t>Record your starting explanation for Capstone Build before opening notes. Show any later correction separately.</w:t>
+        <w:t>One connected capstone-build record.</w:t>
+      </w:r>
+    </w:p>
+    <w:p>
+      <w:r>
+        <w:t>Explain stages, review a mismatch, audit generalisation and design a revealing integration case.</w:t>
+      </w:r>
+    </w:p>
+    <w:p>
+      <w:r>
+        <w:t>Keep build version, source facts, missing values, observed outputs and unresolved claims together.</w:t>
+      </w:r>
+    </w:p>
+    <w:p>
+      <w:pPr>
+        <w:pStyle w:val="Heading1"/>
+      </w:pPr>
+      <w:r>
+        <w:t>01. Recall: reconnect earlier ideas</w:t>
+      </w:r>
+    </w:p>
+    <w:p>
+      <w:r>
+        <w:t>Retrieve before opening notes.</w:t>
+      </w:r>
+    </w:p>
+    <w:p>
+      <w:pPr>
+        <w:pStyle w:val="Heading2"/>
+      </w:pPr>
+      <w:r>
+        <w:t>Retrieve and explain</w:t>
+      </w:r>
+    </w:p>
+    <w:p>
+      <w:pPr>
+        <w:pStyle w:val="ListBullet"/>
+      </w:pPr>
+      <w:r>
+        <w:t>Try the recall before opening notes. Then use a different colour or a labelled second line to correct your explanation.</w:t>
+      </w:r>
+    </w:p>
+    <w:p>
+      <w:pPr>
+        <w:pStyle w:val="ListBullet"/>
+      </w:pPr>
+      <w:r>
+        <w:t>Without opening the old lesson, explain one key idea from Capstone Design. Give an example and a mistake that the idea helps you avoid.</w:t>
+      </w:r>
+    </w:p>
+    <w:p>
+      <w:pPr>
+        <w:pStyle w:val="Heading3"/>
+      </w:pPr>
+      <w:r>
+        <w:t>My remembered idea, example and correction</w:t>
+      </w:r>
+    </w:p>
+    <w:p>
+      <w:r>
+        <w:t>________________________________________________________________</w:t>
+      </w:r>
+    </w:p>
+    <w:p>
+      <w:r>
+        <w:t>________________________________________________________________</w:t>
+      </w:r>
+    </w:p>
+    <w:p>
+      <w:r>
+        <w:t>________________________________________________________________</w:t>
+      </w:r>
+    </w:p>
+    <w:p>
+      <w:pPr>
+        <w:pStyle w:val="ListBullet"/>
+      </w:pPr>
+      <w:r>
+        <w:t>Without opening the old lesson, explain one key idea from Safety Boundaries. Give an example and a mistake that the idea helps you avoid.</w:t>
+      </w:r>
+    </w:p>
+    <w:p>
+      <w:pPr>
+        <w:pStyle w:val="Heading3"/>
+      </w:pPr>
+      <w:r>
+        <w:t>My remembered idea, example and correction</w:t>
+      </w:r>
+    </w:p>
+    <w:p>
+      <w:r>
+        <w:t>________________________________________________________________</w:t>
+      </w:r>
+    </w:p>
+    <w:p>
+      <w:r>
+        <w:t>________________________________________________________________</w:t>
+      </w:r>
+    </w:p>
+    <w:p>
+      <w:r>
+        <w:t>________________________________________________________________</w:t>
+      </w:r>
+    </w:p>
+    <w:p>
+      <w:pPr>
+        <w:pStyle w:val="ListBullet"/>
+      </w:pPr>
+      <w:r>
+        <w:t>Without opening the old lesson, explain one key idea from Privacy by Design. Give an example and a mistake that the idea helps you avoid.</w:t>
+      </w:r>
+    </w:p>
+    <w:p>
+      <w:pPr>
+        <w:pStyle w:val="Heading3"/>
+      </w:pPr>
+      <w:r>
+        <w:t>My remembered idea, example and correction</w:t>
+      </w:r>
+    </w:p>
+    <w:p>
+      <w:r>
+        <w:t>________________________________________________________________</w:t>
+      </w:r>
+    </w:p>
+    <w:p>
+      <w:r>
+        <w:t>________________________________________________________________</w:t>
+      </w:r>
+    </w:p>
+    <w:p>
+      <w:r>
+        <w:t>________________________________________________________________</w:t>
+      </w:r>
+    </w:p>
+    <w:p>
+      <w:pPr>
+        <w:pStyle w:val="Heading2"/>
+      </w:pPr>
+      <w:r>
+        <w:t>Earlier wording, alternatives and picture transcripts · reference / check after trying</w:t>
+      </w:r>
+    </w:p>
+    <w:p>
+      <w:pPr>
+        <w:pStyle w:val="Heading3"/>
+      </w:pPr>
+      <w:r>
+        <w:t>Capstone Design</w:t>
+      </w:r>
+    </w:p>
+    <w:p>
+      <w:pPr>
+        <w:pStyle w:val="Heading3"/>
+      </w:pPr>
+      <w:r>
+        <w:t>Safety Boundaries</w:t>
+      </w:r>
+    </w:p>
+    <w:p>
+      <w:pPr>
+        <w:pStyle w:val="Heading3"/>
+      </w:pPr>
+      <w:r>
+        <w:t>Privacy by Design</w:t>
+      </w:r>
+    </w:p>
+    <w:p>
+      <w:pPr>
+        <w:pStyle w:val="Heading1"/>
+      </w:pPr>
+      <w:r>
+        <w:t>12. W1 · Explain the build stages</w:t>
+      </w:r>
+    </w:p>
+    <w:p>
+      <w:r>
+        <w:t>Connect input, eligible source, validation and displayed result.</w:t>
+      </w:r>
+    </w:p>
+    <w:p>
+      <w:pPr>
+        <w:pStyle w:val="Heading2"/>
+      </w:pPr>
+      <w:r>
+        <w:t>Your evidence record</w:t>
+      </w:r>
+    </w:p>
+    <w:p>
+      <w:pPr>
+        <w:pStyle w:val="ListBullet"/>
+      </w:pPr>
+      <w:r>
+        <w:t>Room W2 review: request B, approval B, register C capacity 10; same-room support fails, needs_review/null claims. Main investigation E2: 3 cups observed 4 days, losses/initial volumes absent. E3 adds losses 1, 2, 3 mLbut no initial volumes, so half status unknown. Program validates a narrow structured record and formats supplied evidence; it does not parse arbitrary text or authenticate measurement. Seed assessment uses separate facts.</w:t>
+      </w:r>
+    </w:p>
+    <w:p>
+      <w:pPr>
+        <w:pStyle w:val="ListBullet"/>
+      </w:pPr>
+      <w:r>
+        <w:t>Reference for this exercise: open this week’s student lesson, “Capstone Build”, at “See how it works” and “Follow a worked example”. Use the original worked values or code named in the question; the later pictorial case is a separate example. Keep this reference beside your workbook while practising.</w:t>
+      </w:r>
+    </w:p>
+    <w:p>
+      <w:pPr>
+        <w:pStyle w:val="ListBullet"/>
+      </w:pPr>
+      <w:r>
+        <w:t>Explain the weekly mechanism in your own words. Use the worked scenario to name its input, decision rule and output.</w:t>
+      </w:r>
+    </w:p>
+    <w:p>
+      <w:pPr>
+        <w:pStyle w:val="Heading3"/>
+      </w:pPr>
+      <w:r>
+        <w:t>My reasoning and evidence</w:t>
+      </w:r>
+    </w:p>
+    <w:p>
+      <w:r>
+        <w:t>________________________________________________________________</w:t>
+      </w:r>
+    </w:p>
+    <w:p>
+      <w:r>
+        <w:t>________________________________________________________________</w:t>
+      </w:r>
+    </w:p>
+    <w:p>
+      <w:r>
+        <w:t>________________________________________________________________</w:t>
+      </w:r>
+    </w:p>
+    <w:p>
+      <w:r>
+        <w:t>________________________________________________________________</w:t>
+      </w:r>
+    </w:p>
+    <w:p>
+      <w:r>
+        <w:t>________________________________________________________________</w:t>
+      </w:r>
+    </w:p>
+    <w:p>
+      <w:r>
+        <w:t>________________________________________________________________</w:t>
+      </w:r>
+    </w:p>
+    <w:p>
+      <w:pPr>
+        <w:pStyle w:val="Heading1"/>
+      </w:pPr>
+      <w:r>
+        <w:t>13. W2 · Review the room mismatch</w:t>
+      </w:r>
+    </w:p>
+    <w:p>
+      <w:r>
+        <w:t>Keep this repeated case as integration practice.</w:t>
+      </w:r>
+    </w:p>
+    <w:p>
+      <w:pPr>
+        <w:pStyle w:val="Heading2"/>
+      </w:pPr>
+      <w:r>
+        <w:t>Your evidence record</w:t>
+      </w:r>
+    </w:p>
+    <w:p>
+      <w:pPr>
+        <w:pStyle w:val="ListBullet"/>
+      </w:pPr>
+      <w:r>
+        <w:t>Room W2 review: request B, approval B, register C capacity 10; same-room support fails, needs_review/null claims. Main investigation E2: 3 cups observed 4 days, losses/initial volumes absent. E3 adds losses 1, 2, 3 mLbut no initial volumes, so half status unknown. Program validates a narrow structured record and formats supplied evidence; it does not parse arbitrary text or authenticate measurement. Seed assessment uses separate facts.</w:t>
+      </w:r>
+    </w:p>
+    <w:p>
+      <w:pPr>
+        <w:pStyle w:val="ListBullet"/>
+      </w:pPr>
+      <w:r>
+        <w:t>Request room B; retrieved approval names B but register names C. Draft gives capacity 10 from C. Show the intermediate steps and give the conclusion with its scope.</w:t>
+      </w:r>
+    </w:p>
+    <w:p>
+      <w:pPr>
+        <w:pStyle w:val="Heading3"/>
+      </w:pPr>
+      <w:r>
+        <w:t>My reasoning and evidence</w:t>
+      </w:r>
+    </w:p>
+    <w:p>
+      <w:r>
+        <w:t>________________________________________________________________</w:t>
+      </w:r>
+    </w:p>
+    <w:p>
+      <w:r>
+        <w:t>________________________________________________________________</w:t>
+      </w:r>
+    </w:p>
+    <w:p>
+      <w:r>
+        <w:t>________________________________________________________________</w:t>
+      </w:r>
+    </w:p>
+    <w:p>
+      <w:r>
+        <w:t>________________________________________________________________</w:t>
+      </w:r>
+    </w:p>
+    <w:p>
+      <w:r>
+        <w:t>________________________________________________________________</w:t>
+      </w:r>
+    </w:p>
+    <w:p>
+      <w:r>
+        <w:t>________________________________________________________________</w:t>
+      </w:r>
+    </w:p>
+    <w:p>
+      <w:r>
+        <w:t>________________________________________________________________</w:t>
+      </w:r>
+    </w:p>
+    <w:p>
+      <w:pPr>
+        <w:pStyle w:val="Heading1"/>
+      </w:pPr>
+      <w:r>
+        <w:t>14. W3 · Audit a happy-path guarantee</w:t>
+      </w:r>
+    </w:p>
+    <w:p>
+      <w:r>
+        <w:t>One supported path does not establish every failure boundary.</w:t>
+      </w:r>
+    </w:p>
+    <w:p>
+      <w:pPr>
+        <w:pStyle w:val="Heading2"/>
+      </w:pPr>
+      <w:r>
+        <w:t>Your evidence record</w:t>
+      </w:r>
+    </w:p>
+    <w:p>
+      <w:pPr>
+        <w:pStyle w:val="ListBullet"/>
+      </w:pPr>
+      <w:r>
+        <w:t>Room W2 review: request B, approval B, register C capacity 10; same-room support fails, needs_review/null claims. Main investigation E2: 3 cups observed 4 days, losses/initial volumes absent. E3 adds losses 1, 2, 3 mLbut no initial volumes, so half status unknown. Program validates a narrow structured record and formats supplied evidence; it does not parse arbitrary text or authenticate measurement. Seed assessment uses separate facts.</w:t>
+      </w:r>
+    </w:p>
+    <w:p>
+      <w:pPr>
+        <w:pStyle w:val="ListBullet"/>
+      </w:pPr>
+      <w:r>
+        <w:t>A report omits this qualification: A correct happy path does not establish fallback, access control or side-effect safety. Explain how omitting it could change a reader's interpretation, and write an accurate replacement.</w:t>
+      </w:r>
+    </w:p>
+    <w:p>
+      <w:pPr>
+        <w:pStyle w:val="Heading3"/>
+      </w:pPr>
+      <w:r>
+        <w:t>My reasoning and evidence</w:t>
+      </w:r>
+    </w:p>
+    <w:p>
+      <w:r>
+        <w:t>________________________________________________________________</w:t>
+      </w:r>
+    </w:p>
+    <w:p>
+      <w:r>
+        <w:t>________________________________________________________________</w:t>
+      </w:r>
+    </w:p>
+    <w:p>
+      <w:r>
+        <w:t>________________________________________________________________</w:t>
+      </w:r>
+    </w:p>
+    <w:p>
+      <w:r>
+        <w:t>________________________________________________________________</w:t>
+      </w:r>
+    </w:p>
+    <w:p>
+      <w:r>
+        <w:t>________________________________________________________________</w:t>
+      </w:r>
+    </w:p>
+    <w:p>
+      <w:r>
+        <w:t>________________________________________________________________</w:t>
+      </w:r>
+    </w:p>
+    <w:p>
+      <w:pPr>
+        <w:pStyle w:val="Heading1"/>
+      </w:pPr>
+      <w:r>
+        <w:t>16. W5 · Design a revealing integration case</w:t>
+      </w:r>
+    </w:p>
+    <w:p>
+      <w:r>
+        <w:t>Supply exact facts and predicted failure stage before trying it.</w:t>
+      </w:r>
+    </w:p>
+    <w:p>
+      <w:pPr>
+        <w:pStyle w:val="Heading2"/>
+      </w:pPr>
+      <w:r>
+        <w:t>Your evidence record</w:t>
+      </w:r>
+    </w:p>
+    <w:p>
+      <w:pPr>
+        <w:pStyle w:val="ListBullet"/>
+      </w:pPr>
+      <w:r>
+        <w:t>Room W2 review: request B, approval B, register C capacity 10; same-room support fails, needs_review/null claims. Main investigation E2: 3 cups observed 4 days, losses/initial volumes absent. E3 adds losses 1, 2, 3 mLbut no initial volumes, so half status unknown. Program validates a narrow structured record and formats supplied evidence; it does not parse arbitrary text or authenticate measurement. Seed assessment uses separate facts.</w:t>
+      </w:r>
+    </w:p>
+    <w:p>
+      <w:pPr>
+        <w:pStyle w:val="ListBullet"/>
+      </w:pPr>
+      <w:r>
+        <w:t>Reference for this exercise: open this week’s student lesson, “Capstone Build”, at “See how it works” and “Follow a worked example”. Use the original worked values or code named in the question; the later pictorial case is a separate example. Keep this reference beside your workbook while practising.</w:t>
+      </w:r>
+    </w:p>
+    <w:p>
+      <w:pPr>
+        <w:pStyle w:val="ListBullet"/>
+      </w:pPr>
+      <w:r>
+        <w:t>For the worked scenario, propose one additional case that could reveal a failure, describe its expected outcome before running it, and explain what would need to remain fixed for a fair comparison. Do not reuse W4 as a new final test after receiving feedback.</w:t>
+      </w:r>
+    </w:p>
+    <w:p>
+      <w:pPr>
+        <w:pStyle w:val="Heading3"/>
+      </w:pPr>
+      <w:r>
+        <w:t>My reasoning and evidence</w:t>
+      </w:r>
+    </w:p>
+    <w:p>
+      <w:r>
+        <w:t>________________________________________________________________</w:t>
+      </w:r>
+    </w:p>
+    <w:p>
+      <w:r>
+        <w:t>________________________________________________________________</w:t>
+      </w:r>
+    </w:p>
+    <w:p>
+      <w:r>
+        <w:t>________________________________________________________________</w:t>
+      </w:r>
+    </w:p>
+    <w:p>
+      <w:r>
+        <w:t>________________________________________________________________</w:t>
+      </w:r>
+    </w:p>
+    <w:p>
+      <w:r>
+        <w:t>________________________________________________________________</w:t>
+      </w:r>
+    </w:p>
+    <w:p>
+      <w:r>
+        <w:t>________________________________________________________________</w:t>
+      </w:r>
+    </w:p>
+    <w:p>
+      <w:r>
+        <w:t>________________________________________________________________</w:t>
+      </w:r>
+    </w:p>
+    <w:p>
+      <w:pPr>
+        <w:pStyle w:val="Heading1"/>
+      </w:pPr>
+      <w:r>
+        <w:t>04. W4 · Repair the new seed-investigation draft independently</w:t>
+      </w:r>
+    </w:p>
+    <w:p>
+      <w:r>
+        <w:t>Keep one first attempt before hints or feedback.</w:t>
+      </w:r>
+    </w:p>
+    <w:p>
+      <w:pPr>
+        <w:pStyle w:val="Heading2"/>
+      </w:pPr>
+      <w:r>
+        <w:t>Read and explain independently</w:t>
       </w:r>
     </w:p>
     <w:p>
@@ -41,356 +547,7 @@
         <w:rPr>
           <w:b w:val="0"/>
         </w:rPr>
-        <w:t>Try the recall before opening notes. Then use a different colour or a labelled second line to correct your explanation.</w:t>
-      </w:r>
-    </w:p>
-    <w:p>
-      <w:pPr>
-        <w:pStyle w:val="Heading3"/>
-      </w:pPr>
-      <w:r>
-        <w:t>Capstone Design</w:t>
-      </w:r>
-    </w:p>
-    <w:p>
-      <w:pPr>
-        <w:spacing w:line="336" w:lineRule="auto" w:after="180"/>
-      </w:pPr>
-      <w:r>
-        <w:rPr>
-          <w:b w:val="0"/>
-        </w:rPr>
-        <w:t>Without opening the old lesson, explain one key idea from Capstone Design. Give an example and a mistake that the idea helps you avoid.</w:t>
-      </w:r>
-    </w:p>
-    <w:p>
-      <w:pPr>
-        <w:pStyle w:val="Heading3"/>
-      </w:pPr>
-      <w:r>
-        <w:t>My remembered idea, example and correction</w:t>
-      </w:r>
-    </w:p>
-    <w:p>
-      <w:r>
-        <w:t>________________________________________________________________</w:t>
-      </w:r>
-    </w:p>
-    <w:p>
-      <w:r>
-        <w:t>________________________________________________________________</w:t>
-      </w:r>
-    </w:p>
-    <w:p>
-      <w:r>
-        <w:t>________________________________________________________________</w:t>
-      </w:r>
-    </w:p>
-    <w:p>
-      <w:pPr>
-        <w:pStyle w:val="Heading3"/>
-      </w:pPr>
-      <w:r>
-        <w:t>Safety Boundaries</w:t>
-      </w:r>
-    </w:p>
-    <w:p>
-      <w:pPr>
-        <w:spacing w:line="336" w:lineRule="auto" w:after="180"/>
-      </w:pPr>
-      <w:r>
-        <w:rPr>
-          <w:b w:val="0"/>
-        </w:rPr>
-        <w:t>Without opening the old lesson, explain one key idea from Safety Boundaries. Give an example and a mistake that the idea helps you avoid.</w:t>
-      </w:r>
-    </w:p>
-    <w:p>
-      <w:pPr>
-        <w:pStyle w:val="Heading3"/>
-      </w:pPr>
-      <w:r>
-        <w:t>My remembered idea, example and correction</w:t>
-      </w:r>
-    </w:p>
-    <w:p>
-      <w:r>
-        <w:t>________________________________________________________________</w:t>
-      </w:r>
-    </w:p>
-    <w:p>
-      <w:r>
-        <w:t>________________________________________________________________</w:t>
-      </w:r>
-    </w:p>
-    <w:p>
-      <w:r>
-        <w:t>________________________________________________________________</w:t>
-      </w:r>
-    </w:p>
-    <w:p>
-      <w:pPr>
-        <w:pStyle w:val="Heading3"/>
-      </w:pPr>
-      <w:r>
-        <w:t>Privacy by Design</w:t>
-      </w:r>
-    </w:p>
-    <w:p>
-      <w:pPr>
-        <w:spacing w:line="336" w:lineRule="auto" w:after="180"/>
-      </w:pPr>
-      <w:r>
-        <w:rPr>
-          <w:b w:val="0"/>
-        </w:rPr>
-        <w:t>Without opening the old lesson, explain one key idea from Privacy by Design. Give an example and a mistake that the idea helps you avoid.</w:t>
-      </w:r>
-    </w:p>
-    <w:p>
-      <w:pPr>
-        <w:pStyle w:val="Heading3"/>
-      </w:pPr>
-      <w:r>
-        <w:t>My remembered idea, example and correction</w:t>
-      </w:r>
-    </w:p>
-    <w:p>
-      <w:r>
-        <w:t>________________________________________________________________</w:t>
-      </w:r>
-    </w:p>
-    <w:p>
-      <w:r>
-        <w:t>________________________________________________________________</w:t>
-      </w:r>
-    </w:p>
-    <w:p>
-      <w:r>
-        <w:t>________________________________________________________________</w:t>
-      </w:r>
-    </w:p>
-    <w:p>
-      <w:pPr>
-        <w:pStyle w:val="Heading1"/>
-      </w:pPr>
-      <w:r>
-        <w:t>02. Practise with fading help</w:t>
-      </w:r>
-    </w:p>
-    <w:p>
-      <w:r>
-        <w:t>Complete the supported Capstone Build trace and record the first step you can explain without help.</w:t>
-      </w:r>
-    </w:p>
-    <w:p>
-      <w:pPr>
-        <w:spacing w:line="336" w:lineRule="auto" w:after="180"/>
-      </w:pPr>
-      <w:r>
-        <w:rPr>
-          <w:b w:val="0"/>
-        </w:rPr>
-        <w:t>Use W2: Trace the worked case for Capstone grounded assistant. Record the answer once; the lesson and workbook refer to the same attempt.</w:t>
-      </w:r>
-    </w:p>
-    <w:tbl>
-      <w:tblPr>
-        <w:tblStyle w:val="LightShading-Accent1"/>
-        <w:tblW w:type="auto" w:w="0"/>
-        <w:tblLook w:firstColumn="1" w:firstRow="1" w:lastColumn="0" w:lastRow="0" w:noHBand="0" w:noVBand="1" w:val="04A0"/>
-      </w:tblPr>
-      <w:tblGrid>
-        <w:gridCol w:w="2556"/>
-        <w:gridCol w:w="2556"/>
-        <w:gridCol w:w="2556"/>
-        <w:gridCol w:w="2556"/>
-      </w:tblGrid>
-      <w:tr>
-        <w:trPr>
-          <w:tblHeader/>
-        </w:trPr>
-        <w:tc>
-          <w:tcPr>
-            <w:tcW w:type="dxa" w:w="2556"/>
-          </w:tcPr>
-          <w:p>
-            <w:r>
-              <w:t>Given inputs</w:t>
-            </w:r>
-          </w:p>
-        </w:tc>
-        <w:tc>
-          <w:tcPr>
-            <w:tcW w:type="dxa" w:w="2556"/>
-          </w:tcPr>
-          <w:p>
-            <w:r>
-              <w:t>Procedure I chose</w:t>
-            </w:r>
-          </w:p>
-        </w:tc>
-        <w:tc>
-          <w:tcPr>
-            <w:tcW w:type="dxa" w:w="2556"/>
-          </w:tcPr>
-          <w:p>
-            <w:r>
-              <w:t>Middle steps</w:t>
-            </w:r>
-          </w:p>
-        </w:tc>
-        <w:tc>
-          <w:tcPr>
-            <w:tcW w:type="dxa" w:w="2556"/>
-          </w:tcPr>
-          <w:p>
-            <w:r>
-              <w:t>Result and check</w:t>
-            </w:r>
-          </w:p>
-        </w:tc>
-      </w:tr>
-      <w:tr>
-        <w:tc>
-          <w:tcPr>
-            <w:tcW w:type="dxa" w:w="2556"/>
-          </w:tcPr>
-          <w:p>
-            <w:r/>
-          </w:p>
-        </w:tc>
-        <w:tc>
-          <w:tcPr>
-            <w:tcW w:type="dxa" w:w="2556"/>
-          </w:tcPr>
-          <w:p>
-            <w:r/>
-          </w:p>
-        </w:tc>
-        <w:tc>
-          <w:tcPr>
-            <w:tcW w:type="dxa" w:w="2556"/>
-          </w:tcPr>
-          <w:p>
-            <w:r/>
-          </w:p>
-        </w:tc>
-        <w:tc>
-          <w:tcPr>
-            <w:tcW w:type="dxa" w:w="2556"/>
-          </w:tcPr>
-          <w:p>
-            <w:r/>
-          </w:p>
-        </w:tc>
-      </w:tr>
-    </w:tbl>
-    <w:p>
-      <w:pPr>
-        <w:pStyle w:val="Heading3"/>
-      </w:pPr>
-      <w:r>
-        <w:t>The step I completed without help, and the hint I needed</w:t>
-      </w:r>
-    </w:p>
-    <w:p>
-      <w:r>
-        <w:t>________________________________________________________________</w:t>
-      </w:r>
-    </w:p>
-    <w:p>
-      <w:r>
-        <w:t>________________________________________________________________</w:t>
-      </w:r>
-    </w:p>
-    <w:p>
-      <w:r>
-        <w:t>________________________________________________________________</w:t>
-      </w:r>
-    </w:p>
-    <w:p>
-      <w:pPr>
-        <w:pStyle w:val="Heading1"/>
-      </w:pPr>
-      <w:r>
-        <w:t>03. Individual reasoning check</w:t>
-      </w:r>
-    </w:p>
-    <w:p>
-      <w:r>
-        <w:t>Check the proposed Capstone Build explanation against the supplied facts before discussing it.</w:t>
-      </w:r>
-    </w:p>
-    <w:p>
-      <w:pPr>
-        <w:spacing w:line="336" w:lineRule="auto" w:after="180"/>
-      </w:pPr>
-      <w:r>
-        <w:rPr>
-          <w:b w:val="0"/>
-        </w:rPr>
-        <w:t>Use the worked case for Capstone grounded assistant. Proposed explanation: “The worked result establishes every future case”. Decide whether this explanation is supported.</w:t>
-      </w:r>
-    </w:p>
-    <w:p>
-      <w:pPr>
-        <w:spacing w:line="336" w:lineRule="auto" w:after="180"/>
-      </w:pPr>
-      <w:r>
-        <w:rPr>
-          <w:b w:val="0"/>
-        </w:rPr>
-        <w:t>Point to the step or supplied fact that decides; explain your repair if needed.</w:t>
-      </w:r>
-    </w:p>
-    <w:p>
-      <w:pPr>
-        <w:pStyle w:val="Heading3"/>
-      </w:pPr>
-      <w:r>
-        <w:t>My explanation before partner discussion</w:t>
-      </w:r>
-    </w:p>
-    <w:p>
-      <w:r>
-        <w:t>________________________________________________________________</w:t>
-      </w:r>
-    </w:p>
-    <w:p>
-      <w:r>
-        <w:t>________________________________________________________________</w:t>
-      </w:r>
-    </w:p>
-    <w:p>
-      <w:r>
-        <w:t>________________________________________________________________</w:t>
-      </w:r>
-    </w:p>
-    <w:p>
-      <w:r>
-        <w:t>________________________________________________________________</w:t>
-      </w:r>
-    </w:p>
-    <w:p>
-      <w:pPr>
-        <w:pStyle w:val="Heading1"/>
-      </w:pPr>
-      <w:r>
-        <w:t>04. Independent transfer case</w:t>
-      </w:r>
-    </w:p>
-    <w:p>
-      <w:r>
-        <w:t>Write one first attempt at the reserved independent case before feedback. Repeated copies of that case refer to the same recorded attempt.</w:t>
-      </w:r>
-    </w:p>
-    <w:p>
-      <w:pPr>
-        <w:pStyle w:val="Heading3"/>
-      </w:pPr>
-      <w:r>
-        <w:t>Independent case: Changed independent case</w:t>
+        <w:t>Use only the independent experiment’s stated procedure facts and missing results. No sprouting observations, soil comparison or later follow-up is supplied. Explain which claims may remain and which require new evidence; do not substitute the cup example’s measurements into this seed task.</w:t>
       </w:r>
     </w:p>
     <w:p>
@@ -449,6 +606,14 @@
     </w:p>
     <w:p>
       <w:pPr>
+        <w:pStyle w:val="Heading2"/>
+      </w:pPr>
+      <w:r>
+        <w:t>Keep a fair record</w:t>
+      </w:r>
+    </w:p>
+    <w:p>
+      <w:pPr>
         <w:spacing w:line="336" w:lineRule="auto" w:after="180"/>
       </w:pPr>
       <w:r>
@@ -460,74 +625,50 @@
     </w:p>
     <w:p>
       <w:pPr>
+        <w:pStyle w:val="Heading2"/>
+      </w:pPr>
+      <w:r>
+        <w:t>Earlier wording, alternatives and picture transcripts · reference / check after trying</w:t>
+      </w:r>
+    </w:p>
+    <w:p>
+      <w:pPr>
+        <w:pStyle w:val="Heading3"/>
+      </w:pPr>
+      <w:r>
+        <w:t>Independent case: Changed independent case</w:t>
+      </w:r>
+    </w:p>
+    <w:p>
+      <w:pPr>
         <w:pStyle w:val="Heading1"/>
       </w:pPr>
       <w:r>
-        <w:t>05. Your learning target</w:t>
-      </w:r>
-    </w:p>
-    <w:p>
-      <w:r>
-        <w:t>Connect the Capstone Build target to a trace and a justified conclusion.</w:t>
+        <w:t>09. Project · Keep the decision and its evidence</w:t>
+      </w:r>
+    </w:p>
+    <w:p>
+      <w:r>
+        <w:t>Add this week’s change to your existing project record.</w:t>
+      </w:r>
+    </w:p>
+    <w:p>
+      <w:pPr>
+        <w:pStyle w:val="Heading2"/>
+      </w:pPr>
+      <w:r>
+        <w:t>Your evidence record</w:t>
       </w:r>
     </w:p>
     <w:p>
       <w:pPr>
         <w:spacing w:line="336" w:lineRule="auto" w:after="180"/>
-        <w:shd w:fill="F5F1FB"/>
       </w:pPr>
       <w:r>
         <w:rPr>
           <w:b w:val="0"/>
         </w:rPr>
-        <w:t>A prototype cites note A but its answer adds a detail found nowhere in A. What should the final validation stage check and do?</w:t>
-      </w:r>
-    </w:p>
-    <w:p>
-      <w:pPr>
-        <w:pStyle w:val="Heading1"/>
-      </w:pPr>
-      <w:r>
-        <w:t>06. Solve the given case</w:t>
-      </w:r>
-    </w:p>
-    <w:p>
-      <w:r>
-        <w:t>Solve the supplied Capstone Build case and show the deciding evidence.</w:t>
-      </w:r>
-    </w:p>
-    <w:p>
-      <w:pPr>
-        <w:spacing w:line="336" w:lineRule="auto" w:after="180"/>
-      </w:pPr>
-      <w:r>
-        <w:rPr>
-          <w:b w:val="0"/>
-        </w:rPr>
-        <w:t>A pipeline retrieves passages, drafts and displays without checking citations.</w:t>
-      </w:r>
-    </w:p>
-    <w:p>
-      <w:pPr>
-        <w:spacing w:line="336" w:lineRule="auto" w:after="180"/>
-        <w:shd w:fill="F5F1FB"/>
-      </w:pPr>
-      <w:r>
-        <w:rPr>
-          <w:b w:val="0"/>
-        </w:rPr>
-        <w:t>What step is missing?</w:t>
-      </w:r>
-    </w:p>
-    <w:p>
-      <w:pPr>
-        <w:spacing w:line="336" w:lineRule="auto" w:after="180"/>
-      </w:pPr>
-      <w:r>
-        <w:rPr>
-          <w:b w:val="0"/>
-        </w:rPr>
-        <w:t xml:space="preserve">Show your trace, calculation or </w:t>
+        <w:t xml:space="preserve">Assemble interface, retrieval, prompt, model/tool, validation, </w:t>
       </w:r>
       <w:r>
         <w:rPr>
@@ -535,63 +676,11 @@
         </w:rPr>
         <w:t>evidence</w:t>
       </w:r>
-    </w:p>
-    <w:p>
-      <w:pPr>
-        <w:pStyle w:val="Heading3"/>
-      </w:pPr>
-      <w:r>
-        <w:t>Write or draw your reasoning and evidence.</w:t>
-      </w:r>
-    </w:p>
-    <w:p>
-      <w:r>
-        <w:t>________________________________________________________________</w:t>
-      </w:r>
-    </w:p>
-    <w:p>
-      <w:r>
-        <w:t>________________________________________________________________</w:t>
-      </w:r>
-    </w:p>
-    <w:p>
-      <w:r>
-        <w:t>________________________________________________________________</w:t>
-      </w:r>
-    </w:p>
-    <w:p>
-      <w:r>
-        <w:t>________________________________________________________________</w:t>
-      </w:r>
-    </w:p>
-    <w:p>
-      <w:r>
-        <w:t>________________________________________________________________</w:t>
-      </w:r>
-    </w:p>
-    <w:p>
-      <w:pPr>
-        <w:pStyle w:val="Heading1"/>
-      </w:pPr>
-      <w:r>
-        <w:t>07. Check a changed case</w:t>
-      </w:r>
-    </w:p>
-    <w:p>
-      <w:r>
-        <w:t>Apply the procedure to the changed case and record why the conclusion follows.</w:t>
-      </w:r>
-    </w:p>
-    <w:p>
-      <w:pPr>
-        <w:spacing w:line="336" w:lineRule="auto" w:after="180"/>
-        <w:shd w:fill="F5F1FB"/>
-      </w:pPr>
       <w:r>
         <w:rPr>
           <w:b w:val="0"/>
         </w:rPr>
-        <w:t>The interface looks complete, but its answer button returns the same saved sentence for every question. What capability is still missing, and how can you expose it?</w:t>
+        <w:t xml:space="preserve"> display, and fallback.</w:t>
       </w:r>
     </w:p>
     <w:p>
@@ -602,224 +691,7 @@
         <w:rPr>
           <w:b w:val="0"/>
         </w:rPr>
-        <w:t>My independent answer and reason</w:t>
-      </w:r>
-    </w:p>
-    <w:p>
-      <w:pPr>
-        <w:pStyle w:val="Heading3"/>
-      </w:pPr>
-      <w:r>
-        <w:t>Write or draw your reasoning and evidence.</w:t>
-      </w:r>
-    </w:p>
-    <w:p>
-      <w:r>
-        <w:t>________________________________________________________________</w:t>
-      </w:r>
-    </w:p>
-    <w:p>
-      <w:r>
-        <w:t>________________________________________________________________</w:t>
-      </w:r>
-    </w:p>
-    <w:p>
-      <w:r>
-        <w:t>________________________________________________________________</w:t>
-      </w:r>
-    </w:p>
-    <w:p>
-      <w:r>
-        <w:t>________________________________________________________________</w:t>
-      </w:r>
-    </w:p>
-    <w:p>
-      <w:r>
-        <w:t>________________________________________________________________</w:t>
-      </w:r>
-    </w:p>
-    <w:p>
-      <w:pPr>
-        <w:pStyle w:val="Heading3"/>
-      </w:pPr>
-      <w:r>
-        <w:t>Week 34 Test and reflect</w:t>
-      </w:r>
-    </w:p>
-    <w:p>
-      <w:pPr>
-        <w:pStyle w:val="Heading1"/>
-      </w:pPr>
-      <w:r>
-        <w:t>08. Design a revealing test</w:t>
-      </w:r>
-    </w:p>
-    <w:p>
-      <w:r>
-        <w:t>Specify a changed input, expected result and observation separately.</w:t>
-      </w:r>
-    </w:p>
-    <w:p>
-      <w:pPr>
-        <w:spacing w:line="336" w:lineRule="auto" w:after="180"/>
-      </w:pPr>
-      <w:r>
-        <w:rPr>
-          <w:b w:val="0"/>
-        </w:rPr>
-        <w:t xml:space="preserve">Create a changed </w:t>
-      </w:r>
-      <w:r>
-        <w:rPr>
-          <w:b/>
-        </w:rPr>
-        <w:t>input</w:t>
-      </w:r>
-      <w:r>
-        <w:rPr>
-          <w:b w:val="0"/>
-        </w:rPr>
-        <w:t>, boundary case or missing-information case. Write the expected answer or safe response before testing.</w:t>
-      </w:r>
-    </w:p>
-    <w:tbl>
-      <w:tblPr>
-        <w:tblStyle w:val="LightShading-Accent1"/>
-        <w:tblW w:type="auto" w:w="0"/>
-        <w:tblLook w:firstColumn="1" w:firstRow="1" w:lastColumn="0" w:lastRow="0" w:noHBand="0" w:noVBand="1" w:val="04A0"/>
-      </w:tblPr>
-      <w:tblGrid>
-        <w:gridCol w:w="5112"/>
-        <w:gridCol w:w="5112"/>
-      </w:tblGrid>
-      <w:tr>
-        <w:trPr>
-          <w:tblHeader/>
-        </w:trPr>
-        <w:tc>
-          <w:tcPr>
-            <w:tcW w:type="dxa" w:w="5112"/>
-          </w:tcPr>
-          <w:p>
-            <w:r>
-              <w:t>Test record</w:t>
-            </w:r>
-          </w:p>
-        </w:tc>
-        <w:tc>
-          <w:tcPr>
-            <w:tcW w:type="dxa" w:w="5112"/>
-          </w:tcPr>
-          <w:p>
-            <w:r>
-              <w:t>My evidence</w:t>
-            </w:r>
-          </w:p>
-        </w:tc>
-      </w:tr>
-      <w:tr>
-        <w:tc>
-          <w:tcPr>
-            <w:tcW w:type="dxa" w:w="5112"/>
-          </w:tcPr>
-          <w:p>
-            <w:r>
-              <w:t>Changed input or condition</w:t>
-            </w:r>
-          </w:p>
-        </w:tc>
-        <w:tc>
-          <w:tcPr>
-            <w:tcW w:type="dxa" w:w="5112"/>
-          </w:tcPr>
-          <w:p>
-            <w:r/>
-          </w:p>
-        </w:tc>
-      </w:tr>
-      <w:tr>
-        <w:tc>
-          <w:tcPr>
-            <w:tcW w:type="dxa" w:w="5112"/>
-          </w:tcPr>
-          <w:p>
-            <w:r>
-              <w:t>Expected answer or fallback</w:t>
-            </w:r>
-          </w:p>
-        </w:tc>
-        <w:tc>
-          <w:tcPr>
-            <w:tcW w:type="dxa" w:w="5112"/>
-          </w:tcPr>
-          <w:p>
-            <w:r/>
-          </w:p>
-        </w:tc>
-      </w:tr>
-      <w:tr>
-        <w:tc>
-          <w:tcPr>
-            <w:tcW w:type="dxa" w:w="5112"/>
-          </w:tcPr>
-          <w:p>
-            <w:r>
-              <w:t>Observed result</w:t>
-            </w:r>
-          </w:p>
-        </w:tc>
-        <w:tc>
-          <w:tcPr>
-            <w:tcW w:type="dxa" w:w="5112"/>
-          </w:tcPr>
-          <w:p>
-            <w:r/>
-          </w:p>
-        </w:tc>
-      </w:tr>
-      <w:tr>
-        <w:tc>
-          <w:tcPr>
-            <w:tcW w:type="dxa" w:w="5112"/>
-          </w:tcPr>
-          <w:p>
-            <w:r>
-              <w:t>Why the result occurred</w:t>
-            </w:r>
-          </w:p>
-        </w:tc>
-        <w:tc>
-          <w:tcPr>
-            <w:tcW w:type="dxa" w:w="5112"/>
-          </w:tcPr>
-          <w:p>
-            <w:r/>
-          </w:p>
-        </w:tc>
-      </w:tr>
-    </w:tbl>
-    <w:p>
-      <w:pPr>
-        <w:pStyle w:val="Heading1"/>
-      </w:pPr>
-      <w:r>
-        <w:t>09. Project checkpoint</w:t>
-      </w:r>
-    </w:p>
-    <w:p>
-      <w:r>
-        <w:t>Justify what Capstone Build adds to Verified Study Buddy and keep the evidence.</w:t>
-      </w:r>
-    </w:p>
-    <w:p>
-      <w:pPr>
-        <w:spacing w:line="336" w:lineRule="auto" w:after="180"/>
-      </w:pPr>
-      <w:r>
-        <w:rPr>
-          <w:b w:val="0"/>
-        </w:rPr>
-        <w:t xml:space="preserve">Assemble interface, retrieval, prompt, model/tool, validation, </w:t>
+        <w:t xml:space="preserve">The project change and </w:t>
       </w:r>
       <w:r>
         <w:rPr>
@@ -831,29 +703,6 @@
         <w:rPr>
           <w:b w:val="0"/>
         </w:rPr>
-        <w:t xml:space="preserve"> display, and fallback.</w:t>
-      </w:r>
-    </w:p>
-    <w:p>
-      <w:pPr>
-        <w:spacing w:line="336" w:lineRule="auto" w:after="180"/>
-      </w:pPr>
-      <w:r>
-        <w:rPr>
-          <w:b w:val="0"/>
-        </w:rPr>
-        <w:t xml:space="preserve">The project change and </w:t>
-      </w:r>
-      <w:r>
-        <w:rPr>
-          <w:b/>
-        </w:rPr>
-        <w:t>evidence</w:t>
-      </w:r>
-      <w:r>
-        <w:rPr>
-          <w:b w:val="0"/>
-        </w:rPr>
         <w:t xml:space="preserve"> I will keep</w:t>
       </w:r>
     </w:p>
@@ -895,569 +744,20 @@
         <w:pStyle w:val="Heading1"/>
       </w:pPr>
       <w:r>
-        <w:t>10. Self check</w:t>
-      </w:r>
-    </w:p>
-    <w:p>
-      <w:r>
-        <w:t>Judge explanation, evidence, transfer and limits separately; attach the work behind your judgement.</w:t>
-      </w:r>
-    </w:p>
-    <w:p>
-      <w:pPr>
-        <w:pStyle w:val="ListBullet"/>
-      </w:pPr>
-      <w:r>
-        <w:t>I can explain the mechanism.</w:t>
-      </w:r>
-    </w:p>
-    <w:p>
-      <w:pPr>
-        <w:pStyle w:val="ListBullet"/>
-      </w:pPr>
-      <w:r>
-        <w:t>I can show evidence.</w:t>
-      </w:r>
-    </w:p>
-    <w:p>
-      <w:pPr>
-        <w:pStyle w:val="ListBullet"/>
-      </w:pPr>
-      <w:r>
-        <w:t>I can handle a changed case.</w:t>
-      </w:r>
-    </w:p>
-    <w:p>
-      <w:pPr>
-        <w:pStyle w:val="ListBullet"/>
-      </w:pPr>
-      <w:r>
-        <w:t>I can name a limit.</w:t>
-      </w:r>
-    </w:p>
-    <w:p>
-      <w:r>
-        <w:t>Mark each as not yet, with help or independently, and attach supporting work.</w:t>
-      </w:r>
-    </w:p>
-    <w:p>
-      <w:pPr>
-        <w:spacing w:line="336" w:lineRule="auto" w:after="180"/>
-      </w:pPr>
-      <w:r>
-        <w:rPr>
-          <w:b w:val="0"/>
-        </w:rPr>
-        <w:t>Teacher review ____________________  Next step ____________________</w:t>
-      </w:r>
-    </w:p>
-    <w:p>
-      <w:pPr>
-        <w:pStyle w:val="Heading1"/>
-      </w:pPr>
-      <w:r>
-        <w:t>11. Transfer practice from the original programme</w:t>
-      </w:r>
-    </w:p>
-    <w:p>
-      <w:r>
-        <w:t>Use this earlier case as transfer practice. A case already discussed with feedback is not fresh assessment evidence.</w:t>
-      </w:r>
-    </w:p>
-    <w:p>
-      <w:pPr>
-        <w:spacing w:line="336" w:lineRule="auto" w:after="180"/>
-        <w:shd w:fill="F5F1FB"/>
-      </w:pPr>
-      <w:r>
-        <w:rPr>
-          <w:b w:val="0"/>
-        </w:rPr>
-        <w:t>A prototype cites note A but its answer adds a detail found nowhere in A. What should the final validation stage check and do?</w:t>
-      </w:r>
-    </w:p>
-    <w:p>
-      <w:pPr>
-        <w:pStyle w:val="Heading3"/>
-      </w:pPr>
-      <w:r>
-        <w:t>My independently reasoned answer</w:t>
-      </w:r>
-    </w:p>
-    <w:p>
-      <w:r>
-        <w:t>________________________________________________________________</w:t>
-      </w:r>
-    </w:p>
-    <w:p>
-      <w:r>
-        <w:t>________________________________________________________________</w:t>
-      </w:r>
-    </w:p>
-    <w:p>
-      <w:r>
-        <w:t>________________________________________________________________</w:t>
-      </w:r>
-    </w:p>
-    <w:p>
-      <w:r>
-        <w:t>________________________________________________________________</w:t>
-      </w:r>
-    </w:p>
-    <w:p>
-      <w:r>
-        <w:t>________________________________________________________________</w:t>
-      </w:r>
-    </w:p>
-    <w:p>
-      <w:r>
-        <w:t>________________________________________________________________</w:t>
-      </w:r>
-    </w:p>
-    <w:p>
-      <w:r>
-        <w:t>________________________________________________________________</w:t>
-      </w:r>
-    </w:p>
-    <w:p>
-      <w:pPr>
-        <w:spacing w:line="336" w:lineRule="auto" w:after="180"/>
-      </w:pPr>
-      <w:r>
-        <w:rPr>
-          <w:b w:val="0"/>
-        </w:rPr>
-        <w:t>Record support used: none, hint or teacher explanation.</w:t>
-      </w:r>
-    </w:p>
-    <w:p>
-      <w:pPr>
-        <w:pStyle w:val="Heading1"/>
-      </w:pPr>
-      <w:r>
-        <w:t>12. W1 Explain the mechanism</w:t>
-      </w:r>
-    </w:p>
-    <w:p>
-      <w:r>
-        <w:t>Explain the mechanism. Apply the supplied Capstone Build facts and keep your reasoning.</w:t>
-      </w:r>
-    </w:p>
-    <w:p>
-      <w:pPr>
-        <w:pStyle w:val="Heading3"/>
-      </w:pPr>
-      <w:r>
-        <w:t>Where to find the supplied example</w:t>
-      </w:r>
-    </w:p>
-    <w:p>
-      <w:pPr>
-        <w:spacing w:line="336" w:lineRule="auto" w:after="180"/>
-        <w:shd w:fill="F1F6F8"/>
-      </w:pPr>
-      <w:r>
-        <w:rPr>
-          <w:b w:val="0"/>
-        </w:rPr>
-        <w:t>Reference for this exercise: open this week’s student lesson, “Capstone Build”, at “See how it works” and “Follow a worked example”. Use the original worked values or code named in the question; the later pictorial case is a separate example. Keep this reference beside your workbook while practising.</w:t>
-      </w:r>
-    </w:p>
-    <w:p>
-      <w:pPr>
-        <w:spacing w:line="336" w:lineRule="auto" w:after="180"/>
-      </w:pPr>
-      <w:r>
-        <w:rPr>
-          <w:b w:val="0"/>
-        </w:rPr>
-        <w:t xml:space="preserve">Explain the weekly </w:t>
-      </w:r>
-      <w:r>
-        <w:rPr>
-          <w:b/>
-        </w:rPr>
-        <w:t>mechanism</w:t>
-      </w:r>
-      <w:r>
-        <w:rPr>
-          <w:b w:val="0"/>
-        </w:rPr>
-        <w:t xml:space="preserve"> in your own words. Use the worked scenario to name its </w:t>
-      </w:r>
-      <w:r>
-        <w:rPr>
-          <w:b/>
-        </w:rPr>
-        <w:t>input</w:t>
-      </w:r>
-      <w:r>
-        <w:rPr>
-          <w:b w:val="0"/>
-        </w:rPr>
-        <w:t xml:space="preserve">, decision rule and </w:t>
-      </w:r>
-      <w:r>
-        <w:rPr>
-          <w:b/>
-        </w:rPr>
-        <w:t>output</w:t>
-      </w:r>
-      <w:r>
-        <w:rPr>
-          <w:b w:val="0"/>
-        </w:rPr>
-        <w:t>.</w:t>
-      </w:r>
-    </w:p>
-    <w:p>
-      <w:pPr>
-        <w:pStyle w:val="Heading3"/>
-      </w:pPr>
-      <w:r>
-        <w:t>My reasoning and evidence</w:t>
-      </w:r>
-    </w:p>
-    <w:p>
-      <w:r>
-        <w:t>________________________________________________________________</w:t>
-      </w:r>
-    </w:p>
-    <w:p>
-      <w:r>
-        <w:t>________________________________________________________________</w:t>
-      </w:r>
-    </w:p>
-    <w:p>
-      <w:r>
-        <w:t>________________________________________________________________</w:t>
-      </w:r>
-    </w:p>
-    <w:p>
-      <w:r>
-        <w:t>________________________________________________________________</w:t>
-      </w:r>
-    </w:p>
-    <w:p>
-      <w:r>
-        <w:t>________________________________________________________________</w:t>
-      </w:r>
-    </w:p>
-    <w:p>
-      <w:r>
-        <w:t>________________________________________________________________</w:t>
-      </w:r>
-    </w:p>
-    <w:p>
-      <w:pPr>
-        <w:pStyle w:val="Heading1"/>
-      </w:pPr>
-      <w:r>
-        <w:t>13. W2 Trace the worked case</w:t>
-      </w:r>
-    </w:p>
-    <w:p>
-      <w:r>
-        <w:t>Trace the worked case. Apply the supplied Capstone Build facts and keep your reasoning.</w:t>
-      </w:r>
-    </w:p>
-    <w:p>
-      <w:pPr>
-        <w:spacing w:line="336" w:lineRule="auto" w:after="180"/>
-      </w:pPr>
-      <w:r>
-        <w:rPr>
-          <w:b w:val="0"/>
-        </w:rPr>
-        <w:t>Request room B; retrieved approval names B but register names C. Draft gives capacity 10 from C. Show the intermediate steps and give the conclusion with its scope.</w:t>
-      </w:r>
-    </w:p>
-    <w:p>
-      <w:pPr>
-        <w:pStyle w:val="Heading3"/>
-      </w:pPr>
-      <w:r>
-        <w:t>My reasoning and evidence</w:t>
-      </w:r>
-    </w:p>
-    <w:p>
-      <w:r>
-        <w:t>________________________________________________________________</w:t>
-      </w:r>
-    </w:p>
-    <w:p>
-      <w:r>
-        <w:t>________________________________________________________________</w:t>
-      </w:r>
-    </w:p>
-    <w:p>
-      <w:r>
-        <w:t>________________________________________________________________</w:t>
-      </w:r>
-    </w:p>
-    <w:p>
-      <w:r>
-        <w:t>________________________________________________________________</w:t>
-      </w:r>
-    </w:p>
-    <w:p>
-      <w:r>
-        <w:t>________________________________________________________________</w:t>
-      </w:r>
-    </w:p>
-    <w:p>
-      <w:r>
-        <w:t>________________________________________________________________</w:t>
-      </w:r>
-    </w:p>
-    <w:p>
-      <w:r>
-        <w:t>________________________________________________________________</w:t>
-      </w:r>
-    </w:p>
-    <w:p>
-      <w:pPr>
-        <w:pStyle w:val="Heading1"/>
-      </w:pPr>
-      <w:r>
-        <w:t>14. W3 Audit the limit</w:t>
-      </w:r>
-    </w:p>
-    <w:p>
-      <w:r>
-        <w:t>Audit the limit. Apply the supplied Capstone Build facts and keep your reasoning.</w:t>
-      </w:r>
-    </w:p>
-    <w:p>
-      <w:pPr>
-        <w:spacing w:line="336" w:lineRule="auto" w:after="180"/>
-      </w:pPr>
-      <w:r>
-        <w:rPr>
-          <w:b w:val="0"/>
-        </w:rPr>
-        <w:t>A report omits this qualification: A correct happy path does not establish fallback, access control or side-effect safety. Explain how omitting it could change a reader's interpretation, and write an accurate replacement.</w:t>
-      </w:r>
-    </w:p>
-    <w:p>
-      <w:pPr>
-        <w:pStyle w:val="Heading3"/>
-      </w:pPr>
-      <w:r>
-        <w:t>My reasoning and evidence</w:t>
-      </w:r>
-    </w:p>
-    <w:p>
-      <w:r>
-        <w:t>________________________________________________________________</w:t>
-      </w:r>
-    </w:p>
-    <w:p>
-      <w:r>
-        <w:t>________________________________________________________________</w:t>
-      </w:r>
-    </w:p>
-    <w:p>
-      <w:r>
-        <w:t>________________________________________________________________</w:t>
-      </w:r>
-    </w:p>
-    <w:p>
-      <w:r>
-        <w:t>________________________________________________________________</w:t>
-      </w:r>
-    </w:p>
-    <w:p>
-      <w:r>
-        <w:t>________________________________________________________________</w:t>
-      </w:r>
-    </w:p>
-    <w:p>
-      <w:r>
-        <w:t>________________________________________________________________</w:t>
-      </w:r>
-    </w:p>
-    <w:p>
-      <w:pPr>
-        <w:pStyle w:val="Heading1"/>
-      </w:pPr>
-      <w:r>
-        <w:t>15. W4 Apply a new case independently</w:t>
-      </w:r>
-    </w:p>
-    <w:p>
-      <w:r>
-        <w:t>Attempt before feedback. If this repeats the selected independent case, reuse that first attempt; otherwise keep a separate record. Apply a new case independently. Apply the supplied Capstone Build facts and keep your reasoning.</w:t>
-      </w:r>
-    </w:p>
-    <w:p>
-      <w:pPr>
-        <w:spacing w:line="336" w:lineRule="auto" w:after="180"/>
-      </w:pPr>
-      <w:r>
-        <w:rPr>
-          <w:b w:val="0"/>
-        </w:rPr>
-        <w:t>Request room J; approval and register both J capacity 0. Draft is well-formed with J/0 and correct sources. Trace stages and distinguish zero from missing.</w:t>
-      </w:r>
-    </w:p>
-    <w:p>
-      <w:pPr>
-        <w:pStyle w:val="Heading3"/>
-      </w:pPr>
-      <w:r>
-        <w:t>My reasoning and evidence</w:t>
-      </w:r>
-    </w:p>
-    <w:p>
-      <w:r>
-        <w:t>________________________________________________________________</w:t>
-      </w:r>
-    </w:p>
-    <w:p>
-      <w:r>
-        <w:t>________________________________________________________________</w:t>
-      </w:r>
-    </w:p>
-    <w:p>
-      <w:r>
-        <w:t>________________________________________________________________</w:t>
-      </w:r>
-    </w:p>
-    <w:p>
-      <w:r>
-        <w:t>________________________________________________________________</w:t>
-      </w:r>
-    </w:p>
-    <w:p>
-      <w:r>
-        <w:t>________________________________________________________________</w:t>
-      </w:r>
-    </w:p>
-    <w:p>
-      <w:r>
-        <w:t>________________________________________________________________</w:t>
-      </w:r>
-    </w:p>
-    <w:p>
-      <w:r>
-        <w:t>________________________________________________________________</w:t>
-      </w:r>
-    </w:p>
-    <w:p>
-      <w:r>
-        <w:t>________________________________________________________________</w:t>
-      </w:r>
-    </w:p>
-    <w:p>
-      <w:pPr>
-        <w:pStyle w:val="Heading1"/>
-      </w:pPr>
-      <w:r>
-        <w:t>16. W5 Design a revealing follow-up</w:t>
-      </w:r>
-    </w:p>
-    <w:p>
-      <w:r>
-        <w:t>Design a revealing follow-up. Apply the supplied Capstone Build facts and keep your reasoning.</w:t>
-      </w:r>
-    </w:p>
-    <w:p>
-      <w:pPr>
-        <w:pStyle w:val="Heading3"/>
-      </w:pPr>
-      <w:r>
-        <w:t>Where to find the supplied example</w:t>
-      </w:r>
-    </w:p>
-    <w:p>
-      <w:pPr>
-        <w:spacing w:line="336" w:lineRule="auto" w:after="180"/>
-        <w:shd w:fill="F1F6F8"/>
-      </w:pPr>
-      <w:r>
-        <w:rPr>
-          <w:b w:val="0"/>
-        </w:rPr>
-        <w:t>Reference for this exercise: open this week’s student lesson, “Capstone Build”, at “See how it works” and “Follow a worked example”. Use the original worked values or code named in the question; the later pictorial case is a separate example. Keep this reference beside your workbook while practising.</w:t>
-      </w:r>
-    </w:p>
-    <w:p>
-      <w:pPr>
-        <w:spacing w:line="336" w:lineRule="auto" w:after="180"/>
-      </w:pPr>
-      <w:r>
-        <w:rPr>
-          <w:b w:val="0"/>
-        </w:rPr>
-        <w:t>For the worked scenario, propose one additional case that could reveal a failure, describe its expected outcome before running it, and explain what would need to remain fixed for a fair comparison.</w:t>
-      </w:r>
-    </w:p>
-    <w:p>
-      <w:pPr>
-        <w:spacing w:line="336" w:lineRule="auto" w:after="180"/>
-      </w:pPr>
-      <w:r>
-        <w:rPr>
-          <w:b w:val="0"/>
-        </w:rPr>
-        <w:t>Do not reuse W4 as a new final test after receiving feedback.</w:t>
-      </w:r>
-    </w:p>
-    <w:p>
-      <w:pPr>
-        <w:pStyle w:val="Heading3"/>
-      </w:pPr>
-      <w:r>
-        <w:t>My reasoning and evidence</w:t>
-      </w:r>
-    </w:p>
-    <w:p>
-      <w:r>
-        <w:t>________________________________________________________________</w:t>
-      </w:r>
-    </w:p>
-    <w:p>
-      <w:r>
-        <w:t>________________________________________________________________</w:t>
-      </w:r>
-    </w:p>
-    <w:p>
-      <w:r>
-        <w:t>________________________________________________________________</w:t>
-      </w:r>
-    </w:p>
-    <w:p>
-      <w:r>
-        <w:t>________________________________________________________________</w:t>
-      </w:r>
-    </w:p>
-    <w:p>
-      <w:r>
-        <w:t>________________________________________________________________</w:t>
-      </w:r>
-    </w:p>
-    <w:p>
-      <w:r>
-        <w:t>________________________________________________________________</w:t>
-      </w:r>
-    </w:p>
-    <w:p>
-      <w:r>
-        <w:t>________________________________________________________________</w:t>
-      </w:r>
-    </w:p>
-    <w:p>
-      <w:pPr>
-        <w:pStyle w:val="Heading1"/>
-      </w:pPr>
-      <w:r>
-        <w:t>17. Feedback, return check and learning record</w:t>
-      </w:r>
-    </w:p>
-    <w:p>
-      <w:r>
-        <w:t>Record the first repaired step and a different case to revisit after a delay.</w:t>
+        <w:t>17. Feedback · Repair and return</w:t>
+      </w:r>
+    </w:p>
+    <w:p>
+      <w:r>
+        <w:t>Keep the first attempt, the repair and a changed-case return.</w:t>
+      </w:r>
+    </w:p>
+    <w:p>
+      <w:pPr>
+        <w:pStyle w:val="Heading2"/>
+      </w:pPr>
+      <w:r>
+        <w:t>Your evidence record</w:t>
       </w:r>
     </w:p>
     <w:tbl>
@@ -1612,12 +912,847 @@
         <w:pStyle w:val="Heading1"/>
       </w:pPr>
       <w:r>
-        <w:t>18. Pictorial case practice: Capstone Build</w:t>
-      </w:r>
-    </w:p>
-    <w:p>
-      <w:r>
-        <w:t>Build a claim checker for a draft summary of a fictional class investigation. Explain the labelled step before checking the changed condition.</w:t>
+        <w:t>10. Finish · Judge the evidence in your work</w:t>
+      </w:r>
+    </w:p>
+    <w:p>
+      <w:r>
+        <w:t>Point to work that supports your confidence level.</w:t>
+      </w:r>
+    </w:p>
+    <w:p>
+      <w:pPr>
+        <w:pStyle w:val="Heading2"/>
+      </w:pPr>
+      <w:r>
+        <w:t>Your evidence record</w:t>
+      </w:r>
+    </w:p>
+    <w:p>
+      <w:pPr>
+        <w:pStyle w:val="ListBullet"/>
+      </w:pPr>
+      <w:r>
+        <w:t>I can explain the mechanism.</w:t>
+      </w:r>
+    </w:p>
+    <w:p>
+      <w:pPr>
+        <w:pStyle w:val="ListBullet"/>
+      </w:pPr>
+      <w:r>
+        <w:t>I can show evidence.</w:t>
+      </w:r>
+    </w:p>
+    <w:p>
+      <w:pPr>
+        <w:pStyle w:val="ListBullet"/>
+      </w:pPr>
+      <w:r>
+        <w:t>I can handle a changed case.</w:t>
+      </w:r>
+    </w:p>
+    <w:p>
+      <w:pPr>
+        <w:pStyle w:val="ListBullet"/>
+      </w:pPr>
+      <w:r>
+        <w:t>I can name a limit.</w:t>
+      </w:r>
+    </w:p>
+    <w:p>
+      <w:r>
+        <w:t>Mark each as not yet, with help or independently, and attach supporting work.</w:t>
+      </w:r>
+    </w:p>
+    <w:p>
+      <w:pPr>
+        <w:spacing w:line="336" w:lineRule="auto" w:after="180"/>
+      </w:pPr>
+      <w:r>
+        <w:rPr>
+          <w:b w:val="0"/>
+        </w:rPr>
+        <w:t>Teacher review ____________________  Next step ____________________</w:t>
+      </w:r>
+    </w:p>
+    <w:p>
+      <w:pPr>
+        <w:pStyle w:val="Heading1"/>
+      </w:pPr>
+      <w:r>
+        <w:t>Reference bank and extra practice</w:t>
+      </w:r>
+    </w:p>
+    <w:p>
+      <w:pPr>
+        <w:pStyle w:val="Heading1"/>
+      </w:pPr>
+      <w:r>
+        <w:t>02. Reference · Supported W2 record</w:t>
+      </w:r>
+    </w:p>
+    <w:p>
+      <w:r>
+        <w:t>This is the same W2 attempt. Keep one response record.</w:t>
+      </w:r>
+    </w:p>
+    <w:p>
+      <w:pPr>
+        <w:pStyle w:val="Heading2"/>
+      </w:pPr>
+      <w:r>
+        <w:t>Use this when helpful</w:t>
+      </w:r>
+    </w:p>
+    <w:p>
+      <w:pPr>
+        <w:spacing w:line="336" w:lineRule="auto" w:after="180"/>
+      </w:pPr>
+      <w:r>
+        <w:rPr>
+          <w:b w:val="0"/>
+        </w:rPr>
+        <w:t>Use W2: Trace the worked case for Capstone grounded assistant. Record the answer once; the lesson and workbook refer to the same attempt.</w:t>
+      </w:r>
+    </w:p>
+    <w:tbl>
+      <w:tblPr>
+        <w:tblStyle w:val="LightShading-Accent1"/>
+        <w:tblW w:type="auto" w:w="0"/>
+        <w:tblLook w:firstColumn="1" w:firstRow="1" w:lastColumn="0" w:lastRow="0" w:noHBand="0" w:noVBand="1" w:val="04A0"/>
+      </w:tblPr>
+      <w:tblGrid>
+        <w:gridCol w:w="2556"/>
+        <w:gridCol w:w="2556"/>
+        <w:gridCol w:w="2556"/>
+        <w:gridCol w:w="2556"/>
+      </w:tblGrid>
+      <w:tr>
+        <w:trPr>
+          <w:tblHeader/>
+        </w:trPr>
+        <w:tc>
+          <w:tcPr>
+            <w:tcW w:type="dxa" w:w="2556"/>
+          </w:tcPr>
+          <w:p>
+            <w:r>
+              <w:t>Given inputs</w:t>
+            </w:r>
+          </w:p>
+        </w:tc>
+        <w:tc>
+          <w:tcPr>
+            <w:tcW w:type="dxa" w:w="2556"/>
+          </w:tcPr>
+          <w:p>
+            <w:r>
+              <w:t>Procedure I chose</w:t>
+            </w:r>
+          </w:p>
+        </w:tc>
+        <w:tc>
+          <w:tcPr>
+            <w:tcW w:type="dxa" w:w="2556"/>
+          </w:tcPr>
+          <w:p>
+            <w:r>
+              <w:t>Middle steps</w:t>
+            </w:r>
+          </w:p>
+        </w:tc>
+        <w:tc>
+          <w:tcPr>
+            <w:tcW w:type="dxa" w:w="2556"/>
+          </w:tcPr>
+          <w:p>
+            <w:r>
+              <w:t>Result and check</w:t>
+            </w:r>
+          </w:p>
+        </w:tc>
+      </w:tr>
+      <w:tr>
+        <w:tc>
+          <w:tcPr>
+            <w:tcW w:type="dxa" w:w="2556"/>
+          </w:tcPr>
+          <w:p>
+            <w:r/>
+          </w:p>
+        </w:tc>
+        <w:tc>
+          <w:tcPr>
+            <w:tcW w:type="dxa" w:w="2556"/>
+          </w:tcPr>
+          <w:p>
+            <w:r/>
+          </w:p>
+        </w:tc>
+        <w:tc>
+          <w:tcPr>
+            <w:tcW w:type="dxa" w:w="2556"/>
+          </w:tcPr>
+          <w:p>
+            <w:r/>
+          </w:p>
+        </w:tc>
+        <w:tc>
+          <w:tcPr>
+            <w:tcW w:type="dxa" w:w="2556"/>
+          </w:tcPr>
+          <w:p>
+            <w:r/>
+          </w:p>
+        </w:tc>
+      </w:tr>
+    </w:tbl>
+    <w:p>
+      <w:pPr>
+        <w:pStyle w:val="Heading3"/>
+      </w:pPr>
+      <w:r>
+        <w:t>The step I completed without help, and the hint I needed</w:t>
+      </w:r>
+    </w:p>
+    <w:p>
+      <w:r>
+        <w:t>________________________________________________________________</w:t>
+      </w:r>
+    </w:p>
+    <w:p>
+      <w:r>
+        <w:t>________________________________________________________________</w:t>
+      </w:r>
+    </w:p>
+    <w:p>
+      <w:r>
+        <w:t>________________________________________________________________</w:t>
+      </w:r>
+    </w:p>
+    <w:p>
+      <w:pPr>
+        <w:pStyle w:val="Heading1"/>
+      </w:pPr>
+      <w:r>
+        <w:t>03. Extra practice · Repair the explanation</w:t>
+      </w:r>
+    </w:p>
+    <w:p>
+      <w:r>
+        <w:t>Explain the deciding fact before discussing the answer.</w:t>
+      </w:r>
+    </w:p>
+    <w:p>
+      <w:pPr>
+        <w:pStyle w:val="Heading2"/>
+      </w:pPr>
+      <w:r>
+        <w:t>Use this when helpful</w:t>
+      </w:r>
+    </w:p>
+    <w:p>
+      <w:pPr>
+        <w:spacing w:line="336" w:lineRule="auto" w:after="180"/>
+      </w:pPr>
+      <w:r>
+        <w:rPr>
+          <w:b w:val="0"/>
+        </w:rPr>
+        <w:t>Use the worked case for Capstone grounded assistant. Proposed explanation: “The worked result establishes every future case”. Decide whether this explanation is supported.</w:t>
+      </w:r>
+    </w:p>
+    <w:p>
+      <w:pPr>
+        <w:spacing w:line="336" w:lineRule="auto" w:after="180"/>
+      </w:pPr>
+      <w:r>
+        <w:rPr>
+          <w:b w:val="0"/>
+        </w:rPr>
+        <w:t>Point to the step or supplied fact that decides; explain your repair if needed.</w:t>
+      </w:r>
+    </w:p>
+    <w:p>
+      <w:pPr>
+        <w:pStyle w:val="Heading3"/>
+      </w:pPr>
+      <w:r>
+        <w:t>My explanation before partner discussion</w:t>
+      </w:r>
+    </w:p>
+    <w:p>
+      <w:r>
+        <w:t>________________________________________________________________</w:t>
+      </w:r>
+    </w:p>
+    <w:p>
+      <w:r>
+        <w:t>________________________________________________________________</w:t>
+      </w:r>
+    </w:p>
+    <w:p>
+      <w:r>
+        <w:t>________________________________________________________________</w:t>
+      </w:r>
+    </w:p>
+    <w:p>
+      <w:r>
+        <w:t>________________________________________________________________</w:t>
+      </w:r>
+    </w:p>
+    <w:p>
+      <w:pPr>
+        <w:pStyle w:val="Heading1"/>
+      </w:pPr>
+      <w:r>
+        <w:t>05. Reference · Original learning target</w:t>
+      </w:r>
+    </w:p>
+    <w:p>
+      <w:r>
+        <w:t>Use this target to inspect an explanation.</w:t>
+      </w:r>
+    </w:p>
+    <w:p>
+      <w:pPr>
+        <w:pStyle w:val="Heading2"/>
+      </w:pPr>
+      <w:r>
+        <w:t>Use this when helpful</w:t>
+      </w:r>
+    </w:p>
+    <w:p>
+      <w:pPr>
+        <w:spacing w:line="336" w:lineRule="auto" w:after="180"/>
+      </w:pPr>
+      <w:r>
+        <w:rPr>
+          <w:b w:val="0"/>
+        </w:rPr>
+        <w:t>A prototype cites note A but its answer adds a detail found nowhere in A. What should the final validation stage check and do?</w:t>
+      </w:r>
+    </w:p>
+    <w:p>
+      <w:pPr>
+        <w:pStyle w:val="Heading1"/>
+      </w:pPr>
+      <w:r>
+        <w:t>06. Extra practice · A complete case</w:t>
+      </w:r>
+    </w:p>
+    <w:p>
+      <w:r>
+        <w:t>Try the question before checking the worked explanation.</w:t>
+      </w:r>
+    </w:p>
+    <w:p>
+      <w:pPr>
+        <w:pStyle w:val="Heading2"/>
+      </w:pPr>
+      <w:r>
+        <w:t>Use this when helpful</w:t>
+      </w:r>
+    </w:p>
+    <w:p>
+      <w:pPr>
+        <w:spacing w:line="336" w:lineRule="auto" w:after="180"/>
+      </w:pPr>
+      <w:r>
+        <w:rPr>
+          <w:b w:val="0"/>
+        </w:rPr>
+        <w:t>A pipeline retrieves passages, drafts and displays without checking citations.</w:t>
+      </w:r>
+    </w:p>
+    <w:p>
+      <w:pPr>
+        <w:spacing w:line="336" w:lineRule="auto" w:after="180"/>
+      </w:pPr>
+      <w:r>
+        <w:rPr>
+          <w:b w:val="0"/>
+        </w:rPr>
+        <w:t>What step is missing?</w:t>
+      </w:r>
+    </w:p>
+    <w:p>
+      <w:pPr>
+        <w:spacing w:line="336" w:lineRule="auto" w:after="180"/>
+      </w:pPr>
+      <w:r>
+        <w:rPr>
+          <w:b w:val="0"/>
+        </w:rPr>
+        <w:t xml:space="preserve">Show your trace, calculation or </w:t>
+      </w:r>
+      <w:r>
+        <w:rPr>
+          <w:b/>
+        </w:rPr>
+        <w:t>evidence</w:t>
+      </w:r>
+    </w:p>
+    <w:p>
+      <w:pPr>
+        <w:pStyle w:val="Heading3"/>
+      </w:pPr>
+      <w:r>
+        <w:t>Write or draw your reasoning and evidence.</w:t>
+      </w:r>
+    </w:p>
+    <w:p>
+      <w:r>
+        <w:t>________________________________________________________________</w:t>
+      </w:r>
+    </w:p>
+    <w:p>
+      <w:r>
+        <w:t>________________________________________________________________</w:t>
+      </w:r>
+    </w:p>
+    <w:p>
+      <w:r>
+        <w:t>________________________________________________________________</w:t>
+      </w:r>
+    </w:p>
+    <w:p>
+      <w:r>
+        <w:t>________________________________________________________________</w:t>
+      </w:r>
+    </w:p>
+    <w:p>
+      <w:r>
+        <w:t>________________________________________________________________</w:t>
+      </w:r>
+    </w:p>
+    <w:p>
+      <w:pPr>
+        <w:pStyle w:val="Heading1"/>
+      </w:pPr>
+      <w:r>
+        <w:t>07. Extra practice · A changed case</w:t>
+      </w:r>
+    </w:p>
+    <w:p>
+      <w:r>
+        <w:t>Keep this practice separate from the reserved independent attempt.</w:t>
+      </w:r>
+    </w:p>
+    <w:p>
+      <w:pPr>
+        <w:pStyle w:val="Heading2"/>
+      </w:pPr>
+      <w:r>
+        <w:t>Use this when helpful</w:t>
+      </w:r>
+    </w:p>
+    <w:p>
+      <w:pPr>
+        <w:spacing w:line="336" w:lineRule="auto" w:after="180"/>
+      </w:pPr>
+      <w:r>
+        <w:rPr>
+          <w:b w:val="0"/>
+        </w:rPr>
+        <w:t>The interface looks complete, but its answer button returns the same saved sentence for every question. What capability is still missing, and how can you expose it?</w:t>
+      </w:r>
+    </w:p>
+    <w:p>
+      <w:pPr>
+        <w:spacing w:line="336" w:lineRule="auto" w:after="180"/>
+      </w:pPr>
+      <w:r>
+        <w:rPr>
+          <w:b w:val="0"/>
+        </w:rPr>
+        <w:t>My practice answer and reason</w:t>
+      </w:r>
+    </w:p>
+    <w:p>
+      <w:pPr>
+        <w:pStyle w:val="Heading3"/>
+      </w:pPr>
+      <w:r>
+        <w:t>Write or draw your reasoning and evidence.</w:t>
+      </w:r>
+    </w:p>
+    <w:p>
+      <w:r>
+        <w:t>________________________________________________________________</w:t>
+      </w:r>
+    </w:p>
+    <w:p>
+      <w:r>
+        <w:t>________________________________________________________________</w:t>
+      </w:r>
+    </w:p>
+    <w:p>
+      <w:r>
+        <w:t>________________________________________________________________</w:t>
+      </w:r>
+    </w:p>
+    <w:p>
+      <w:r>
+        <w:t>________________________________________________________________</w:t>
+      </w:r>
+    </w:p>
+    <w:p>
+      <w:r>
+        <w:t>________________________________________________________________</w:t>
+      </w:r>
+    </w:p>
+    <w:p>
+      <w:pPr>
+        <w:pStyle w:val="Heading3"/>
+      </w:pPr>
+      <w:r>
+        <w:t>Week 34 Test and reflect</w:t>
+      </w:r>
+    </w:p>
+    <w:p>
+      <w:pPr>
+        <w:pStyle w:val="Heading1"/>
+      </w:pPr>
+      <w:r>
+        <w:t>08. Extra practice · Design a revealing test</w:t>
+      </w:r>
+    </w:p>
+    <w:p>
+      <w:r>
+        <w:t>Predict before tracing or testing.</w:t>
+      </w:r>
+    </w:p>
+    <w:p>
+      <w:pPr>
+        <w:pStyle w:val="Heading2"/>
+      </w:pPr>
+      <w:r>
+        <w:t>Use this when helpful</w:t>
+      </w:r>
+    </w:p>
+    <w:p>
+      <w:pPr>
+        <w:spacing w:line="336" w:lineRule="auto" w:after="180"/>
+      </w:pPr>
+      <w:r>
+        <w:rPr>
+          <w:b w:val="0"/>
+        </w:rPr>
+        <w:t xml:space="preserve">Create a changed </w:t>
+      </w:r>
+      <w:r>
+        <w:rPr>
+          <w:b/>
+        </w:rPr>
+        <w:t>input</w:t>
+      </w:r>
+      <w:r>
+        <w:rPr>
+          <w:b w:val="0"/>
+        </w:rPr>
+        <w:t>, boundary case or missing-information case. Write the expected answer or safe response before testing.</w:t>
+      </w:r>
+    </w:p>
+    <w:tbl>
+      <w:tblPr>
+        <w:tblStyle w:val="LightShading-Accent1"/>
+        <w:tblW w:type="auto" w:w="0"/>
+        <w:tblLook w:firstColumn="1" w:firstRow="1" w:lastColumn="0" w:lastRow="0" w:noHBand="0" w:noVBand="1" w:val="04A0"/>
+      </w:tblPr>
+      <w:tblGrid>
+        <w:gridCol w:w="5112"/>
+        <w:gridCol w:w="5112"/>
+      </w:tblGrid>
+      <w:tr>
+        <w:trPr>
+          <w:tblHeader/>
+        </w:trPr>
+        <w:tc>
+          <w:tcPr>
+            <w:tcW w:type="dxa" w:w="5112"/>
+          </w:tcPr>
+          <w:p>
+            <w:r>
+              <w:t>Test record</w:t>
+            </w:r>
+          </w:p>
+        </w:tc>
+        <w:tc>
+          <w:tcPr>
+            <w:tcW w:type="dxa" w:w="5112"/>
+          </w:tcPr>
+          <w:p>
+            <w:r>
+              <w:t>My evidence</w:t>
+            </w:r>
+          </w:p>
+        </w:tc>
+      </w:tr>
+      <w:tr>
+        <w:tc>
+          <w:tcPr>
+            <w:tcW w:type="dxa" w:w="5112"/>
+          </w:tcPr>
+          <w:p>
+            <w:r>
+              <w:t>Changed input or condition</w:t>
+            </w:r>
+          </w:p>
+        </w:tc>
+        <w:tc>
+          <w:tcPr>
+            <w:tcW w:type="dxa" w:w="5112"/>
+          </w:tcPr>
+          <w:p>
+            <w:r/>
+          </w:p>
+        </w:tc>
+      </w:tr>
+      <w:tr>
+        <w:tc>
+          <w:tcPr>
+            <w:tcW w:type="dxa" w:w="5112"/>
+          </w:tcPr>
+          <w:p>
+            <w:r>
+              <w:t>Expected answer or fallback</w:t>
+            </w:r>
+          </w:p>
+        </w:tc>
+        <w:tc>
+          <w:tcPr>
+            <w:tcW w:type="dxa" w:w="5112"/>
+          </w:tcPr>
+          <w:p>
+            <w:r/>
+          </w:p>
+        </w:tc>
+      </w:tr>
+      <w:tr>
+        <w:tc>
+          <w:tcPr>
+            <w:tcW w:type="dxa" w:w="5112"/>
+          </w:tcPr>
+          <w:p>
+            <w:r>
+              <w:t>Observed result</w:t>
+            </w:r>
+          </w:p>
+        </w:tc>
+        <w:tc>
+          <w:tcPr>
+            <w:tcW w:type="dxa" w:w="5112"/>
+          </w:tcPr>
+          <w:p>
+            <w:r/>
+          </w:p>
+        </w:tc>
+      </w:tr>
+      <w:tr>
+        <w:tc>
+          <w:tcPr>
+            <w:tcW w:type="dxa" w:w="5112"/>
+          </w:tcPr>
+          <w:p>
+            <w:r>
+              <w:t>Why the result occurred</w:t>
+            </w:r>
+          </w:p>
+        </w:tc>
+        <w:tc>
+          <w:tcPr>
+            <w:tcW w:type="dxa" w:w="5112"/>
+          </w:tcPr>
+          <w:p>
+            <w:r/>
+          </w:p>
+        </w:tc>
+      </w:tr>
+    </w:tbl>
+    <w:p>
+      <w:pPr>
+        <w:pStyle w:val="Heading1"/>
+      </w:pPr>
+      <w:r>
+        <w:t>11. Reference · Original target response space</w:t>
+      </w:r>
+    </w:p>
+    <w:p>
+      <w:r>
+        <w:t>This teaching case is practice rather than a fresh assessment.</w:t>
+      </w:r>
+    </w:p>
+    <w:p>
+      <w:pPr>
+        <w:pStyle w:val="Heading2"/>
+      </w:pPr>
+      <w:r>
+        <w:t>Use this when helpful</w:t>
+      </w:r>
+    </w:p>
+    <w:p>
+      <w:pPr>
+        <w:spacing w:line="336" w:lineRule="auto" w:after="180"/>
+      </w:pPr>
+      <w:r>
+        <w:rPr>
+          <w:b w:val="0"/>
+        </w:rPr>
+        <w:t>A prototype cites note A but its answer adds a detail found nowhere in A. What should the final validation stage check and do?</w:t>
+      </w:r>
+    </w:p>
+    <w:p>
+      <w:pPr>
+        <w:pStyle w:val="Heading3"/>
+      </w:pPr>
+      <w:r>
+        <w:t>My explanation after practice</w:t>
+      </w:r>
+    </w:p>
+    <w:p>
+      <w:r>
+        <w:t>________________________________________________________________</w:t>
+      </w:r>
+    </w:p>
+    <w:p>
+      <w:r>
+        <w:t>________________________________________________________________</w:t>
+      </w:r>
+    </w:p>
+    <w:p>
+      <w:r>
+        <w:t>________________________________________________________________</w:t>
+      </w:r>
+    </w:p>
+    <w:p>
+      <w:r>
+        <w:t>________________________________________________________________</w:t>
+      </w:r>
+    </w:p>
+    <w:p>
+      <w:r>
+        <w:t>________________________________________________________________</w:t>
+      </w:r>
+    </w:p>
+    <w:p>
+      <w:r>
+        <w:t>________________________________________________________________</w:t>
+      </w:r>
+    </w:p>
+    <w:p>
+      <w:r>
+        <w:t>________________________________________________________________</w:t>
+      </w:r>
+    </w:p>
+    <w:p>
+      <w:pPr>
+        <w:spacing w:line="336" w:lineRule="auto" w:after="180"/>
+      </w:pPr>
+      <w:r>
+        <w:rPr>
+          <w:b w:val="0"/>
+        </w:rPr>
+        <w:t>Record support used: none, hint or teacher explanation.</w:t>
+      </w:r>
+    </w:p>
+    <w:p>
+      <w:pPr>
+        <w:pStyle w:val="Heading1"/>
+      </w:pPr>
+      <w:r>
+        <w:t>15. Additional practice · Earlier zero-capacity room task</w:t>
+      </w:r>
+    </w:p>
+    <w:p>
+      <w:r>
+        <w:t>This retained exercise differs from the selected seed-investigation assessment.</w:t>
+      </w:r>
+    </w:p>
+    <w:p>
+      <w:pPr>
+        <w:pStyle w:val="Heading2"/>
+      </w:pPr>
+      <w:r>
+        <w:t>Earlier task and response</w:t>
+      </w:r>
+    </w:p>
+    <w:p>
+      <w:pPr>
+        <w:pStyle w:val="ListBullet"/>
+      </w:pPr>
+      <w:r>
+        <w:t>Request room J; approval and register both J capacity 0. Draft is well-formed with J/0 and correct sources. Trace stages and distinguish zero from missing.</w:t>
+      </w:r>
+    </w:p>
+    <w:p>
+      <w:pPr>
+        <w:pStyle w:val="Heading3"/>
+      </w:pPr>
+      <w:r>
+        <w:t>My reasoning and evidence</w:t>
+      </w:r>
+    </w:p>
+    <w:p>
+      <w:r>
+        <w:t>________________________________________________________________</w:t>
+      </w:r>
+    </w:p>
+    <w:p>
+      <w:r>
+        <w:t>________________________________________________________________</w:t>
+      </w:r>
+    </w:p>
+    <w:p>
+      <w:r>
+        <w:t>________________________________________________________________</w:t>
+      </w:r>
+    </w:p>
+    <w:p>
+      <w:r>
+        <w:t>________________________________________________________________</w:t>
+      </w:r>
+    </w:p>
+    <w:p>
+      <w:r>
+        <w:t>________________________________________________________________</w:t>
+      </w:r>
+    </w:p>
+    <w:p>
+      <w:r>
+        <w:t>________________________________________________________________</w:t>
+      </w:r>
+    </w:p>
+    <w:p>
+      <w:r>
+        <w:t>________________________________________________________________</w:t>
+      </w:r>
+    </w:p>
+    <w:p>
+      <w:r>
+        <w:t>________________________________________________________________</w:t>
+      </w:r>
+    </w:p>
+    <w:p>
+      <w:pPr>
+        <w:pStyle w:val="Heading1"/>
+      </w:pPr>
+      <w:r>
+        <w:t>18. Extra practice · Use the worked picture</w:t>
+      </w:r>
+    </w:p>
+    <w:p>
+      <w:r>
+        <w:t>Keep the explanation and the support you used.</w:t>
+      </w:r>
+    </w:p>
+    <w:p>
+      <w:pPr>
+        <w:pStyle w:val="Heading2"/>
+      </w:pPr>
+      <w:r>
+        <w:t>Use this when helpful</w:t>
       </w:r>
     </w:p>
     <w:p>
@@ -1764,16 +1899,7 @@
     </w:p>
     <w:p>
       <w:pPr>
-        <w:pStyle w:val="Heading3"/>
-      </w:pPr>
-      <w:r>
-        <w:t>Record the help used</w:t>
-      </w:r>
-    </w:p>
-    <w:p>
-      <w:pPr>
         <w:spacing w:line="336" w:lineRule="auto" w:after="180"/>
-        <w:shd w:fill="F1F6F8"/>
       </w:pPr>
       <w:r>
         <w:rPr>
@@ -1833,12 +1959,20 @@
         <w:pStyle w:val="Heading1"/>
       </w:pPr>
       <w:r>
-        <w:t>19. Project portfolio milestone</w:t>
-      </w:r>
-    </w:p>
-    <w:p>
-      <w:r>
-        <w:t>Keep this week’s input, deciding step, result and limit together in the Verified Study Buddy record.</w:t>
+        <w:t>19. Reference · Project portfolio record</w:t>
+      </w:r>
+    </w:p>
+    <w:p>
+      <w:r>
+        <w:t>Extend your main project response when helpful.</w:t>
+      </w:r>
+    </w:p>
+    <w:p>
+      <w:pPr>
+        <w:pStyle w:val="Heading2"/>
+      </w:pPr>
+      <w:r>
+        <w:t>Use this when helpful</w:t>
       </w:r>
     </w:p>
     <w:p>
@@ -2063,12 +2197,483 @@
         <w:pStyle w:val="Heading1"/>
       </w:pPr>
       <w:r>
-        <w:t>20. Supported practice and learning evidence</w:t>
-      </w:r>
-    </w:p>
-    <w:p>
-      <w:r>
-        <w:t>Try the supported questions before comparing with hints and feedback. Record what you repaired and the evidence you retained.</w:t>
+        <w:t>20. Extra practice: pictures, repair and feedback</w:t>
+      </w:r>
+    </w:p>
+    <w:p>
+      <w:r>
+        <w:t>Attempt each question before opening its explanation. Use one browser or paper copy.</w:t>
+      </w:r>
+    </w:p>
+    <w:p>
+      <w:pPr>
+        <w:pStyle w:val="Heading2"/>
+      </w:pPr>
+      <w:r>
+        <w:t>First supported question</w:t>
+      </w:r>
+    </w:p>
+    <w:p>
+      <w:pPr>
+        <w:pStyle w:val="ListBullet"/>
+      </w:pPr>
+      <w:r>
+        <w:t>Build a claim checker for a draft summary of a fictional class investigation.</w:t>
+      </w:r>
+    </w:p>
+    <w:p>
+      <w:pPr>
+        <w:pStyle w:val="Heading3"/>
+      </w:pPr>
+      <w:r>
+        <w:t>Practice 1: explain the deciding evidence</w:t>
+      </w:r>
+    </w:p>
+    <w:p>
+      <w:pPr>
+        <w:pStyle w:val="ListBullet"/>
+      </w:pPr>
+      <w:r>
+        <w:t>Which labelled step matches this detail? Retain the supported procedure facts; state that water-loss results were not supplied.</w:t>
+      </w:r>
+    </w:p>
+    <w:p>
+      <w:pPr>
+        <w:pStyle w:val="ListBullet"/>
+      </w:pPr>
+      <w:r>
+        <w:t>1. Extract claims</w:t>
+      </w:r>
+    </w:p>
+    <w:p>
+      <w:pPr>
+        <w:pStyle w:val="ListBullet"/>
+      </w:pPr>
+      <w:r>
+        <w:t>2. Match evidence</w:t>
+      </w:r>
+    </w:p>
+    <w:p>
+      <w:pPr>
+        <w:pStyle w:val="ListBullet"/>
+      </w:pPr>
+      <w:r>
+        <w:t>3. Repair draft</w:t>
+      </w:r>
+    </w:p>
+    <w:p>
+      <w:pPr>
+        <w:pStyle w:val="Heading3"/>
+      </w:pPr>
+      <w:r>
+        <w:t>My selected conclusion, deciding fact and explanation</w:t>
+      </w:r>
+    </w:p>
+    <w:p>
+      <w:r>
+        <w:t>________________________________________________________________</w:t>
+      </w:r>
+    </w:p>
+    <w:p>
+      <w:r>
+        <w:t>________________________________________________________________</w:t>
+      </w:r>
+    </w:p>
+    <w:p>
+      <w:r>
+        <w:t>________________________________________________________________</w:t>
+      </w:r>
+    </w:p>
+    <w:p>
+      <w:r>
+        <w:t>________________________________________________________________</w:t>
+      </w:r>
+    </w:p>
+    <w:p>
+      <w:r>
+        <w:t>________________________________________________________________</w:t>
+      </w:r>
+    </w:p>
+    <w:p>
+      <w:pPr>
+        <w:pStyle w:val="ListBullet"/>
+      </w:pPr>
+      <w:r>
+        <w:t>Hint if needed: Read the steps in the pictorial case. Match the supplied detail to the stage that performs or records it.</w:t>
+      </w:r>
+    </w:p>
+    <w:p>
+      <w:pPr>
+        <w:pStyle w:val="ListBullet"/>
+      </w:pPr>
+      <w:r>
+        <w:t>After your attempt, compare with the supported explanation: Repair draft Retain the supported procedure facts; state that water-loss results were not supplied. Read the picture in order. Retain the supported procedure facts; state that water-loss results were not supplied. The arrows show which recorded input or intermediate result each decision uses. Explain the deciding step aloud before checking the changed case; pointing to the final answer alone does not show how it follows.</w:t>
+      </w:r>
+    </w:p>
+    <w:p>
+      <w:pPr>
+        <w:pStyle w:val="Heading2"/>
+      </w:pPr>
+      <w:r>
+        <w:t>Check the first explanation · reference / check after trying</w:t>
+      </w:r>
+    </w:p>
+    <w:p>
+      <w:pPr>
+        <w:pStyle w:val="Heading3"/>
+      </w:pPr>
+      <w:r>
+        <w:t>Practice 2: explain the deciding evidence</w:t>
+      </w:r>
+    </w:p>
+    <w:p>
+      <w:pPr>
+        <w:pStyle w:val="Heading2"/>
+      </w:pPr>
+      <w:r>
+        <w:t>Changed-case question</w:t>
+      </w:r>
+    </w:p>
+    <w:p>
+      <w:pPr>
+        <w:pStyle w:val="ListBullet"/>
+      </w:pPr>
+      <w:r>
+        <w:t>Changed-case practice: E3 supplies losses of 1, 2 and 3 mL. Which conclusion is supported by the supplied facts?</w:t>
+      </w:r>
+    </w:p>
+    <w:p>
+      <w:pPr>
+        <w:pStyle w:val="ListBullet"/>
+      </w:pPr>
+      <w:r>
+        <w:t>1. We can decide the result without examining the changed input or the procedure.</w:t>
+      </w:r>
+    </w:p>
+    <w:p>
+      <w:pPr>
+        <w:pStyle w:val="ListBullet"/>
+      </w:pPr>
+      <w:r>
+        <w:t>2. Report those individual losses, not “half” unless starting volumes are also available.</w:t>
+      </w:r>
+    </w:p>
+    <w:p>
+      <w:pPr>
+        <w:pStyle w:val="ListBullet"/>
+      </w:pPr>
+      <w:r>
+        <w:t>3. This one example guarantees correct results for every future input.</w:t>
+      </w:r>
+    </w:p>
+    <w:p>
+      <w:pPr>
+        <w:pStyle w:val="Heading3"/>
+      </w:pPr>
+      <w:r>
+        <w:t>My selected conclusion, deciding fact and explanation</w:t>
+      </w:r>
+    </w:p>
+    <w:p>
+      <w:r>
+        <w:t>________________________________________________________________</w:t>
+      </w:r>
+    </w:p>
+    <w:p>
+      <w:r>
+        <w:t>________________________________________________________________</w:t>
+      </w:r>
+    </w:p>
+    <w:p>
+      <w:r>
+        <w:t>________________________________________________________________</w:t>
+      </w:r>
+    </w:p>
+    <w:p>
+      <w:r>
+        <w:t>________________________________________________________________</w:t>
+      </w:r>
+    </w:p>
+    <w:p>
+      <w:r>
+        <w:t>________________________________________________________________</w:t>
+      </w:r>
+    </w:p>
+    <w:p>
+      <w:pPr>
+        <w:pStyle w:val="ListBullet"/>
+      </w:pPr>
+      <w:r>
+        <w:t>Hint if needed: Use the changed condition and the deciding step in the pictorial trace. The answer must say what follows from those facts.</w:t>
+      </w:r>
+    </w:p>
+    <w:p>
+      <w:pPr>
+        <w:pStyle w:val="ListBullet"/>
+      </w:pPr>
+      <w:r>
+        <w:t>After your attempt, compare with the supported explanation: Report those individual losses, not “half” unless starting volumes are also available. Absolute losses alone do not establish each cup’s fractional loss.</w:t>
+      </w:r>
+    </w:p>
+    <w:p>
+      <w:pPr>
+        <w:pStyle w:val="Heading2"/>
+      </w:pPr>
+      <w:r>
+        <w:t>Check the changed case · reference / check after trying</w:t>
+      </w:r>
+    </w:p>
+    <w:p>
+      <w:pPr>
+        <w:pStyle w:val="Heading3"/>
+      </w:pPr>
+      <w:r>
+        <w:t>Repair a missing building block</w:t>
+      </w:r>
+    </w:p>
+    <w:p>
+      <w:pPr>
+        <w:pStyle w:val="Heading2"/>
+      </w:pPr>
+      <w:r>
+        <w:t>Repair and save your work</w:t>
+      </w:r>
+    </w:p>
+    <w:p>
+      <w:pPr>
+        <w:spacing w:line="336" w:lineRule="auto" w:after="180"/>
+      </w:pPr>
+      <w:r>
+        <w:rPr>
+          <w:b w:val="0"/>
+        </w:rPr>
+        <w:t xml:space="preserve">Review Capstone Design (ai-3/33). Goal: Explain the </w:t>
+      </w:r>
+      <w:r>
+        <w:rPr>
+          <w:b/>
+        </w:rPr>
+        <w:t>mechanism</w:t>
+      </w:r>
+      <w:r>
+        <w:rPr>
+          <w:b w:val="0"/>
+        </w:rPr>
+        <w:t xml:space="preserve"> and terminology of capstone requirements and corpus. Short practice: What should the project plan record before the new flower test?</w:t>
+      </w:r>
+    </w:p>
+    <w:p>
+      <w:pPr>
+        <w:spacing w:line="336" w:lineRule="auto" w:after="180"/>
+      </w:pPr>
+      <w:r>
+        <w:rPr>
+          <w:b w:val="0"/>
+        </w:rPr>
+        <w:t xml:space="preserve">Point to the relevant step in the picture, then write the changed result and the rule or </w:t>
+      </w:r>
+      <w:r>
+        <w:rPr>
+          <w:b/>
+        </w:rPr>
+        <w:t>evidence</w:t>
+      </w:r>
+      <w:r>
+        <w:rPr>
+          <w:b w:val="0"/>
+        </w:rPr>
+        <w:t xml:space="preserve"> that supports it.. Return to this week and explain what you changed.</w:t>
+      </w:r>
+    </w:p>
+    <w:p>
+      <w:pPr>
+        <w:spacing w:line="336" w:lineRule="auto" w:after="180"/>
+      </w:pPr>
+      <w:r>
+        <w:rPr>
+          <w:b w:val="0"/>
+        </w:rPr>
+        <w:t xml:space="preserve">Review Safety Boundaries (ai-3/31). Goal: Explain the </w:t>
+      </w:r>
+      <w:r>
+        <w:rPr>
+          <w:b/>
+        </w:rPr>
+        <w:t>mechanism</w:t>
+      </w:r>
+      <w:r>
+        <w:rPr>
+          <w:b w:val="0"/>
+        </w:rPr>
+        <w:t xml:space="preserve"> and terminology of untrusted </w:t>
+      </w:r>
+      <w:r>
+        <w:rPr>
+          <w:b/>
+        </w:rPr>
+        <w:t>input</w:t>
+      </w:r>
+      <w:r>
+        <w:rPr>
+          <w:b w:val="0"/>
+        </w:rPr>
+        <w:t xml:space="preserve"> boundaries. Short practice: If AB7 passes the pattern, may it access teacher-only material?</w:t>
+      </w:r>
+    </w:p>
+    <w:p>
+      <w:pPr>
+        <w:spacing w:line="336" w:lineRule="auto" w:after="180"/>
+      </w:pPr>
+      <w:r>
+        <w:rPr>
+          <w:b w:val="0"/>
+        </w:rPr>
+        <w:t xml:space="preserve">Point to the relevant step in the picture, then write the changed result and the rule or </w:t>
+      </w:r>
+      <w:r>
+        <w:rPr>
+          <w:b/>
+        </w:rPr>
+        <w:t>evidence</w:t>
+      </w:r>
+      <w:r>
+        <w:rPr>
+          <w:b w:val="0"/>
+        </w:rPr>
+        <w:t xml:space="preserve"> that supports it.. Return to this week and explain what you changed.</w:t>
+      </w:r>
+    </w:p>
+    <w:p>
+      <w:pPr>
+        <w:spacing w:line="336" w:lineRule="auto" w:after="180"/>
+      </w:pPr>
+      <w:r>
+        <w:rPr>
+          <w:b w:val="0"/>
+        </w:rPr>
+        <w:t xml:space="preserve">Review Privacy by Design (ai-3/28). Goal: Explain the </w:t>
+      </w:r>
+      <w:r>
+        <w:rPr>
+          <w:b/>
+        </w:rPr>
+        <w:t>mechanism</w:t>
+      </w:r>
+      <w:r>
+        <w:rPr>
+          <w:b w:val="0"/>
+        </w:rPr>
+        <w:t xml:space="preserve"> and terminology of data retention and deletion. Short practice: Which IDs and locations must appear in the deletion </w:t>
+      </w:r>
+      <w:r>
+        <w:rPr>
+          <w:b/>
+        </w:rPr>
+        <w:t>evidence</w:t>
+      </w:r>
+      <w:r>
+        <w:rPr>
+          <w:b w:val="0"/>
+        </w:rPr>
+        <w:t>?</w:t>
+      </w:r>
+    </w:p>
+    <w:p>
+      <w:pPr>
+        <w:spacing w:line="336" w:lineRule="auto" w:after="180"/>
+      </w:pPr>
+      <w:r>
+        <w:rPr>
+          <w:b w:val="0"/>
+        </w:rPr>
+        <w:t xml:space="preserve">Point to the relevant step in the picture, then write the changed result and the rule or </w:t>
+      </w:r>
+      <w:r>
+        <w:rPr>
+          <w:b/>
+        </w:rPr>
+        <w:t>evidence</w:t>
+      </w:r>
+      <w:r>
+        <w:rPr>
+          <w:b w:val="0"/>
+        </w:rPr>
+        <w:t xml:space="preserve"> that supports it.. Return to this week and explain what you changed.</w:t>
+      </w:r>
+    </w:p>
+    <w:p>
+      <w:pPr>
+        <w:spacing w:line="336" w:lineRule="auto" w:after="180"/>
+      </w:pPr>
+      <w:r>
+        <w:rPr>
+          <w:b w:val="0"/>
+        </w:rPr>
+        <w:t xml:space="preserve">Use Download completed work in the hosted lesson to export your answers, reflections, practice feedback and code-run </w:t>
+      </w:r>
+      <w:r>
+        <w:rPr>
+          <w:b/>
+        </w:rPr>
+        <w:t>evidence</w:t>
+      </w:r>
+      <w:r>
+        <w:rPr>
+          <w:b w:val="0"/>
+        </w:rPr>
+        <w:t>. Open the HTML copy to read or print it.</w:t>
+      </w:r>
+    </w:p>
+    <w:p>
+      <w:pPr>
+        <w:spacing w:line="336" w:lineRule="auto" w:after="180"/>
+      </w:pPr>
+      <w:r>
+        <w:rPr>
+          <w:b w:val="0"/>
+        </w:rPr>
+        <w:t>Drafts stay in this browser when storage is available; clear drafts on a shared device.</w:t>
+      </w:r>
+    </w:p>
+    <w:p>
+      <w:pPr>
+        <w:pStyle w:val="Heading3"/>
+      </w:pPr>
+      <w:r>
+        <w:t>What I repaired, the evidence I kept and the next test</w:t>
+      </w:r>
+    </w:p>
+    <w:p>
+      <w:r>
+        <w:t>________________________________________________________________</w:t>
+      </w:r>
+    </w:p>
+    <w:p>
+      <w:r>
+        <w:t>________________________________________________________________</w:t>
+      </w:r>
+    </w:p>
+    <w:p>
+      <w:r>
+        <w:t>________________________________________________________________</w:t>
+      </w:r>
+    </w:p>
+    <w:p>
+      <w:r>
+        <w:t>________________________________________________________________</w:t>
+      </w:r>
+    </w:p>
+    <w:p>
+      <w:r>
+        <w:t>________________________________________________________________</w:t>
+      </w:r>
+    </w:p>
+    <w:p>
+      <w:pPr>
+        <w:pStyle w:val="Heading2"/>
+      </w:pPr>
+      <w:r>
+        <w:t>Earlier wording, alternatives and picture transcripts · reference / check after trying</w:t>
       </w:r>
     </w:p>
     <w:p>
@@ -2084,607 +2689,28 @@
     </w:p>
     <w:p>
       <w:pPr>
-        <w:spacing w:line="336" w:lineRule="auto" w:after="180"/>
-      </w:pPr>
-      <w:r>
-        <w:rPr>
-          <w:b w:val="0"/>
-        </w:rPr>
-        <w:t>Build a claim checker for a draft summary of a fictional class investigation.</w:t>
-      </w:r>
-    </w:p>
-    <w:p>
-      <w:pPr>
         <w:pStyle w:val="Heading3"/>
       </w:pPr>
       <w:r>
-        <w:t>Practice 1: explain the deciding evidence</w:t>
-      </w:r>
-    </w:p>
-    <w:p>
-      <w:pPr>
-        <w:spacing w:line="336" w:lineRule="auto" w:after="180"/>
-      </w:pPr>
-      <w:r>
-        <w:rPr>
-          <w:b w:val="0"/>
-        </w:rPr>
-        <w:t>Which labelled step matches this detail? Retain the supported procedure facts; state that water-loss results were not supplied.</w:t>
-      </w:r>
-    </w:p>
-    <w:p>
-      <w:pPr>
-        <w:spacing w:line="336" w:lineRule="auto" w:after="180"/>
-        <w:shd w:fill="F4F9FC"/>
-      </w:pPr>
-      <w:r>
-        <w:rPr>
-          <w:b w:val="0"/>
-        </w:rPr>
-        <w:t>1. Extract claims</w:t>
-      </w:r>
-    </w:p>
-    <w:p>
-      <w:pPr>
-        <w:spacing w:line="336" w:lineRule="auto" w:after="180"/>
-        <w:shd w:fill="F4F9FC"/>
-      </w:pPr>
-      <w:r>
-        <w:rPr>
-          <w:b w:val="0"/>
-        </w:rPr>
-        <w:t xml:space="preserve">2. Match </w:t>
-      </w:r>
-      <w:r>
-        <w:rPr>
-          <w:b/>
-        </w:rPr>
-        <w:t>evidence</w:t>
-      </w:r>
-    </w:p>
-    <w:p>
-      <w:pPr>
-        <w:spacing w:line="336" w:lineRule="auto" w:after="180"/>
-        <w:shd w:fill="F4F9FC"/>
-      </w:pPr>
-      <w:r>
-        <w:rPr>
-          <w:b w:val="0"/>
-        </w:rPr>
-        <w:t>3. Repair draft</w:t>
-      </w:r>
-    </w:p>
-    <w:p>
-      <w:pPr>
-        <w:pStyle w:val="Heading3"/>
-      </w:pPr>
-      <w:r>
-        <w:t>My selected conclusion, deciding fact and explanation</w:t>
-      </w:r>
-    </w:p>
-    <w:p>
-      <w:r>
-        <w:t>________________________________________________________________</w:t>
-      </w:r>
-    </w:p>
-    <w:p>
-      <w:r>
-        <w:t>________________________________________________________________</w:t>
-      </w:r>
-    </w:p>
-    <w:p>
-      <w:r>
-        <w:t>________________________________________________________________</w:t>
-      </w:r>
-    </w:p>
-    <w:p>
-      <w:r>
-        <w:t>________________________________________________________________</w:t>
-      </w:r>
-    </w:p>
-    <w:p>
-      <w:r>
-        <w:t>________________________________________________________________</w:t>
-      </w:r>
-    </w:p>
-    <w:p>
-      <w:pPr>
-        <w:pStyle w:val="Heading3"/>
-      </w:pPr>
-      <w:r>
-        <w:t>Hint · try first</w:t>
-      </w:r>
-    </w:p>
-    <w:p>
-      <w:pPr>
-        <w:spacing w:line="336" w:lineRule="auto" w:after="180"/>
-        <w:shd w:fill="F1F6F8"/>
-      </w:pPr>
-      <w:r>
-        <w:rPr>
-          <w:b w:val="0"/>
-        </w:rPr>
-        <w:t>Hint if needed: Read the steps in the pictorial case. Match the supplied detail to the stage that performs or records it.</w:t>
-      </w:r>
-    </w:p>
-    <w:p>
-      <w:pPr>
-        <w:pStyle w:val="Heading3"/>
-      </w:pPr>
-      <w:r>
-        <w:t>Feedback · compare after trying</w:t>
-      </w:r>
-    </w:p>
-    <w:p>
-      <w:pPr>
-        <w:spacing w:line="336" w:lineRule="auto" w:after="180"/>
-        <w:shd w:fill="F1F6FC"/>
-      </w:pPr>
-      <w:r>
-        <w:rPr>
-          <w:b w:val="0"/>
-        </w:rPr>
-        <w:t>After your attempt, compare with the supported explanation: Repair draft Retain the supported procedure facts; state that water-loss results were not supplied. Read the picture in order.</w:t>
-      </w:r>
-    </w:p>
-    <w:p>
-      <w:pPr>
-        <w:spacing w:line="336" w:lineRule="auto" w:after="180"/>
-        <w:shd w:fill="F1F6FC"/>
-      </w:pPr>
-      <w:r>
-        <w:rPr>
-          <w:b w:val="0"/>
-        </w:rPr>
-        <w:t xml:space="preserve">Retain the supported procedure facts; state that water-loss results were not supplied. The arrows show which recorded </w:t>
-      </w:r>
-      <w:r>
-        <w:rPr>
-          <w:b/>
-        </w:rPr>
-        <w:t>input</w:t>
-      </w:r>
-      <w:r>
-        <w:rPr>
-          <w:b w:val="0"/>
-        </w:rPr>
-        <w:t xml:space="preserve"> or intermediate result each decision uses.</w:t>
-      </w:r>
-    </w:p>
-    <w:p>
-      <w:pPr>
-        <w:spacing w:line="336" w:lineRule="auto" w:after="180"/>
-        <w:shd w:fill="F1F6FC"/>
-      </w:pPr>
-      <w:r>
-        <w:rPr>
-          <w:b w:val="0"/>
-        </w:rPr>
-        <w:t>Explain the deciding step aloud before checking the changed case; pointing to the final answer alone does not show how it follows.</w:t>
-      </w:r>
-    </w:p>
-    <w:p>
-      <w:pPr>
-        <w:pStyle w:val="Heading3"/>
-      </w:pPr>
-      <w:r>
-        <w:t>Practice 2: explain the deciding evidence</w:t>
-      </w:r>
-    </w:p>
-    <w:p>
-      <w:pPr>
-        <w:pStyle w:val="Heading3"/>
-      </w:pPr>
-      <w:r>
-        <w:t>Changed case · predict first</w:t>
-      </w:r>
-    </w:p>
-    <w:p>
-      <w:pPr>
-        <w:spacing w:line="336" w:lineRule="auto" w:after="180"/>
-        <w:shd w:fill="F5F1FB"/>
-      </w:pPr>
-      <w:r>
-        <w:rPr>
-          <w:b w:val="0"/>
-        </w:rPr>
-        <w:t>Changed-case practice: E3 supplies losses of 1, 2 and 3 mL. Which conclusion is supported by the supplied facts?</w:t>
-      </w:r>
-    </w:p>
-    <w:p>
-      <w:pPr>
-        <w:spacing w:line="336" w:lineRule="auto" w:after="180"/>
-        <w:shd w:fill="F4F9FC"/>
-      </w:pPr>
-      <w:r>
-        <w:rPr>
-          <w:b w:val="0"/>
-        </w:rPr>
-        <w:t xml:space="preserve">1. We can decide the result without examining the changed </w:t>
-      </w:r>
-      <w:r>
-        <w:rPr>
-          <w:b/>
-        </w:rPr>
-        <w:t>input</w:t>
-      </w:r>
-      <w:r>
-        <w:rPr>
-          <w:b w:val="0"/>
-        </w:rPr>
-        <w:t xml:space="preserve"> or the procedure.</w:t>
-      </w:r>
-    </w:p>
-    <w:p>
-      <w:pPr>
-        <w:spacing w:line="336" w:lineRule="auto" w:after="180"/>
-        <w:shd w:fill="F4F9FC"/>
-      </w:pPr>
-      <w:r>
-        <w:rPr>
-          <w:b w:val="0"/>
-        </w:rPr>
-        <w:t>2. Report those individual losses, not “half” unless starting volumes are also available.</w:t>
-      </w:r>
-    </w:p>
-    <w:p>
-      <w:pPr>
-        <w:spacing w:line="336" w:lineRule="auto" w:after="180"/>
-        <w:shd w:fill="F4F9FC"/>
-      </w:pPr>
-      <w:r>
-        <w:rPr>
-          <w:b w:val="0"/>
-        </w:rPr>
-        <w:t xml:space="preserve">3. This one example guarantees correct results for every future </w:t>
-      </w:r>
-      <w:r>
-        <w:rPr>
-          <w:b/>
-        </w:rPr>
-        <w:t>input</w:t>
-      </w:r>
-      <w:r>
-        <w:rPr>
-          <w:b w:val="0"/>
-        </w:rPr>
-        <w:t>.</w:t>
-      </w:r>
-    </w:p>
-    <w:p>
-      <w:pPr>
-        <w:pStyle w:val="Heading3"/>
-      </w:pPr>
-      <w:r>
-        <w:t>My selected conclusion, deciding fact and explanation</w:t>
-      </w:r>
-    </w:p>
-    <w:p>
-      <w:r>
-        <w:t>________________________________________________________________</w:t>
-      </w:r>
-    </w:p>
-    <w:p>
-      <w:r>
-        <w:t>________________________________________________________________</w:t>
-      </w:r>
-    </w:p>
-    <w:p>
-      <w:r>
-        <w:t>________________________________________________________________</w:t>
-      </w:r>
-    </w:p>
-    <w:p>
-      <w:r>
-        <w:t>________________________________________________________________</w:t>
-      </w:r>
-    </w:p>
-    <w:p>
-      <w:r>
-        <w:t>________________________________________________________________</w:t>
-      </w:r>
-    </w:p>
-    <w:p>
-      <w:pPr>
-        <w:pStyle w:val="Heading3"/>
-      </w:pPr>
-      <w:r>
-        <w:t>Hint · try first</w:t>
-      </w:r>
-    </w:p>
-    <w:p>
-      <w:pPr>
-        <w:spacing w:line="336" w:lineRule="auto" w:after="180"/>
-        <w:shd w:fill="F1F6F8"/>
-      </w:pPr>
-      <w:r>
-        <w:rPr>
-          <w:b w:val="0"/>
-        </w:rPr>
-        <w:t>Hint if needed: Use the changed condition and the deciding step in the pictorial trace. The answer must say what follows from those facts.</w:t>
-      </w:r>
-    </w:p>
-    <w:p>
-      <w:pPr>
-        <w:pStyle w:val="Heading3"/>
-      </w:pPr>
-      <w:r>
-        <w:t>Feedback · compare after trying</w:t>
-      </w:r>
-    </w:p>
-    <w:p>
-      <w:pPr>
-        <w:spacing w:line="336" w:lineRule="auto" w:after="180"/>
-        <w:shd w:fill="F1F6FC"/>
-      </w:pPr>
-      <w:r>
-        <w:rPr>
-          <w:b w:val="0"/>
-        </w:rPr>
-        <w:t>After your attempt, compare with the supported explanation: Report those individual losses, not “half” unless starting volumes are also available. Absolute losses alone do not establish each cup’s fractional loss.</w:t>
-      </w:r>
-    </w:p>
-    <w:p>
-      <w:pPr>
-        <w:pStyle w:val="Heading3"/>
-      </w:pPr>
-      <w:r>
-        <w:t>Repair a missing building block</w:t>
-      </w:r>
-    </w:p>
-    <w:p>
-      <w:pPr>
-        <w:spacing w:line="336" w:lineRule="auto" w:after="180"/>
-      </w:pPr>
-      <w:r>
-        <w:rPr>
-          <w:b w:val="0"/>
-        </w:rPr>
-        <w:t xml:space="preserve">Review Capstone Design (ai-3/33). Goal: Explain the </w:t>
-      </w:r>
-      <w:r>
-        <w:rPr>
-          <w:b/>
-        </w:rPr>
-        <w:t>mechanism</w:t>
-      </w:r>
-      <w:r>
-        <w:rPr>
-          <w:b w:val="0"/>
-        </w:rPr>
-        <w:t xml:space="preserve"> and terminology of capstone requirements and corpus. Short practice: What should the project plan record before the new flower test?</w:t>
-      </w:r>
-    </w:p>
-    <w:p>
-      <w:pPr>
-        <w:spacing w:line="336" w:lineRule="auto" w:after="180"/>
-      </w:pPr>
-      <w:r>
-        <w:rPr>
-          <w:b w:val="0"/>
-        </w:rPr>
-        <w:t xml:space="preserve">Point to the relevant step in the picture, then write the changed result and the rule or </w:t>
-      </w:r>
-      <w:r>
-        <w:rPr>
-          <w:b/>
-        </w:rPr>
-        <w:t>evidence</w:t>
-      </w:r>
-      <w:r>
-        <w:rPr>
-          <w:b w:val="0"/>
-        </w:rPr>
-        <w:t xml:space="preserve"> that supports it.. Return to this week and explain what you changed.</w:t>
-      </w:r>
-    </w:p>
-    <w:p>
-      <w:pPr>
-        <w:spacing w:line="336" w:lineRule="auto" w:after="180"/>
-      </w:pPr>
-      <w:r>
-        <w:rPr>
-          <w:b w:val="0"/>
-        </w:rPr>
-        <w:t xml:space="preserve">Review Safety Boundaries (ai-3/31). Goal: Explain the </w:t>
-      </w:r>
-      <w:r>
-        <w:rPr>
-          <w:b/>
-        </w:rPr>
-        <w:t>mechanism</w:t>
-      </w:r>
-      <w:r>
-        <w:rPr>
-          <w:b w:val="0"/>
-        </w:rPr>
-        <w:t xml:space="preserve"> and terminology of untrusted </w:t>
-      </w:r>
-      <w:r>
-        <w:rPr>
-          <w:b/>
-        </w:rPr>
-        <w:t>input</w:t>
-      </w:r>
-      <w:r>
-        <w:rPr>
-          <w:b w:val="0"/>
-        </w:rPr>
-        <w:t xml:space="preserve"> boundaries. Short practice: If AB7 passes the pattern, may it access teacher-only material?</w:t>
-      </w:r>
-    </w:p>
-    <w:p>
-      <w:pPr>
-        <w:spacing w:line="336" w:lineRule="auto" w:after="180"/>
-      </w:pPr>
-      <w:r>
-        <w:rPr>
-          <w:b w:val="0"/>
-        </w:rPr>
-        <w:t xml:space="preserve">Point to the relevant step in the picture, then write the changed result and the rule or </w:t>
-      </w:r>
-      <w:r>
-        <w:rPr>
-          <w:b/>
-        </w:rPr>
-        <w:t>evidence</w:t>
-      </w:r>
-      <w:r>
-        <w:rPr>
-          <w:b w:val="0"/>
-        </w:rPr>
-        <w:t xml:space="preserve"> that supports it.. Return to this week and explain what you changed.</w:t>
-      </w:r>
-    </w:p>
-    <w:p>
-      <w:pPr>
-        <w:spacing w:line="336" w:lineRule="auto" w:after="180"/>
-      </w:pPr>
-      <w:r>
-        <w:rPr>
-          <w:b w:val="0"/>
-        </w:rPr>
-        <w:t xml:space="preserve">Review Privacy by Design (ai-3/28). Goal: Explain the </w:t>
-      </w:r>
-      <w:r>
-        <w:rPr>
-          <w:b/>
-        </w:rPr>
-        <w:t>mechanism</w:t>
-      </w:r>
-      <w:r>
-        <w:rPr>
-          <w:b w:val="0"/>
-        </w:rPr>
-        <w:t xml:space="preserve"> and terminology of data retention and deletion. Short practice: Which IDs and locations must appear in the deletion </w:t>
-      </w:r>
-      <w:r>
-        <w:rPr>
-          <w:b/>
-        </w:rPr>
-        <w:t>evidence</w:t>
-      </w:r>
-      <w:r>
-        <w:rPr>
-          <w:b w:val="0"/>
-        </w:rPr>
-        <w:t>?</w:t>
-      </w:r>
-    </w:p>
-    <w:p>
-      <w:pPr>
-        <w:spacing w:line="336" w:lineRule="auto" w:after="180"/>
-      </w:pPr>
-      <w:r>
-        <w:rPr>
-          <w:b w:val="0"/>
-        </w:rPr>
-        <w:t xml:space="preserve">Point to the relevant step in the picture, then write the changed result and the rule or </w:t>
-      </w:r>
-      <w:r>
-        <w:rPr>
-          <w:b/>
-        </w:rPr>
-        <w:t>evidence</w:t>
-      </w:r>
-      <w:r>
-        <w:rPr>
-          <w:b w:val="0"/>
-        </w:rPr>
-        <w:t xml:space="preserve"> that supports it.. Return to this week and explain what you changed.</w:t>
-      </w:r>
-    </w:p>
-    <w:p>
-      <w:pPr>
-        <w:pStyle w:val="Heading3"/>
-      </w:pPr>
-      <w:r>
         <w:t>Keep your completed work</w:t>
       </w:r>
     </w:p>
     <w:p>
       <w:pPr>
-        <w:spacing w:line="336" w:lineRule="auto" w:after="180"/>
-      </w:pPr>
-      <w:r>
-        <w:rPr>
-          <w:b w:val="0"/>
-        </w:rPr>
-        <w:t xml:space="preserve">Use Download completed work in the hosted lesson to export your answers, reflections, practice feedback and code-run </w:t>
-      </w:r>
-      <w:r>
-        <w:rPr>
-          <w:b/>
-        </w:rPr>
-        <w:t>evidence</w:t>
-      </w:r>
-      <w:r>
-        <w:rPr>
-          <w:b w:val="0"/>
-        </w:rPr>
-        <w:t>. Open the HTML copy to read or print it.</w:t>
-      </w:r>
-    </w:p>
-    <w:p>
-      <w:pPr>
-        <w:spacing w:line="336" w:lineRule="auto" w:after="180"/>
-      </w:pPr>
-      <w:r>
-        <w:rPr>
-          <w:b w:val="0"/>
-        </w:rPr>
-        <w:t>Drafts stay in this browser when storage is available; clear drafts on a shared device.</w:t>
-      </w:r>
-    </w:p>
-    <w:p>
-      <w:pPr>
-        <w:pStyle w:val="Heading3"/>
-      </w:pPr>
-      <w:r>
-        <w:t>What I repaired, the evidence I kept and the next test</w:t>
-      </w:r>
-    </w:p>
-    <w:p>
-      <w:r>
-        <w:t>________________________________________________________________</w:t>
-      </w:r>
-    </w:p>
-    <w:p>
-      <w:r>
-        <w:t>________________________________________________________________</w:t>
-      </w:r>
-    </w:p>
-    <w:p>
-      <w:r>
-        <w:t>________________________________________________________________</w:t>
-      </w:r>
-    </w:p>
-    <w:p>
-      <w:r>
-        <w:t>________________________________________________________________</w:t>
-      </w:r>
-    </w:p>
-    <w:p>
-      <w:r>
-        <w:t>________________________________________________________________</w:t>
-      </w:r>
-    </w:p>
-    <w:p>
-      <w:pPr>
         <w:pStyle w:val="Heading1"/>
       </w:pPr>
       <w:r>
-        <w:t>21. Visual concept journey</w:t>
-      </w:r>
-    </w:p>
-    <w:p>
-      <w:r>
-        <w:t>Explain each Capstone Build picture from its labels, then record a relevant limit.</w:t>
-      </w:r>
-    </w:p>
-    <w:p>
-      <w:pPr>
-        <w:pStyle w:val="Heading3"/>
+        <w:t>21. Reference · Six-picture response sheets</w:t>
+      </w:r>
+    </w:p>
+    <w:p>
+      <w:r>
+        <w:t>Choose the image that helps rather than repeating all six.</w:t>
+      </w:r>
+    </w:p>
+    <w:p>
+      <w:pPr>
+        <w:pStyle w:val="Heading2"/>
       </w:pPr>
       <w:r>
         <w:t>01. Capstone Build: the case</w:t>
@@ -2763,7 +2789,6 @@
     <w:p>
       <w:pPr>
         <w:spacing w:line="336" w:lineRule="auto" w:after="180"/>
-        <w:shd w:fill="F5F1FB"/>
       </w:pPr>
       <w:r>
         <w:rPr>
@@ -2802,7 +2827,7 @@
     </w:p>
     <w:p>
       <w:pPr>
-        <w:pStyle w:val="Heading3"/>
+        <w:pStyle w:val="Heading2"/>
       </w:pPr>
       <w:r>
         <w:t>02. Follow the deciding steps</w:t>
@@ -2882,7 +2907,6 @@
     <w:p>
       <w:pPr>
         <w:spacing w:line="336" w:lineRule="auto" w:after="180"/>
-        <w:shd w:fill="F5F1FB"/>
       </w:pPr>
       <w:r>
         <w:rPr>
@@ -2933,7 +2957,7 @@
     </w:p>
     <w:p>
       <w:pPr>
-        <w:pStyle w:val="Heading3"/>
+        <w:pStyle w:val="Heading2"/>
       </w:pPr>
       <w:r>
         <w:t>03. Capstone grounded assistant — evidence trace</w:t>
@@ -3023,7 +3047,6 @@
     <w:p>
       <w:pPr>
         <w:spacing w:line="336" w:lineRule="auto" w:after="180"/>
-        <w:shd w:fill="F5F1FB"/>
       </w:pPr>
       <w:r>
         <w:rPr>
@@ -3062,7 +3085,7 @@
     </w:p>
     <w:p>
       <w:pPr>
-        <w:pStyle w:val="Heading3"/>
+        <w:pStyle w:val="Heading2"/>
       </w:pPr>
       <w:r>
         <w:t>04. Change one thing. Trace what follows.</w:t>
@@ -3129,7 +3152,6 @@
     <w:p>
       <w:pPr>
         <w:spacing w:line="336" w:lineRule="auto" w:after="180"/>
-        <w:shd w:fill="F5F1FB"/>
       </w:pPr>
       <w:r>
         <w:rPr>
@@ -3168,7 +3190,7 @@
     </w:p>
     <w:p>
       <w:pPr>
-        <w:pStyle w:val="Heading3"/>
+        <w:pStyle w:val="Heading2"/>
       </w:pPr>
       <w:r>
         <w:t>05. Connect the explanation to its limit</w:t>
@@ -3270,7 +3292,6 @@
     <w:p>
       <w:pPr>
         <w:spacing w:line="336" w:lineRule="auto" w:after="180"/>
-        <w:shd w:fill="F5F1FB"/>
       </w:pPr>
       <w:r>
         <w:rPr>
@@ -3309,7 +3330,7 @@
     </w:p>
     <w:p>
       <w:pPr>
-        <w:pStyle w:val="Heading3"/>
+        <w:pStyle w:val="Heading2"/>
       </w:pPr>
       <w:r>
         <w:t>06. Make the idea visible in your project</w:t>
@@ -3423,7 +3444,6 @@
     <w:p>
       <w:pPr>
         <w:spacing w:line="336" w:lineRule="auto" w:after="180"/>
-        <w:shd w:fill="F5F1FB"/>
       </w:pPr>
       <w:r>
         <w:rPr>
@@ -3470,6 +3490,62 @@
     <w:p>
       <w:r>
         <w:t>________________________________________________________________</w:t>
+      </w:r>
+    </w:p>
+    <w:p>
+      <w:pPr>
+        <w:pStyle w:val="Heading2"/>
+      </w:pPr>
+      <w:r>
+        <w:t>Earlier wording, alternatives and picture transcripts · reference / check after trying</w:t>
+      </w:r>
+    </w:p>
+    <w:p>
+      <w:pPr>
+        <w:pStyle w:val="Heading3"/>
+      </w:pPr>
+      <w:r>
+        <w:t>01. Capstone Build: the case</w:t>
+      </w:r>
+    </w:p>
+    <w:p>
+      <w:pPr>
+        <w:pStyle w:val="Heading3"/>
+      </w:pPr>
+      <w:r>
+        <w:t>02. Follow the deciding steps</w:t>
+      </w:r>
+    </w:p>
+    <w:p>
+      <w:pPr>
+        <w:pStyle w:val="Heading3"/>
+      </w:pPr>
+      <w:r>
+        <w:t>03. Capstone grounded assistant — evidence trace</w:t>
+      </w:r>
+    </w:p>
+    <w:p>
+      <w:pPr>
+        <w:pStyle w:val="Heading3"/>
+      </w:pPr>
+      <w:r>
+        <w:t>04. Change one thing. Trace what follows.</w:t>
+      </w:r>
+    </w:p>
+    <w:p>
+      <w:pPr>
+        <w:pStyle w:val="Heading3"/>
+      </w:pPr>
+      <w:r>
+        <w:t>05. Connect the explanation to its limit</w:t>
+      </w:r>
+    </w:p>
+    <w:p>
+      <w:pPr>
+        <w:pStyle w:val="Heading3"/>
+      </w:pPr>
+      <w:r>
+        <w:t>06. Make the idea visible in your project</w:t>
       </w:r>
     </w:p>
     <w:sectPr>
